--- a/doc/Manuele Utente.docx
+++ b/doc/Manuele Utente.docx
@@ -12,12 +12,10 @@
         <w:pStyle w:val="Titolo"/>
       </w:pPr>
       <w:bookmarkStart w:id="0" w:name="_Toc232014360"/>
-      <w:proofErr w:type="spellStart"/>
       <w:r>
         <w:t>BariGo</w:t>
       </w:r>
       <w:bookmarkEnd w:id="0"/>
-      <w:proofErr w:type="spellEnd"/>
     </w:p>
     <w:p>
       <w:pPr>
@@ -397,6 +395,13 @@
     </w:p>
     <w:sdt>
       <w:sdtPr>
+        <w:rPr>
+          <w:rFonts w:ascii="Avenir Book" w:eastAsiaTheme="minorHAnsi" w:hAnsi="Avenir Book" w:cstheme="minorBidi"/>
+          <w:color w:val="auto"/>
+          <w:sz w:val="24"/>
+          <w:szCs w:val="24"/>
+          <w:lang w:eastAsia="en-US"/>
+        </w:rPr>
         <w:id w:val="-761687277"/>
         <w:docPartObj>
           <w:docPartGallery w:val="Table of Contents"/>
@@ -405,13 +410,8 @@
       </w:sdtPr>
       <w:sdtEndPr>
         <w:rPr>
-          <w:rFonts w:ascii="Avenir Book" w:eastAsiaTheme="minorHAnsi" w:hAnsi="Avenir Book" w:cstheme="minorBidi"/>
           <w:b/>
           <w:bCs/>
-          <w:color w:val="auto"/>
-          <w:sz w:val="24"/>
-          <w:szCs w:val="24"/>
-          <w:lang w:eastAsia="en-US"/>
         </w:rPr>
       </w:sdtEndPr>
       <w:sdtContent>
@@ -1545,13 +1545,8 @@
       <w:bookmarkEnd w:id="3"/>
     </w:p>
     <w:p>
-      <w:proofErr w:type="spellStart"/>
-      <w:r>
-        <w:t>BariGo</w:t>
-      </w:r>
-      <w:proofErr w:type="spellEnd"/>
-      <w:r>
-        <w:t xml:space="preserve"> è un videogioco educativo (Serious Game) in formato RPG 2D con visuale dall'alto, sviluppato con Godot Engine, che trasforma la città di Bari in un'avventura culturale interattiva. Invece di leggere una guida o seguire una lezione tradizionale, il giocatore esplora una ricostruzione stilizzata della città, incontra i suoi protagonisti e ne scopre i segreti attraverso missioni e minigiochi.</w:t>
+      <w:r>
+        <w:t>BariGo è un videogioco educativo (Serious Game) in formato RPG 2D con visuale dall'alto, sviluppato con Godot Engine, che trasforma la città di Bari in un'avventura culturale interattiva. Invece di leggere una guida o seguire una lezione tradizionale, il giocatore esplora una ricostruzione stilizzata della città, incontra i suoi protagonisti e ne scopre i segreti attraverso missioni e minigiochi.</w:t>
       </w:r>
     </w:p>
     <w:p>
@@ -1602,13 +1597,8 @@
       <w:bookmarkEnd w:id="4"/>
     </w:p>
     <w:p>
-      <w:proofErr w:type="spellStart"/>
-      <w:r>
-        <w:t>BariGo</w:t>
-      </w:r>
-      <w:proofErr w:type="spellEnd"/>
-      <w:r>
-        <w:t xml:space="preserve"> si propone di raggiungere i seguenti obiettivi formativi e ludici:</w:t>
+      <w:r>
+        <w:t>BariGo si propone di raggiungere i seguenti obiettivi formativi e ludici:</w:t>
       </w:r>
     </w:p>
     <w:p>
@@ -1713,13 +1703,8 @@
       <w:bookmarkEnd w:id="5"/>
     </w:p>
     <w:p>
-      <w:proofErr w:type="spellStart"/>
-      <w:r>
-        <w:t>BariGo</w:t>
-      </w:r>
-      <w:proofErr w:type="spellEnd"/>
-      <w:r>
-        <w:t xml:space="preserve"> è sviluppato con </w:t>
+      <w:r>
+        <w:t xml:space="preserve">BariGo è sviluppato con </w:t>
       </w:r>
       <w:r>
         <w:rPr>
@@ -1782,7 +1767,6 @@
                 <w:lang w:val="en-GB"/>
               </w:rPr>
             </w:pPr>
-            <w:proofErr w:type="spellStart"/>
             <w:r>
               <w:rPr>
                 <w:b/>
@@ -1791,7 +1775,6 @@
               </w:rPr>
               <w:t>Componente</w:t>
             </w:r>
-            <w:proofErr w:type="spellEnd"/>
           </w:p>
         </w:tc>
         <w:tc>
@@ -1808,34 +1791,14 @@
                 <w:lang w:val="en-GB"/>
               </w:rPr>
             </w:pPr>
-            <w:proofErr w:type="spellStart"/>
             <w:r>
               <w:rPr>
                 <w:b/>
                 <w:bCs/>
                 <w:lang w:val="en-GB"/>
               </w:rPr>
-              <w:t>Requisiti</w:t>
-            </w:r>
-            <w:proofErr w:type="spellEnd"/>
-            <w:r>
-              <w:rPr>
-                <w:b/>
-                <w:bCs/>
-                <w:lang w:val="en-GB"/>
-              </w:rPr>
-              <w:t xml:space="preserve"> </w:t>
-            </w:r>
-            <w:proofErr w:type="spellStart"/>
-            <w:r>
-              <w:rPr>
-                <w:b/>
-                <w:bCs/>
-                <w:lang w:val="en-GB"/>
-              </w:rPr>
-              <w:t>Minimi</w:t>
-            </w:r>
-            <w:proofErr w:type="spellEnd"/>
+              <w:t>Requisiti Minimi</w:t>
+            </w:r>
           </w:p>
         </w:tc>
         <w:tc>
@@ -1852,34 +1815,14 @@
                 <w:lang w:val="en-GB"/>
               </w:rPr>
             </w:pPr>
-            <w:proofErr w:type="spellStart"/>
             <w:r>
               <w:rPr>
                 <w:b/>
                 <w:bCs/>
                 <w:lang w:val="en-GB"/>
               </w:rPr>
-              <w:t>Requisiti</w:t>
-            </w:r>
-            <w:proofErr w:type="spellEnd"/>
-            <w:r>
-              <w:rPr>
-                <w:b/>
-                <w:bCs/>
-                <w:lang w:val="en-GB"/>
-              </w:rPr>
-              <w:t xml:space="preserve"> </w:t>
-            </w:r>
-            <w:proofErr w:type="spellStart"/>
-            <w:r>
-              <w:rPr>
-                <w:b/>
-                <w:bCs/>
-                <w:lang w:val="en-GB"/>
-              </w:rPr>
-              <w:t>Consigliati</w:t>
-            </w:r>
-            <w:proofErr w:type="spellEnd"/>
+              <w:t>Requisiti Consigliati</w:t>
+            </w:r>
           </w:p>
         </w:tc>
       </w:tr>
@@ -2017,41 +1960,13 @@
                 <w:lang w:val="en-GB"/>
               </w:rPr>
             </w:pPr>
-            <w:proofErr w:type="spellStart"/>
             <w:r>
               <w:rPr>
                 <w:b/>
                 <w:bCs/>
                 <w:lang w:val="en-GB"/>
               </w:rPr>
-              <w:t>Spazio</w:t>
-            </w:r>
-            <w:proofErr w:type="spellEnd"/>
-            <w:r>
-              <w:rPr>
-                <w:b/>
-                <w:bCs/>
-                <w:lang w:val="en-GB"/>
-              </w:rPr>
-              <w:t xml:space="preserve"> </w:t>
-            </w:r>
-            <w:proofErr w:type="spellStart"/>
-            <w:r>
-              <w:rPr>
-                <w:b/>
-                <w:bCs/>
-                <w:lang w:val="en-GB"/>
-              </w:rPr>
-              <w:t>su</w:t>
-            </w:r>
-            <w:proofErr w:type="spellEnd"/>
-            <w:r>
-              <w:rPr>
-                <w:b/>
-                <w:bCs/>
-                <w:lang w:val="en-GB"/>
-              </w:rPr>
-              <w:t xml:space="preserve"> disco</w:t>
+              <w:t>Spazio su disco</w:t>
             </w:r>
           </w:p>
         </w:tc>
@@ -2071,16 +1986,8 @@
               <w:rPr>
                 <w:lang w:val="en-GB"/>
               </w:rPr>
-              <w:t xml:space="preserve">300 MB </w:t>
-            </w:r>
-            <w:proofErr w:type="spellStart"/>
-            <w:r>
-              <w:rPr>
-                <w:lang w:val="en-GB"/>
-              </w:rPr>
-              <w:t>liberi</w:t>
-            </w:r>
-            <w:proofErr w:type="spellEnd"/>
+              <w:t>300 MB liberi</w:t>
+            </w:r>
           </w:p>
         </w:tc>
         <w:tc>
@@ -2099,16 +2006,8 @@
               <w:rPr>
                 <w:lang w:val="en-GB"/>
               </w:rPr>
-              <w:t xml:space="preserve">500 MB </w:t>
-            </w:r>
-            <w:proofErr w:type="spellStart"/>
-            <w:r>
-              <w:rPr>
-                <w:lang w:val="en-GB"/>
-              </w:rPr>
-              <w:t>liberi</w:t>
-            </w:r>
-            <w:proofErr w:type="spellEnd"/>
+              <w:t>500 MB liberi</w:t>
+            </w:r>
           </w:p>
         </w:tc>
       </w:tr>
@@ -2178,59 +2077,13 @@
           <w:lang w:val="en-GB"/>
         </w:rPr>
       </w:pPr>
-      <w:proofErr w:type="spellStart"/>
       <w:r>
         <w:rPr>
           <w:b/>
           <w:bCs/>
           <w:lang w:val="en-GB"/>
         </w:rPr>
-        <w:t>Sistemi</w:t>
-      </w:r>
-      <w:proofErr w:type="spellEnd"/>
-      <w:r>
-        <w:rPr>
-          <w:b/>
-          <w:bCs/>
-          <w:lang w:val="en-GB"/>
-        </w:rPr>
-        <w:t xml:space="preserve"> </w:t>
-      </w:r>
-      <w:proofErr w:type="spellStart"/>
-      <w:r>
-        <w:rPr>
-          <w:b/>
-          <w:bCs/>
-          <w:lang w:val="en-GB"/>
-        </w:rPr>
-        <w:t>operativi</w:t>
-      </w:r>
-      <w:proofErr w:type="spellEnd"/>
-      <w:r>
-        <w:rPr>
-          <w:b/>
-          <w:bCs/>
-          <w:lang w:val="en-GB"/>
-        </w:rPr>
-        <w:t xml:space="preserve"> </w:t>
-      </w:r>
-      <w:proofErr w:type="spellStart"/>
-      <w:r>
-        <w:rPr>
-          <w:b/>
-          <w:bCs/>
-          <w:lang w:val="en-GB"/>
-        </w:rPr>
-        <w:t>supportati</w:t>
-      </w:r>
-      <w:proofErr w:type="spellEnd"/>
-      <w:r>
-        <w:rPr>
-          <w:b/>
-          <w:bCs/>
-          <w:lang w:val="en-GB"/>
-        </w:rPr>
-        <w:t>:</w:t>
+        <w:t>Sistemi operativi supportati:</w:t>
       </w:r>
     </w:p>
     <w:p>
@@ -2264,21 +2117,7 @@
         <w:rPr>
           <w:lang w:val="en-GB"/>
         </w:rPr>
-        <w:t xml:space="preserve">macOS 10.15 (Catalina) o </w:t>
-      </w:r>
-      <w:proofErr w:type="spellStart"/>
-      <w:r>
-        <w:rPr>
-          <w:lang w:val="en-GB"/>
-        </w:rPr>
-        <w:t>versioni</w:t>
-      </w:r>
-      <w:proofErr w:type="spellEnd"/>
-      <w:r>
-        <w:rPr>
-          <w:lang w:val="en-GB"/>
-        </w:rPr>
-        <w:t xml:space="preserve"> successive</w:t>
+        <w:t>macOS 10.15 (Catalina) o versioni successive</w:t>
       </w:r>
     </w:p>
     <w:p>
@@ -2290,6 +2129,26 @@
       </w:pPr>
       <w:r>
         <w:t>Linux (distribuzioni principali con supporto X11)</w:t>
+      </w:r>
+    </w:p>
+    <w:p>
+      <w:pPr>
+        <w:numPr>
+          <w:ilvl w:val="0"/>
+          <w:numId w:val="15"/>
+        </w:numPr>
+      </w:pPr>
+      <w:r>
+        <w:t xml:space="preserve">Browser (Chrome, Firefox, Edge aggiornati) </w:t>
+      </w:r>
+      <w:r>
+        <w:t>–</w:t>
+      </w:r>
+      <w:r>
+        <w:t xml:space="preserve"> ne</w:t>
+      </w:r>
+      <w:r>
+        <w:t>ssuna installazione richiesta</w:t>
       </w:r>
     </w:p>
     <w:p>
@@ -2516,16 +2375,11 @@
     </w:p>
     <w:p>
       <w:r>
-        <w:t>Una volta estratto il pacchetto, fare doppio clic sull'icona "</w:t>
-      </w:r>
-      <w:proofErr w:type="spellStart"/>
-      <w:r>
-        <w:t>BariG</w:t>
+        <w:t>Una volta estratto il pacchetto, fare doppio clic sull'icona "BariG</w:t>
       </w:r>
       <w:r>
         <w:t>o</w:t>
       </w:r>
-      <w:proofErr w:type="spellEnd"/>
       <w:r>
         <w:t>" all'interno della cartella</w:t>
       </w:r>
@@ -2660,15 +2514,7 @@
         <w:t>Inizia:</w:t>
       </w:r>
       <w:r>
-        <w:t xml:space="preserve"> Avvia la partita, portando l'utente al </w:t>
-      </w:r>
-      <w:proofErr w:type="spellStart"/>
-      <w:r>
-        <w:t>menù</w:t>
-      </w:r>
-      <w:proofErr w:type="spellEnd"/>
-      <w:r>
-        <w:t xml:space="preserve"> di selezione o all'inizio dell'avventura.</w:t>
+        <w:t xml:space="preserve"> Avvia la partita, portando l'utente al menù di selezione o all'inizio dell'avventura.</w:t>
       </w:r>
     </w:p>
     <w:p>
@@ -2947,15 +2793,7 @@
         <w:t xml:space="preserve">Una volta </w:t>
       </w:r>
       <w:r>
-        <w:t>premuto il bottone “</w:t>
-      </w:r>
-      <w:proofErr w:type="gramStart"/>
-      <w:r>
-        <w:t>inizia”(</w:t>
-      </w:r>
-      <w:proofErr w:type="gramEnd"/>
-      <w:r>
-        <w:t xml:space="preserve">immagine </w:t>
+        <w:t xml:space="preserve">premuto il bottone “inizia”(immagine </w:t>
       </w:r>
       <w:r>
         <w:t>3</w:t>
@@ -3009,14 +2847,7 @@
           <w:b/>
           <w:bCs/>
         </w:rPr>
-        <w:t xml:space="preserve"> </w:t>
-      </w:r>
-      <w:r>
-        <w:rPr>
-          <w:b/>
-          <w:bCs/>
-        </w:rPr>
-        <w:t>Avatar:</w:t>
+        <w:t xml:space="preserve"> Avatar:</w:t>
       </w:r>
       <w:r>
         <w:t xml:space="preserve"> Rappresenta il personaggio guidato dal giocatore.</w:t>
@@ -3171,21 +3002,7 @@
         <w:rPr>
           <w:rStyle w:val="Titolo2Carattere"/>
         </w:rPr>
-        <w:t xml:space="preserve">Dialogo </w:t>
-      </w:r>
-      <w:proofErr w:type="spellStart"/>
-      <w:r>
-        <w:rPr>
-          <w:rStyle w:val="Titolo2Carattere"/>
-        </w:rPr>
-        <w:t>pre</w:t>
-      </w:r>
-      <w:proofErr w:type="spellEnd"/>
-      <w:r>
-        <w:rPr>
-          <w:rStyle w:val="Titolo2Carattere"/>
-        </w:rPr>
-        <w:t>-minigioco</w:t>
+        <w:t>Dialogo pre-minigioco</w:t>
       </w:r>
       <w:bookmarkEnd w:id="13"/>
       <w:r>
@@ -3279,53 +3096,38 @@
           <w:b/>
           <w:bCs/>
         </w:rPr>
-        <w:t>NPC Narratore</w:t>
+        <w:t>NPC Narratore:</w:t>
+      </w:r>
+      <w:r>
+        <w:t xml:space="preserve"> </w:t>
+      </w:r>
+      <w:r>
+        <w:t xml:space="preserve">Personaggio </w:t>
+      </w:r>
+      <w:r>
+        <w:t>non giocabile, racconta la storia del teatro e ti permette di avviare il minigioco inerente;</w:t>
+      </w:r>
+    </w:p>
+    <w:p>
+      <w:r>
+        <w:t xml:space="preserve">2. </w:t>
       </w:r>
       <w:r>
         <w:rPr>
           <w:b/>
           <w:bCs/>
         </w:rPr>
-        <w:t>:</w:t>
-      </w:r>
-      <w:r>
-        <w:t xml:space="preserve"> </w:t>
-      </w:r>
-      <w:r>
-        <w:t xml:space="preserve">Personaggio </w:t>
-      </w:r>
-      <w:r>
-        <w:t>non giocabile, racconta la storia del teatro e ti permette di avviare il minigioco inerente;</w:t>
-      </w:r>
-    </w:p>
-    <w:p>
-      <w:r>
-        <w:t xml:space="preserve">2. </w:t>
+        <w:t xml:space="preserve">Blocco </w:t>
       </w:r>
       <w:r>
         <w:rPr>
           <w:b/>
           <w:bCs/>
         </w:rPr>
-        <w:t xml:space="preserve">Blocco </w:t>
-      </w:r>
-      <w:r>
-        <w:rPr>
-          <w:b/>
-          <w:bCs/>
-        </w:rPr>
         <w:t xml:space="preserve">Dialogo: </w:t>
       </w:r>
       <w:r>
-        <w:t xml:space="preserve">trascrizione testuale del dialogo con </w:t>
-      </w:r>
-      <w:proofErr w:type="spellStart"/>
-      <w:r>
-        <w:t>portrait</w:t>
-      </w:r>
-      <w:proofErr w:type="spellEnd"/>
-      <w:r>
-        <w:t xml:space="preserve"> dell’NPC;</w:t>
+        <w:t>trascrizione testuale del dialogo con portrait dell’NPC;</w:t>
       </w:r>
     </w:p>
     <w:p>
@@ -3434,14 +3236,7 @@
           <w:b/>
           <w:bCs/>
         </w:rPr>
-        <w:t>Ambientazione</w:t>
-      </w:r>
-      <w:r>
-        <w:rPr>
-          <w:b/>
-          <w:bCs/>
-        </w:rPr>
-        <w:t>:</w:t>
+        <w:t>Ambientazione:</w:t>
       </w:r>
       <w:r>
         <w:t xml:space="preserve"> </w:t>
@@ -3470,39 +3265,25 @@
           <w:b/>
           <w:bCs/>
         </w:rPr>
-        <w:t>Testo completament</w:t>
+        <w:t>Testo completamento:</w:t>
+      </w:r>
+      <w:r>
+        <w:t xml:space="preserve"> </w:t>
+      </w:r>
+      <w:r>
+        <w:t>Messaggio informativo che conferma il raggiungimento dell'obiettivo</w:t>
+      </w:r>
+    </w:p>
+    <w:p>
+      <w:r>
+        <w:t xml:space="preserve">3. </w:t>
       </w:r>
       <w:r>
         <w:rPr>
           <w:b/>
           <w:bCs/>
         </w:rPr>
-        <w:t>o:</w:t>
-      </w:r>
-      <w:r>
-        <w:t xml:space="preserve"> </w:t>
-      </w:r>
-      <w:r>
-        <w:t>Messaggio informativo che conferma il raggiungimento dell'obiettivo</w:t>
-      </w:r>
-    </w:p>
-    <w:p>
-      <w:r>
-        <w:t xml:space="preserve">3. </w:t>
-      </w:r>
-      <w:r>
-        <w:rPr>
-          <w:b/>
-          <w:bCs/>
-        </w:rPr>
-        <w:t>Bandierina</w:t>
-      </w:r>
-      <w:r>
-        <w:rPr>
-          <w:b/>
-          <w:bCs/>
-        </w:rPr>
-        <w:t>:</w:t>
+        <w:t>Bandierina:</w:t>
       </w:r>
       <w:r>
         <w:t xml:space="preserve"> </w:t>
@@ -3700,11 +3481,9 @@
     <w:r>
       <w:fldChar w:fldCharType="end"/>
     </w:r>
-    <w:proofErr w:type="spellStart"/>
     <w:r>
       <w:t>BariGO</w:t>
     </w:r>
-    <w:proofErr w:type="spellEnd"/>
     <w:r>
       <w:t xml:space="preserve"> – PPM </w:t>
     </w:r>
@@ -3802,14 +3581,12 @@
                               <w:rFonts w:ascii="Garamond" w:hAnsi="Garamond"/>
                             </w:rPr>
                           </w:pPr>
-                          <w:proofErr w:type="spellStart"/>
                           <w:r>
                             <w:rPr>
                               <w:rFonts w:ascii="Garamond" w:hAnsi="Garamond"/>
                             </w:rPr>
                             <w:t>CdS</w:t>
                           </w:r>
-                          <w:proofErr w:type="spellEnd"/>
                           <w:r>
                             <w:rPr>
                               <w:rFonts w:ascii="Garamond" w:hAnsi="Garamond"/>
@@ -3891,14 +3668,12 @@
                         <w:rFonts w:ascii="Garamond" w:hAnsi="Garamond"/>
                       </w:rPr>
                     </w:pPr>
-                    <w:proofErr w:type="spellStart"/>
                     <w:r>
                       <w:rPr>
                         <w:rFonts w:ascii="Garamond" w:hAnsi="Garamond"/>
                       </w:rPr>
                       <w:t>CdS</w:t>
                     </w:r>
-                    <w:proofErr w:type="spellEnd"/>
                     <w:r>
                       <w:rPr>
                         <w:rFonts w:ascii="Garamond" w:hAnsi="Garamond"/>
@@ -6617,6 +6392,7 @@
   <w:style w:type="character" w:default="1" w:styleId="Carpredefinitoparagrafo">
     <w:name w:val="Default Paragraph Font"/>
     <w:uiPriority w:val="1"/>
+    <w:semiHidden/>
     <w:unhideWhenUsed/>
   </w:style>
   <w:style w:type="table" w:default="1" w:styleId="Tabellanormale">

--- a/doc/Manuele Utente.docx
+++ b/doc/Manuele Utente.docx
@@ -11,11 +11,13 @@
       <w:pPr>
         <w:pStyle w:val="Titolo"/>
       </w:pPr>
-      <w:bookmarkStart w:id="0" w:name="_Toc232014360"/>
+      <w:bookmarkStart w:id="0" w:name="_Toc232089339"/>
+      <w:proofErr w:type="spellStart"/>
       <w:r>
         <w:t>BariGo</w:t>
       </w:r>
       <w:bookmarkEnd w:id="0"/>
+      <w:proofErr w:type="spellEnd"/>
     </w:p>
     <w:p>
       <w:pPr>
@@ -385,7 +387,7 @@
         <w:pStyle w:val="Titolo1"/>
       </w:pPr>
       <w:bookmarkStart w:id="1" w:name="_Toc41400375"/>
-      <w:bookmarkStart w:id="2" w:name="_Toc232014361"/>
+      <w:bookmarkStart w:id="2" w:name="_Toc232089340"/>
       <w:r>
         <w:lastRenderedPageBreak/>
         <w:t>INDICE</w:t>
@@ -446,7 +448,7 @@
           <w:r>
             <w:fldChar w:fldCharType="separate"/>
           </w:r>
-          <w:hyperlink w:anchor="_Toc232014360" w:history="1">
+          <w:hyperlink w:anchor="_Toc232089339" w:history="1">
             <w:r>
               <w:rPr>
                 <w:rStyle w:val="Collegamentoipertestuale"/>
@@ -473,7 +475,7 @@
                 <w:noProof/>
                 <w:webHidden/>
               </w:rPr>
-              <w:instrText xml:space="preserve"> PAGEREF _Toc232014360 \h </w:instrText>
+              <w:instrText xml:space="preserve"> PAGEREF _Toc232089339 \h </w:instrText>
             </w:r>
             <w:r>
               <w:rPr>
@@ -518,7 +520,7 @@
               <w14:ligatures w14:val="standardContextual"/>
             </w:rPr>
           </w:pPr>
-          <w:hyperlink w:anchor="_Toc232014361" w:history="1">
+          <w:hyperlink w:anchor="_Toc232089340" w:history="1">
             <w:r>
               <w:rPr>
                 <w:rStyle w:val="Collegamentoipertestuale"/>
@@ -545,7 +547,7 @@
                 <w:noProof/>
                 <w:webHidden/>
               </w:rPr>
-              <w:instrText xml:space="preserve"> PAGEREF _Toc232014361 \h </w:instrText>
+              <w:instrText xml:space="preserve"> PAGEREF _Toc232089340 \h </w:instrText>
             </w:r>
             <w:r>
               <w:rPr>
@@ -590,7 +592,7 @@
               <w14:ligatures w14:val="standardContextual"/>
             </w:rPr>
           </w:pPr>
-          <w:hyperlink w:anchor="_Toc232014362" w:history="1">
+          <w:hyperlink w:anchor="_Toc232089341" w:history="1">
             <w:r>
               <w:rPr>
                 <w:rStyle w:val="Collegamentoipertestuale"/>
@@ -617,7 +619,7 @@
                 <w:noProof/>
                 <w:webHidden/>
               </w:rPr>
-              <w:instrText xml:space="preserve"> PAGEREF _Toc232014362 \h </w:instrText>
+              <w:instrText xml:space="preserve"> PAGEREF _Toc232089341 \h </w:instrText>
             </w:r>
             <w:r>
               <w:rPr>
@@ -662,7 +664,7 @@
               <w14:ligatures w14:val="standardContextual"/>
             </w:rPr>
           </w:pPr>
-          <w:hyperlink w:anchor="_Toc232014363" w:history="1">
+          <w:hyperlink w:anchor="_Toc232089342" w:history="1">
             <w:r>
               <w:rPr>
                 <w:rStyle w:val="Collegamentoipertestuale"/>
@@ -689,7 +691,7 @@
                 <w:noProof/>
                 <w:webHidden/>
               </w:rPr>
-              <w:instrText xml:space="preserve"> PAGEREF _Toc232014363 \h </w:instrText>
+              <w:instrText xml:space="preserve"> PAGEREF _Toc232089342 \h </w:instrText>
             </w:r>
             <w:r>
               <w:rPr>
@@ -734,7 +736,7 @@
               <w14:ligatures w14:val="standardContextual"/>
             </w:rPr>
           </w:pPr>
-          <w:hyperlink w:anchor="_Toc232014364" w:history="1">
+          <w:hyperlink w:anchor="_Toc232089343" w:history="1">
             <w:r>
               <w:rPr>
                 <w:rStyle w:val="Collegamentoipertestuale"/>
@@ -761,7 +763,7 @@
                 <w:noProof/>
                 <w:webHidden/>
               </w:rPr>
-              <w:instrText xml:space="preserve"> PAGEREF _Toc232014364 \h </w:instrText>
+              <w:instrText xml:space="preserve"> PAGEREF _Toc232089343 \h </w:instrText>
             </w:r>
             <w:r>
               <w:rPr>
@@ -806,7 +808,7 @@
               <w14:ligatures w14:val="standardContextual"/>
             </w:rPr>
           </w:pPr>
-          <w:hyperlink w:anchor="_Toc232014365" w:history="1">
+          <w:hyperlink w:anchor="_Toc232089344" w:history="1">
             <w:r>
               <w:rPr>
                 <w:rStyle w:val="Collegamentoipertestuale"/>
@@ -833,7 +835,7 @@
                 <w:noProof/>
                 <w:webHidden/>
               </w:rPr>
-              <w:instrText xml:space="preserve"> PAGEREF _Toc232014365 \h </w:instrText>
+              <w:instrText xml:space="preserve"> PAGEREF _Toc232089344 \h </w:instrText>
             </w:r>
             <w:r>
               <w:rPr>
@@ -878,7 +880,7 @@
               <w14:ligatures w14:val="standardContextual"/>
             </w:rPr>
           </w:pPr>
-          <w:hyperlink w:anchor="_Toc232014366" w:history="1">
+          <w:hyperlink w:anchor="_Toc232089345" w:history="1">
             <w:r>
               <w:rPr>
                 <w:rStyle w:val="Collegamentoipertestuale"/>
@@ -905,7 +907,7 @@
                 <w:noProof/>
                 <w:webHidden/>
               </w:rPr>
-              <w:instrText xml:space="preserve"> PAGEREF _Toc232014366 \h </w:instrText>
+              <w:instrText xml:space="preserve"> PAGEREF _Toc232089345 \h </w:instrText>
             </w:r>
             <w:r>
               <w:rPr>
@@ -950,7 +952,7 @@
               <w14:ligatures w14:val="standardContextual"/>
             </w:rPr>
           </w:pPr>
-          <w:hyperlink w:anchor="_Toc232014367" w:history="1">
+          <w:hyperlink w:anchor="_Toc232089346" w:history="1">
             <w:r>
               <w:rPr>
                 <w:rStyle w:val="Collegamentoipertestuale"/>
@@ -977,7 +979,7 @@
                 <w:noProof/>
                 <w:webHidden/>
               </w:rPr>
-              <w:instrText xml:space="preserve"> PAGEREF _Toc232014367 \h </w:instrText>
+              <w:instrText xml:space="preserve"> PAGEREF _Toc232089346 \h </w:instrText>
             </w:r>
             <w:r>
               <w:rPr>
@@ -1022,7 +1024,7 @@
               <w14:ligatures w14:val="standardContextual"/>
             </w:rPr>
           </w:pPr>
-          <w:hyperlink w:anchor="_Toc232014368" w:history="1">
+          <w:hyperlink w:anchor="_Toc232089347" w:history="1">
             <w:r>
               <w:rPr>
                 <w:rStyle w:val="Collegamentoipertestuale"/>
@@ -1049,7 +1051,7 @@
                 <w:noProof/>
                 <w:webHidden/>
               </w:rPr>
-              <w:instrText xml:space="preserve"> PAGEREF _Toc232014368 \h </w:instrText>
+              <w:instrText xml:space="preserve"> PAGEREF _Toc232089347 \h </w:instrText>
             </w:r>
             <w:r>
               <w:rPr>
@@ -1094,7 +1096,7 @@
               <w14:ligatures w14:val="standardContextual"/>
             </w:rPr>
           </w:pPr>
-          <w:hyperlink w:anchor="_Toc232014369" w:history="1">
+          <w:hyperlink w:anchor="_Toc232089348" w:history="1">
             <w:r>
               <w:rPr>
                 <w:rStyle w:val="Collegamentoipertestuale"/>
@@ -1121,7 +1123,7 @@
                 <w:noProof/>
                 <w:webHidden/>
               </w:rPr>
-              <w:instrText xml:space="preserve"> PAGEREF _Toc232014369 \h </w:instrText>
+              <w:instrText xml:space="preserve"> PAGEREF _Toc232089348 \h </w:instrText>
             </w:r>
             <w:r>
               <w:rPr>
@@ -1166,7 +1168,7 @@
               <w14:ligatures w14:val="standardContextual"/>
             </w:rPr>
           </w:pPr>
-          <w:hyperlink w:anchor="_Toc232014370" w:history="1">
+          <w:hyperlink w:anchor="_Toc232089349" w:history="1">
             <w:r>
               <w:rPr>
                 <w:rStyle w:val="Collegamentoipertestuale"/>
@@ -1193,7 +1195,7 @@
                 <w:noProof/>
                 <w:webHidden/>
               </w:rPr>
-              <w:instrText xml:space="preserve"> PAGEREF _Toc232014370 \h </w:instrText>
+              <w:instrText xml:space="preserve"> PAGEREF _Toc232089349 \h </w:instrText>
             </w:r>
             <w:r>
               <w:rPr>
@@ -1238,7 +1240,7 @@
               <w14:ligatures w14:val="standardContextual"/>
             </w:rPr>
           </w:pPr>
-          <w:hyperlink w:anchor="_Toc232014371" w:history="1">
+          <w:hyperlink w:anchor="_Toc232089350" w:history="1">
             <w:r>
               <w:rPr>
                 <w:rStyle w:val="Collegamentoipertestuale"/>
@@ -1265,7 +1267,7 @@
                 <w:noProof/>
                 <w:webHidden/>
               </w:rPr>
-              <w:instrText xml:space="preserve"> PAGEREF _Toc232014371 \h </w:instrText>
+              <w:instrText xml:space="preserve"> PAGEREF _Toc232089350 \h </w:instrText>
             </w:r>
             <w:r>
               <w:rPr>
@@ -1310,7 +1312,7 @@
               <w14:ligatures w14:val="standardContextual"/>
             </w:rPr>
           </w:pPr>
-          <w:hyperlink w:anchor="_Toc232014372" w:history="1">
+          <w:hyperlink w:anchor="_Toc232089351" w:history="1">
             <w:r>
               <w:rPr>
                 <w:rStyle w:val="Collegamentoipertestuale"/>
@@ -1337,7 +1339,7 @@
                 <w:noProof/>
                 <w:webHidden/>
               </w:rPr>
-              <w:instrText xml:space="preserve"> PAGEREF _Toc232014372 \h </w:instrText>
+              <w:instrText xml:space="preserve"> PAGEREF _Toc232089351 \h </w:instrText>
             </w:r>
             <w:r>
               <w:rPr>
@@ -1382,7 +1384,7 @@
               <w14:ligatures w14:val="standardContextual"/>
             </w:rPr>
           </w:pPr>
-          <w:hyperlink w:anchor="_Toc232014373" w:history="1">
+          <w:hyperlink w:anchor="_Toc232089352" w:history="1">
             <w:r>
               <w:rPr>
                 <w:rStyle w:val="Collegamentoipertestuale"/>
@@ -1409,7 +1411,7 @@
                 <w:noProof/>
                 <w:webHidden/>
               </w:rPr>
-              <w:instrText xml:space="preserve"> PAGEREF _Toc232014373 \h </w:instrText>
+              <w:instrText xml:space="preserve"> PAGEREF _Toc232089352 \h </w:instrText>
             </w:r>
             <w:r>
               <w:rPr>
@@ -1454,7 +1456,7 @@
               <w14:ligatures w14:val="standardContextual"/>
             </w:rPr>
           </w:pPr>
-          <w:hyperlink w:anchor="_Toc232014374" w:history="1">
+          <w:hyperlink w:anchor="_Toc232089353" w:history="1">
             <w:r>
               <w:rPr>
                 <w:rStyle w:val="Collegamentoipertestuale"/>
@@ -1481,7 +1483,7 @@
                 <w:noProof/>
                 <w:webHidden/>
               </w:rPr>
-              <w:instrText xml:space="preserve"> PAGEREF _Toc232014374 \h </w:instrText>
+              <w:instrText xml:space="preserve"> PAGEREF _Toc232089353 \h </w:instrText>
             </w:r>
             <w:r>
               <w:rPr>
@@ -1537,7 +1539,7 @@
       <w:pPr>
         <w:pStyle w:val="Titolo1"/>
       </w:pPr>
-      <w:bookmarkStart w:id="3" w:name="_Toc232014362"/>
+      <w:bookmarkStart w:id="3" w:name="_Toc232089341"/>
       <w:r>
         <w:lastRenderedPageBreak/>
         <w:t>Introduzione</w:t>
@@ -1545,8 +1547,13 @@
       <w:bookmarkEnd w:id="3"/>
     </w:p>
     <w:p>
-      <w:r>
-        <w:t>BariGo è un videogioco educativo (Serious Game) in formato RPG 2D con visuale dall'alto, sviluppato con Godot Engine, che trasforma la città di Bari in un'avventura culturale interattiva. Invece di leggere una guida o seguire una lezione tradizionale, il giocatore esplora una ricostruzione stilizzata della città, incontra i suoi protagonisti e ne scopre i segreti attraverso missioni e minigiochi.</w:t>
+      <w:proofErr w:type="spellStart"/>
+      <w:r>
+        <w:t>BariGo</w:t>
+      </w:r>
+      <w:proofErr w:type="spellEnd"/>
+      <w:r>
+        <w:t xml:space="preserve"> è un videogioco educativo (Serious Game) in formato RPG 2D con visuale dall'alto, sviluppato con Godot Engine, che trasforma la città di Bari in un'avventura culturale interattiva. Invece di leggere una guida o seguire una lezione tradizionale, il giocatore esplora una ricostruzione stilizzata della città, incontra i suoi protagonisti e ne scopre i segreti attraverso missioni e minigiochi.</w:t>
       </w:r>
     </w:p>
     <w:p>
@@ -1590,15 +1597,20 @@
       <w:pPr>
         <w:pStyle w:val="Titolo2"/>
       </w:pPr>
-      <w:bookmarkStart w:id="4" w:name="_Toc232014363"/>
+      <w:bookmarkStart w:id="4" w:name="_Toc232089342"/>
       <w:r>
         <w:t>Obiettivi</w:t>
       </w:r>
       <w:bookmarkEnd w:id="4"/>
     </w:p>
     <w:p>
-      <w:r>
-        <w:t>BariGo si propone di raggiungere i seguenti obiettivi formativi e ludici:</w:t>
+      <w:proofErr w:type="spellStart"/>
+      <w:r>
+        <w:t>BariGo</w:t>
+      </w:r>
+      <w:proofErr w:type="spellEnd"/>
+      <w:r>
+        <w:t xml:space="preserve"> si propone di raggiungere i seguenti obiettivi formativi e ludici:</w:t>
       </w:r>
     </w:p>
     <w:p>
@@ -1695,7 +1707,7 @@
       <w:pPr>
         <w:pStyle w:val="Titolo1"/>
       </w:pPr>
-      <w:bookmarkStart w:id="5" w:name="_Toc232014364"/>
+      <w:bookmarkStart w:id="5" w:name="_Toc232089343"/>
       <w:r>
         <w:lastRenderedPageBreak/>
         <w:t>Requisiti Minimi di Sistema</w:t>
@@ -1703,8 +1715,13 @@
       <w:bookmarkEnd w:id="5"/>
     </w:p>
     <w:p>
-      <w:r>
-        <w:t xml:space="preserve">BariGo è sviluppato con </w:t>
+      <w:proofErr w:type="spellStart"/>
+      <w:r>
+        <w:t>BariGo</w:t>
+      </w:r>
+      <w:proofErr w:type="spellEnd"/>
+      <w:r>
+        <w:t xml:space="preserve"> è sviluppato con </w:t>
       </w:r>
       <w:r>
         <w:rPr>
@@ -1767,6 +1784,7 @@
                 <w:lang w:val="en-GB"/>
               </w:rPr>
             </w:pPr>
+            <w:proofErr w:type="spellStart"/>
             <w:r>
               <w:rPr>
                 <w:b/>
@@ -1775,6 +1793,7 @@
               </w:rPr>
               <w:t>Componente</w:t>
             </w:r>
+            <w:proofErr w:type="spellEnd"/>
           </w:p>
         </w:tc>
         <w:tc>
@@ -1791,14 +1810,34 @@
                 <w:lang w:val="en-GB"/>
               </w:rPr>
             </w:pPr>
+            <w:proofErr w:type="spellStart"/>
             <w:r>
               <w:rPr>
                 <w:b/>
                 <w:bCs/>
                 <w:lang w:val="en-GB"/>
               </w:rPr>
-              <w:t>Requisiti Minimi</w:t>
-            </w:r>
+              <w:t>Requisiti</w:t>
+            </w:r>
+            <w:proofErr w:type="spellEnd"/>
+            <w:r>
+              <w:rPr>
+                <w:b/>
+                <w:bCs/>
+                <w:lang w:val="en-GB"/>
+              </w:rPr>
+              <w:t xml:space="preserve"> </w:t>
+            </w:r>
+            <w:proofErr w:type="spellStart"/>
+            <w:r>
+              <w:rPr>
+                <w:b/>
+                <w:bCs/>
+                <w:lang w:val="en-GB"/>
+              </w:rPr>
+              <w:t>Minimi</w:t>
+            </w:r>
+            <w:proofErr w:type="spellEnd"/>
           </w:p>
         </w:tc>
         <w:tc>
@@ -1815,14 +1854,34 @@
                 <w:lang w:val="en-GB"/>
               </w:rPr>
             </w:pPr>
+            <w:proofErr w:type="spellStart"/>
             <w:r>
               <w:rPr>
                 <w:b/>
                 <w:bCs/>
                 <w:lang w:val="en-GB"/>
               </w:rPr>
-              <w:t>Requisiti Consigliati</w:t>
-            </w:r>
+              <w:t>Requisiti</w:t>
+            </w:r>
+            <w:proofErr w:type="spellEnd"/>
+            <w:r>
+              <w:rPr>
+                <w:b/>
+                <w:bCs/>
+                <w:lang w:val="en-GB"/>
+              </w:rPr>
+              <w:t xml:space="preserve"> </w:t>
+            </w:r>
+            <w:proofErr w:type="spellStart"/>
+            <w:r>
+              <w:rPr>
+                <w:b/>
+                <w:bCs/>
+                <w:lang w:val="en-GB"/>
+              </w:rPr>
+              <w:t>Consigliati</w:t>
+            </w:r>
+            <w:proofErr w:type="spellEnd"/>
           </w:p>
         </w:tc>
       </w:tr>
@@ -1960,13 +2019,41 @@
                 <w:lang w:val="en-GB"/>
               </w:rPr>
             </w:pPr>
+            <w:proofErr w:type="spellStart"/>
             <w:r>
               <w:rPr>
                 <w:b/>
                 <w:bCs/>
                 <w:lang w:val="en-GB"/>
               </w:rPr>
-              <w:t>Spazio su disco</w:t>
+              <w:t>Spazio</w:t>
+            </w:r>
+            <w:proofErr w:type="spellEnd"/>
+            <w:r>
+              <w:rPr>
+                <w:b/>
+                <w:bCs/>
+                <w:lang w:val="en-GB"/>
+              </w:rPr>
+              <w:t xml:space="preserve"> </w:t>
+            </w:r>
+            <w:proofErr w:type="spellStart"/>
+            <w:r>
+              <w:rPr>
+                <w:b/>
+                <w:bCs/>
+                <w:lang w:val="en-GB"/>
+              </w:rPr>
+              <w:t>su</w:t>
+            </w:r>
+            <w:proofErr w:type="spellEnd"/>
+            <w:r>
+              <w:rPr>
+                <w:b/>
+                <w:bCs/>
+                <w:lang w:val="en-GB"/>
+              </w:rPr>
+              <w:t xml:space="preserve"> disco</w:t>
             </w:r>
           </w:p>
         </w:tc>
@@ -1986,8 +2073,22 @@
               <w:rPr>
                 <w:lang w:val="en-GB"/>
               </w:rPr>
-              <w:t>300 MB liberi</w:t>
-            </w:r>
+              <w:t>150</w:t>
+            </w:r>
+            <w:r>
+              <w:rPr>
+                <w:lang w:val="en-GB"/>
+              </w:rPr>
+              <w:t xml:space="preserve"> MB </w:t>
+            </w:r>
+            <w:proofErr w:type="spellStart"/>
+            <w:r>
+              <w:rPr>
+                <w:lang w:val="en-GB"/>
+              </w:rPr>
+              <w:t>liberi</w:t>
+            </w:r>
+            <w:proofErr w:type="spellEnd"/>
           </w:p>
         </w:tc>
         <w:tc>
@@ -2006,8 +2107,22 @@
               <w:rPr>
                 <w:lang w:val="en-GB"/>
               </w:rPr>
-              <w:t>500 MB liberi</w:t>
-            </w:r>
+              <w:t>250</w:t>
+            </w:r>
+            <w:r>
+              <w:rPr>
+                <w:lang w:val="en-GB"/>
+              </w:rPr>
+              <w:t xml:space="preserve"> MB </w:t>
+            </w:r>
+            <w:proofErr w:type="spellStart"/>
+            <w:r>
+              <w:rPr>
+                <w:lang w:val="en-GB"/>
+              </w:rPr>
+              <w:t>liberi</w:t>
+            </w:r>
+            <w:proofErr w:type="spellEnd"/>
           </w:p>
         </w:tc>
       </w:tr>
@@ -2077,13 +2192,59 @@
           <w:lang w:val="en-GB"/>
         </w:rPr>
       </w:pPr>
+      <w:proofErr w:type="spellStart"/>
       <w:r>
         <w:rPr>
           <w:b/>
           <w:bCs/>
           <w:lang w:val="en-GB"/>
         </w:rPr>
-        <w:t>Sistemi operativi supportati:</w:t>
+        <w:t>Sistemi</w:t>
+      </w:r>
+      <w:proofErr w:type="spellEnd"/>
+      <w:r>
+        <w:rPr>
+          <w:b/>
+          <w:bCs/>
+          <w:lang w:val="en-GB"/>
+        </w:rPr>
+        <w:t xml:space="preserve"> </w:t>
+      </w:r>
+      <w:proofErr w:type="spellStart"/>
+      <w:r>
+        <w:rPr>
+          <w:b/>
+          <w:bCs/>
+          <w:lang w:val="en-GB"/>
+        </w:rPr>
+        <w:t>operativi</w:t>
+      </w:r>
+      <w:proofErr w:type="spellEnd"/>
+      <w:r>
+        <w:rPr>
+          <w:b/>
+          <w:bCs/>
+          <w:lang w:val="en-GB"/>
+        </w:rPr>
+        <w:t xml:space="preserve"> </w:t>
+      </w:r>
+      <w:proofErr w:type="spellStart"/>
+      <w:r>
+        <w:rPr>
+          <w:b/>
+          <w:bCs/>
+          <w:lang w:val="en-GB"/>
+        </w:rPr>
+        <w:t>supportati</w:t>
+      </w:r>
+      <w:proofErr w:type="spellEnd"/>
+      <w:r>
+        <w:rPr>
+          <w:b/>
+          <w:bCs/>
+          <w:lang w:val="en-GB"/>
+        </w:rPr>
+        <w:t>:</w:t>
       </w:r>
     </w:p>
     <w:p>
@@ -2117,7 +2278,21 @@
         <w:rPr>
           <w:lang w:val="en-GB"/>
         </w:rPr>
-        <w:t>macOS 10.15 (Catalina) o versioni successive</w:t>
+        <w:t xml:space="preserve">macOS 10.15 (Catalina) o </w:t>
+      </w:r>
+      <w:proofErr w:type="spellStart"/>
+      <w:r>
+        <w:rPr>
+          <w:lang w:val="en-GB"/>
+        </w:rPr>
+        <w:t>versioni</w:t>
+      </w:r>
+      <w:proofErr w:type="spellEnd"/>
+      <w:r>
+        <w:rPr>
+          <w:lang w:val="en-GB"/>
+        </w:rPr>
+        <w:t xml:space="preserve"> successive</w:t>
       </w:r>
     </w:p>
     <w:p>
@@ -2168,7 +2343,7 @@
       <w:pPr>
         <w:pStyle w:val="Titolo1"/>
       </w:pPr>
-      <w:bookmarkStart w:id="6" w:name="_Toc232014365"/>
+      <w:bookmarkStart w:id="6" w:name="_Toc232089344"/>
       <w:r>
         <w:lastRenderedPageBreak/>
         <w:t>Estrazione</w:t>
@@ -2185,7 +2360,7 @@
       <w:pPr>
         <w:pStyle w:val="Titolo2"/>
       </w:pPr>
-      <w:bookmarkStart w:id="7" w:name="_Toc232014366"/>
+      <w:bookmarkStart w:id="7" w:name="_Toc232089345"/>
       <w:r>
         <w:t>Estrazione</w:t>
       </w:r>
@@ -2281,7 +2456,7 @@
       <w:pPr>
         <w:pStyle w:val="Titolo2"/>
       </w:pPr>
-      <w:bookmarkStart w:id="8" w:name="_Toc232014367"/>
+      <w:bookmarkStart w:id="8" w:name="_Toc232089346"/>
       <w:r>
         <w:lastRenderedPageBreak/>
         <w:t>Avvio del Gioco</w:t>
@@ -2375,11 +2550,16 @@
     </w:p>
     <w:p>
       <w:r>
-        <w:t>Una volta estratto il pacchetto, fare doppio clic sull'icona "BariG</w:t>
+        <w:t>Una volta estratto il pacchetto, fare doppio clic sull'icona "</w:t>
+      </w:r>
+      <w:proofErr w:type="spellStart"/>
+      <w:r>
+        <w:t>BariG</w:t>
       </w:r>
       <w:r>
         <w:t>o</w:t>
       </w:r>
+      <w:proofErr w:type="spellEnd"/>
       <w:r>
         <w:t>" all'interno della cartella</w:t>
       </w:r>
@@ -2397,7 +2577,7 @@
       <w:pPr>
         <w:pStyle w:val="Titolo1"/>
       </w:pPr>
-      <w:bookmarkStart w:id="9" w:name="_Toc232014368"/>
+      <w:bookmarkStart w:id="9" w:name="_Toc232089347"/>
       <w:r>
         <w:lastRenderedPageBreak/>
         <w:t>Schermate di Gioco</w:t>
@@ -2514,7 +2694,15 @@
         <w:t>Inizia:</w:t>
       </w:r>
       <w:r>
-        <w:t xml:space="preserve"> Avvia la partita, portando l'utente al menù di selezione o all'inizio dell'avventura.</w:t>
+        <w:t xml:space="preserve"> Avvia la partita, portando l'utente al </w:t>
+      </w:r>
+      <w:proofErr w:type="spellStart"/>
+      <w:r>
+        <w:t>menù</w:t>
+      </w:r>
+      <w:proofErr w:type="spellEnd"/>
+      <w:r>
+        <w:t xml:space="preserve"> di selezione o all'inizio dell'avventura.</w:t>
       </w:r>
     </w:p>
     <w:p>
@@ -2560,7 +2748,7 @@
       <w:pPr>
         <w:pStyle w:val="Titolo2"/>
       </w:pPr>
-      <w:bookmarkStart w:id="10" w:name="_Toc232014369"/>
+      <w:bookmarkStart w:id="10" w:name="_Toc232089348"/>
       <w:r>
         <w:lastRenderedPageBreak/>
         <w:t>Schermata opzioni</w:t>
@@ -2703,7 +2891,7 @@
       <w:pPr>
         <w:pStyle w:val="Titolo2"/>
       </w:pPr>
-      <w:bookmarkStart w:id="11" w:name="_Toc232014370"/>
+      <w:bookmarkStart w:id="11" w:name="_Toc232089349"/>
       <w:r>
         <w:lastRenderedPageBreak/>
         <w:t>Schermata esplorazione</w:t>
@@ -2793,7 +2981,15 @@
         <w:t xml:space="preserve">Una volta </w:t>
       </w:r>
       <w:r>
-        <w:t xml:space="preserve">premuto il bottone “inizia”(immagine </w:t>
+        <w:t>premuto il bottone “</w:t>
+      </w:r>
+      <w:proofErr w:type="gramStart"/>
+      <w:r>
+        <w:t>inizia”(</w:t>
+      </w:r>
+      <w:proofErr w:type="gramEnd"/>
+      <w:r>
+        <w:t xml:space="preserve">immagine </w:t>
       </w:r>
       <w:r>
         <w:t>3</w:t>
@@ -2873,7 +3069,7 @@
       <w:pPr>
         <w:pStyle w:val="Titolo2"/>
       </w:pPr>
-      <w:bookmarkStart w:id="12" w:name="_Toc232014371"/>
+      <w:bookmarkStart w:id="12" w:name="_Toc232089350"/>
       <w:r>
         <w:lastRenderedPageBreak/>
         <w:t>Menù Pausa</w:t>
@@ -2997,12 +3193,26 @@
     </w:p>
     <w:p/>
     <w:p>
-      <w:bookmarkStart w:id="13" w:name="_Toc232014372"/>
+      <w:bookmarkStart w:id="13" w:name="_Toc232089351"/>
       <w:r>
         <w:rPr>
           <w:rStyle w:val="Titolo2Carattere"/>
         </w:rPr>
-        <w:t>Dialogo pre-minigioco</w:t>
+        <w:t xml:space="preserve">Dialogo </w:t>
+      </w:r>
+      <w:proofErr w:type="spellStart"/>
+      <w:r>
+        <w:rPr>
+          <w:rStyle w:val="Titolo2Carattere"/>
+        </w:rPr>
+        <w:t>pre</w:t>
+      </w:r>
+      <w:proofErr w:type="spellEnd"/>
+      <w:r>
+        <w:rPr>
+          <w:rStyle w:val="Titolo2Carattere"/>
+        </w:rPr>
+        <w:t>-minigioco</w:t>
       </w:r>
       <w:bookmarkEnd w:id="13"/>
       <w:r>
@@ -3127,7 +3337,15 @@
         <w:t xml:space="preserve">Dialogo: </w:t>
       </w:r>
       <w:r>
-        <w:t>trascrizione testuale del dialogo con portrait dell’NPC;</w:t>
+        <w:t xml:space="preserve">trascrizione testuale del dialogo con </w:t>
+      </w:r>
+      <w:proofErr w:type="spellStart"/>
+      <w:r>
+        <w:t>portrait</w:t>
+      </w:r>
+      <w:proofErr w:type="spellEnd"/>
+      <w:r>
+        <w:t xml:space="preserve"> dell’NPC;</w:t>
       </w:r>
     </w:p>
     <w:p>
@@ -3150,7 +3368,7 @@
       <w:pPr>
         <w:pStyle w:val="Titolo2"/>
       </w:pPr>
-      <w:bookmarkStart w:id="14" w:name="_Toc232014373"/>
+      <w:bookmarkStart w:id="14" w:name="_Toc232089352"/>
       <w:r>
         <w:t>Minigioco</w:t>
       </w:r>
@@ -3299,7 +3517,7 @@
       <w:pPr>
         <w:pStyle w:val="Titolo1"/>
       </w:pPr>
-      <w:bookmarkStart w:id="15" w:name="_Toc232014374"/>
+      <w:bookmarkStart w:id="15" w:name="_Toc232089353"/>
       <w:r>
         <w:t>Riconoscimenti</w:t>
       </w:r>
@@ -3481,9 +3699,11 @@
     <w:r>
       <w:fldChar w:fldCharType="end"/>
     </w:r>
+    <w:proofErr w:type="spellStart"/>
     <w:r>
       <w:t>BariGO</w:t>
     </w:r>
+    <w:proofErr w:type="spellEnd"/>
     <w:r>
       <w:t xml:space="preserve"> – PPM </w:t>
     </w:r>
@@ -3581,12 +3801,14 @@
                               <w:rFonts w:ascii="Garamond" w:hAnsi="Garamond"/>
                             </w:rPr>
                           </w:pPr>
+                          <w:proofErr w:type="spellStart"/>
                           <w:r>
                             <w:rPr>
                               <w:rFonts w:ascii="Garamond" w:hAnsi="Garamond"/>
                             </w:rPr>
                             <w:t>CdS</w:t>
                           </w:r>
+                          <w:proofErr w:type="spellEnd"/>
                           <w:r>
                             <w:rPr>
                               <w:rFonts w:ascii="Garamond" w:hAnsi="Garamond"/>
@@ -3668,12 +3890,14 @@
                         <w:rFonts w:ascii="Garamond" w:hAnsi="Garamond"/>
                       </w:rPr>
                     </w:pPr>
+                    <w:proofErr w:type="spellStart"/>
                     <w:r>
                       <w:rPr>
                         <w:rFonts w:ascii="Garamond" w:hAnsi="Garamond"/>
                       </w:rPr>
                       <w:t>CdS</w:t>
                     </w:r>
+                    <w:proofErr w:type="spellEnd"/>
                     <w:r>
                       <w:rPr>
                         <w:rFonts w:ascii="Garamond" w:hAnsi="Garamond"/>

--- a/doc/Manuele Utente.docx
+++ b/doc/Manuele Utente.docx
@@ -11,7 +11,7 @@
       <w:pPr>
         <w:pStyle w:val="Titolo"/>
       </w:pPr>
-      <w:bookmarkStart w:id="0" w:name="_Toc232089339"/>
+      <w:bookmarkStart w:id="0" w:name="_Toc233051505"/>
       <w:proofErr w:type="spellStart"/>
       <w:r>
         <w:t>BariGo</w:t>
@@ -387,7 +387,7 @@
         <w:pStyle w:val="Titolo1"/>
       </w:pPr>
       <w:bookmarkStart w:id="1" w:name="_Toc41400375"/>
-      <w:bookmarkStart w:id="2" w:name="_Toc232089340"/>
+      <w:bookmarkStart w:id="2" w:name="_Toc233051506"/>
       <w:r>
         <w:lastRenderedPageBreak/>
         <w:t>INDICE</w:t>
@@ -448,7 +448,7 @@
           <w:r>
             <w:fldChar w:fldCharType="separate"/>
           </w:r>
-          <w:hyperlink w:anchor="_Toc232089339" w:history="1">
+          <w:hyperlink w:anchor="_Toc233051505" w:history="1">
             <w:r>
               <w:rPr>
                 <w:rStyle w:val="Collegamentoipertestuale"/>
@@ -475,7 +475,7 @@
                 <w:noProof/>
                 <w:webHidden/>
               </w:rPr>
-              <w:instrText xml:space="preserve"> PAGEREF _Toc232089339 \h </w:instrText>
+              <w:instrText xml:space="preserve"> PAGEREF _Toc233051505 \h </w:instrText>
             </w:r>
             <w:r>
               <w:rPr>
@@ -520,7 +520,7 @@
               <w14:ligatures w14:val="standardContextual"/>
             </w:rPr>
           </w:pPr>
-          <w:hyperlink w:anchor="_Toc232089340" w:history="1">
+          <w:hyperlink w:anchor="_Toc233051506" w:history="1">
             <w:r>
               <w:rPr>
                 <w:rStyle w:val="Collegamentoipertestuale"/>
@@ -547,7 +547,7 @@
                 <w:noProof/>
                 <w:webHidden/>
               </w:rPr>
-              <w:instrText xml:space="preserve"> PAGEREF _Toc232089340 \h </w:instrText>
+              <w:instrText xml:space="preserve"> PAGEREF _Toc233051506 \h </w:instrText>
             </w:r>
             <w:r>
               <w:rPr>
@@ -592,7 +592,7 @@
               <w14:ligatures w14:val="standardContextual"/>
             </w:rPr>
           </w:pPr>
-          <w:hyperlink w:anchor="_Toc232089341" w:history="1">
+          <w:hyperlink w:anchor="_Toc233051507" w:history="1">
             <w:r>
               <w:rPr>
                 <w:rStyle w:val="Collegamentoipertestuale"/>
@@ -619,7 +619,7 @@
                 <w:noProof/>
                 <w:webHidden/>
               </w:rPr>
-              <w:instrText xml:space="preserve"> PAGEREF _Toc232089341 \h </w:instrText>
+              <w:instrText xml:space="preserve"> PAGEREF _Toc233051507 \h </w:instrText>
             </w:r>
             <w:r>
               <w:rPr>
@@ -664,7 +664,7 @@
               <w14:ligatures w14:val="standardContextual"/>
             </w:rPr>
           </w:pPr>
-          <w:hyperlink w:anchor="_Toc232089342" w:history="1">
+          <w:hyperlink w:anchor="_Toc233051508" w:history="1">
             <w:r>
               <w:rPr>
                 <w:rStyle w:val="Collegamentoipertestuale"/>
@@ -691,7 +691,7 @@
                 <w:noProof/>
                 <w:webHidden/>
               </w:rPr>
-              <w:instrText xml:space="preserve"> PAGEREF _Toc232089342 \h </w:instrText>
+              <w:instrText xml:space="preserve"> PAGEREF _Toc233051508 \h </w:instrText>
             </w:r>
             <w:r>
               <w:rPr>
@@ -736,7 +736,7 @@
               <w14:ligatures w14:val="standardContextual"/>
             </w:rPr>
           </w:pPr>
-          <w:hyperlink w:anchor="_Toc232089343" w:history="1">
+          <w:hyperlink w:anchor="_Toc233051509" w:history="1">
             <w:r>
               <w:rPr>
                 <w:rStyle w:val="Collegamentoipertestuale"/>
@@ -763,7 +763,7 @@
                 <w:noProof/>
                 <w:webHidden/>
               </w:rPr>
-              <w:instrText xml:space="preserve"> PAGEREF _Toc232089343 \h </w:instrText>
+              <w:instrText xml:space="preserve"> PAGEREF _Toc233051509 \h </w:instrText>
             </w:r>
             <w:r>
               <w:rPr>
@@ -808,7 +808,7 @@
               <w14:ligatures w14:val="standardContextual"/>
             </w:rPr>
           </w:pPr>
-          <w:hyperlink w:anchor="_Toc232089344" w:history="1">
+          <w:hyperlink w:anchor="_Toc233051510" w:history="1">
             <w:r>
               <w:rPr>
                 <w:rStyle w:val="Collegamentoipertestuale"/>
@@ -835,7 +835,7 @@
                 <w:noProof/>
                 <w:webHidden/>
               </w:rPr>
-              <w:instrText xml:space="preserve"> PAGEREF _Toc232089344 \h </w:instrText>
+              <w:instrText xml:space="preserve"> PAGEREF _Toc233051510 \h </w:instrText>
             </w:r>
             <w:r>
               <w:rPr>
@@ -880,7 +880,7 @@
               <w14:ligatures w14:val="standardContextual"/>
             </w:rPr>
           </w:pPr>
-          <w:hyperlink w:anchor="_Toc232089345" w:history="1">
+          <w:hyperlink w:anchor="_Toc233051511" w:history="1">
             <w:r>
               <w:rPr>
                 <w:rStyle w:val="Collegamentoipertestuale"/>
@@ -907,7 +907,7 @@
                 <w:noProof/>
                 <w:webHidden/>
               </w:rPr>
-              <w:instrText xml:space="preserve"> PAGEREF _Toc232089345 \h </w:instrText>
+              <w:instrText xml:space="preserve"> PAGEREF _Toc233051511 \h </w:instrText>
             </w:r>
             <w:r>
               <w:rPr>
@@ -952,7 +952,7 @@
               <w14:ligatures w14:val="standardContextual"/>
             </w:rPr>
           </w:pPr>
-          <w:hyperlink w:anchor="_Toc232089346" w:history="1">
+          <w:hyperlink w:anchor="_Toc233051512" w:history="1">
             <w:r>
               <w:rPr>
                 <w:rStyle w:val="Collegamentoipertestuale"/>
@@ -979,7 +979,7 @@
                 <w:noProof/>
                 <w:webHidden/>
               </w:rPr>
-              <w:instrText xml:space="preserve"> PAGEREF _Toc232089346 \h </w:instrText>
+              <w:instrText xml:space="preserve"> PAGEREF _Toc233051512 \h </w:instrText>
             </w:r>
             <w:r>
               <w:rPr>
@@ -1024,7 +1024,7 @@
               <w14:ligatures w14:val="standardContextual"/>
             </w:rPr>
           </w:pPr>
-          <w:hyperlink w:anchor="_Toc232089347" w:history="1">
+          <w:hyperlink w:anchor="_Toc233051513" w:history="1">
             <w:r>
               <w:rPr>
                 <w:rStyle w:val="Collegamentoipertestuale"/>
@@ -1051,7 +1051,7 @@
                 <w:noProof/>
                 <w:webHidden/>
               </w:rPr>
-              <w:instrText xml:space="preserve"> PAGEREF _Toc232089347 \h </w:instrText>
+              <w:instrText xml:space="preserve"> PAGEREF _Toc233051513 \h </w:instrText>
             </w:r>
             <w:r>
               <w:rPr>
@@ -1096,7 +1096,7 @@
               <w14:ligatures w14:val="standardContextual"/>
             </w:rPr>
           </w:pPr>
-          <w:hyperlink w:anchor="_Toc232089348" w:history="1">
+          <w:hyperlink w:anchor="_Toc233051514" w:history="1">
             <w:r>
               <w:rPr>
                 <w:rStyle w:val="Collegamentoipertestuale"/>
@@ -1123,7 +1123,7 @@
                 <w:noProof/>
                 <w:webHidden/>
               </w:rPr>
-              <w:instrText xml:space="preserve"> PAGEREF _Toc232089348 \h </w:instrText>
+              <w:instrText xml:space="preserve"> PAGEREF _Toc233051514 \h </w:instrText>
             </w:r>
             <w:r>
               <w:rPr>
@@ -1168,13 +1168,13 @@
               <w14:ligatures w14:val="standardContextual"/>
             </w:rPr>
           </w:pPr>
-          <w:hyperlink w:anchor="_Toc232089349" w:history="1">
+          <w:hyperlink w:anchor="_Toc233051515" w:history="1">
             <w:r>
               <w:rPr>
                 <w:rStyle w:val="Collegamentoipertestuale"/>
                 <w:noProof/>
               </w:rPr>
-              <w:t>Schermata esplorazione</w:t>
+              <w:t>Schermata Crediti</w:t>
             </w:r>
             <w:r>
               <w:rPr>
@@ -1195,7 +1195,7 @@
                 <w:noProof/>
                 <w:webHidden/>
               </w:rPr>
-              <w:instrText xml:space="preserve"> PAGEREF _Toc232089349 \h </w:instrText>
+              <w:instrText xml:space="preserve"> PAGEREF _Toc233051515 \h </w:instrText>
             </w:r>
             <w:r>
               <w:rPr>
@@ -1240,13 +1240,13 @@
               <w14:ligatures w14:val="standardContextual"/>
             </w:rPr>
           </w:pPr>
-          <w:hyperlink w:anchor="_Toc232089350" w:history="1">
+          <w:hyperlink w:anchor="_Toc233051516" w:history="1">
             <w:r>
               <w:rPr>
                 <w:rStyle w:val="Collegamentoipertestuale"/>
                 <w:noProof/>
               </w:rPr>
-              <w:t>Menù Pausa</w:t>
+              <w:t>Schermata Informazioni</w:t>
             </w:r>
             <w:r>
               <w:rPr>
@@ -1267,7 +1267,7 @@
                 <w:noProof/>
                 <w:webHidden/>
               </w:rPr>
-              <w:instrText xml:space="preserve"> PAGEREF _Toc232089350 \h </w:instrText>
+              <w:instrText xml:space="preserve"> PAGEREF _Toc233051516 \h </w:instrText>
             </w:r>
             <w:r>
               <w:rPr>
@@ -1312,13 +1312,13 @@
               <w14:ligatures w14:val="standardContextual"/>
             </w:rPr>
           </w:pPr>
-          <w:hyperlink w:anchor="_Toc232089351" w:history="1">
+          <w:hyperlink w:anchor="_Toc233051517" w:history="1">
             <w:r>
               <w:rPr>
                 <w:rStyle w:val="Collegamentoipertestuale"/>
                 <w:noProof/>
               </w:rPr>
-              <w:t>Dialogo pre-minigioco</w:t>
+              <w:t>Schermata esplorazione</w:t>
             </w:r>
             <w:r>
               <w:rPr>
@@ -1339,7 +1339,7 @@
                 <w:noProof/>
                 <w:webHidden/>
               </w:rPr>
-              <w:instrText xml:space="preserve"> PAGEREF _Toc232089351 \h </w:instrText>
+              <w:instrText xml:space="preserve"> PAGEREF _Toc233051517 \h </w:instrText>
             </w:r>
             <w:r>
               <w:rPr>
@@ -1359,7 +1359,7 @@
                 <w:noProof/>
                 <w:webHidden/>
               </w:rPr>
-              <w:t>10</w:t>
+              <w:t>11</w:t>
             </w:r>
             <w:r>
               <w:rPr>
@@ -1384,12 +1384,300 @@
               <w14:ligatures w14:val="standardContextual"/>
             </w:rPr>
           </w:pPr>
-          <w:hyperlink w:anchor="_Toc232089352" w:history="1">
+          <w:hyperlink w:anchor="_Toc233051518" w:history="1">
             <w:r>
               <w:rPr>
                 <w:rStyle w:val="Collegamentoipertestuale"/>
                 <w:noProof/>
               </w:rPr>
+              <w:t>Menù Pausa</w:t>
+            </w:r>
+            <w:r>
+              <w:rPr>
+                <w:noProof/>
+                <w:webHidden/>
+              </w:rPr>
+              <w:tab/>
+            </w:r>
+            <w:r>
+              <w:rPr>
+                <w:noProof/>
+                <w:webHidden/>
+              </w:rPr>
+              <w:fldChar w:fldCharType="begin"/>
+            </w:r>
+            <w:r>
+              <w:rPr>
+                <w:noProof/>
+                <w:webHidden/>
+              </w:rPr>
+              <w:instrText xml:space="preserve"> PAGEREF _Toc233051518 \h </w:instrText>
+            </w:r>
+            <w:r>
+              <w:rPr>
+                <w:noProof/>
+                <w:webHidden/>
+              </w:rPr>
+            </w:r>
+            <w:r>
+              <w:rPr>
+                <w:noProof/>
+                <w:webHidden/>
+              </w:rPr>
+              <w:fldChar w:fldCharType="separate"/>
+            </w:r>
+            <w:r>
+              <w:rPr>
+                <w:noProof/>
+                <w:webHidden/>
+              </w:rPr>
+              <w:t>12</w:t>
+            </w:r>
+            <w:r>
+              <w:rPr>
+                <w:noProof/>
+                <w:webHidden/>
+              </w:rPr>
+              <w:fldChar w:fldCharType="end"/>
+            </w:r>
+          </w:hyperlink>
+        </w:p>
+        <w:p>
+          <w:pPr>
+            <w:pStyle w:val="Sommario2"/>
+            <w:tabs>
+              <w:tab w:val="right" w:leader="dot" w:pos="9622"/>
+            </w:tabs>
+            <w:rPr>
+              <w:rFonts w:asciiTheme="minorHAnsi" w:eastAsiaTheme="minorEastAsia" w:hAnsiTheme="minorHAnsi"/>
+              <w:noProof/>
+              <w:kern w:val="2"/>
+              <w:lang w:eastAsia="it-IT"/>
+              <w14:ligatures w14:val="standardContextual"/>
+            </w:rPr>
+          </w:pPr>
+          <w:hyperlink w:anchor="_Toc233051519" w:history="1">
+            <w:r>
+              <w:rPr>
+                <w:rStyle w:val="Collegamentoipertestuale"/>
+                <w:noProof/>
+              </w:rPr>
+              <w:t>Schermata Opzioni in gioco</w:t>
+            </w:r>
+            <w:r>
+              <w:rPr>
+                <w:noProof/>
+                <w:webHidden/>
+              </w:rPr>
+              <w:tab/>
+            </w:r>
+            <w:r>
+              <w:rPr>
+                <w:noProof/>
+                <w:webHidden/>
+              </w:rPr>
+              <w:fldChar w:fldCharType="begin"/>
+            </w:r>
+            <w:r>
+              <w:rPr>
+                <w:noProof/>
+                <w:webHidden/>
+              </w:rPr>
+              <w:instrText xml:space="preserve"> PAGEREF _Toc233051519 \h </w:instrText>
+            </w:r>
+            <w:r>
+              <w:rPr>
+                <w:noProof/>
+                <w:webHidden/>
+              </w:rPr>
+            </w:r>
+            <w:r>
+              <w:rPr>
+                <w:noProof/>
+                <w:webHidden/>
+              </w:rPr>
+              <w:fldChar w:fldCharType="separate"/>
+            </w:r>
+            <w:r>
+              <w:rPr>
+                <w:noProof/>
+                <w:webHidden/>
+              </w:rPr>
+              <w:t>13</w:t>
+            </w:r>
+            <w:r>
+              <w:rPr>
+                <w:noProof/>
+                <w:webHidden/>
+              </w:rPr>
+              <w:fldChar w:fldCharType="end"/>
+            </w:r>
+          </w:hyperlink>
+        </w:p>
+        <w:p>
+          <w:pPr>
+            <w:pStyle w:val="Sommario2"/>
+            <w:tabs>
+              <w:tab w:val="right" w:leader="dot" w:pos="9622"/>
+            </w:tabs>
+            <w:rPr>
+              <w:rFonts w:asciiTheme="minorHAnsi" w:eastAsiaTheme="minorEastAsia" w:hAnsiTheme="minorHAnsi"/>
+              <w:noProof/>
+              <w:kern w:val="2"/>
+              <w:lang w:eastAsia="it-IT"/>
+              <w14:ligatures w14:val="standardContextual"/>
+            </w:rPr>
+          </w:pPr>
+          <w:hyperlink w:anchor="_Toc233051520" w:history="1">
+            <w:r>
+              <w:rPr>
+                <w:rStyle w:val="Collegamentoipertestuale"/>
+                <w:noProof/>
+              </w:rPr>
+              <w:t>Schermata Taccuino</w:t>
+            </w:r>
+            <w:r>
+              <w:rPr>
+                <w:noProof/>
+                <w:webHidden/>
+              </w:rPr>
+              <w:tab/>
+            </w:r>
+            <w:r>
+              <w:rPr>
+                <w:noProof/>
+                <w:webHidden/>
+              </w:rPr>
+              <w:fldChar w:fldCharType="begin"/>
+            </w:r>
+            <w:r>
+              <w:rPr>
+                <w:noProof/>
+                <w:webHidden/>
+              </w:rPr>
+              <w:instrText xml:space="preserve"> PAGEREF _Toc233051520 \h </w:instrText>
+            </w:r>
+            <w:r>
+              <w:rPr>
+                <w:noProof/>
+                <w:webHidden/>
+              </w:rPr>
+            </w:r>
+            <w:r>
+              <w:rPr>
+                <w:noProof/>
+                <w:webHidden/>
+              </w:rPr>
+              <w:fldChar w:fldCharType="separate"/>
+            </w:r>
+            <w:r>
+              <w:rPr>
+                <w:noProof/>
+                <w:webHidden/>
+              </w:rPr>
+              <w:t>14</w:t>
+            </w:r>
+            <w:r>
+              <w:rPr>
+                <w:noProof/>
+                <w:webHidden/>
+              </w:rPr>
+              <w:fldChar w:fldCharType="end"/>
+            </w:r>
+          </w:hyperlink>
+        </w:p>
+        <w:p>
+          <w:pPr>
+            <w:pStyle w:val="Sommario2"/>
+            <w:tabs>
+              <w:tab w:val="right" w:leader="dot" w:pos="9622"/>
+            </w:tabs>
+            <w:rPr>
+              <w:rFonts w:asciiTheme="minorHAnsi" w:eastAsiaTheme="minorEastAsia" w:hAnsiTheme="minorHAnsi"/>
+              <w:noProof/>
+              <w:kern w:val="2"/>
+              <w:lang w:eastAsia="it-IT"/>
+              <w14:ligatures w14:val="standardContextual"/>
+            </w:rPr>
+          </w:pPr>
+          <w:hyperlink w:anchor="_Toc233051521" w:history="1">
+            <w:r>
+              <w:rPr>
+                <w:rStyle w:val="Collegamentoipertestuale"/>
+                <w:noProof/>
+              </w:rPr>
+              <w:t>Dialogo pre-minigioco</w:t>
+            </w:r>
+            <w:r>
+              <w:rPr>
+                <w:noProof/>
+                <w:webHidden/>
+              </w:rPr>
+              <w:tab/>
+            </w:r>
+            <w:r>
+              <w:rPr>
+                <w:noProof/>
+                <w:webHidden/>
+              </w:rPr>
+              <w:fldChar w:fldCharType="begin"/>
+            </w:r>
+            <w:r>
+              <w:rPr>
+                <w:noProof/>
+                <w:webHidden/>
+              </w:rPr>
+              <w:instrText xml:space="preserve"> PAGEREF _Toc233051521 \h </w:instrText>
+            </w:r>
+            <w:r>
+              <w:rPr>
+                <w:noProof/>
+                <w:webHidden/>
+              </w:rPr>
+            </w:r>
+            <w:r>
+              <w:rPr>
+                <w:noProof/>
+                <w:webHidden/>
+              </w:rPr>
+              <w:fldChar w:fldCharType="separate"/>
+            </w:r>
+            <w:r>
+              <w:rPr>
+                <w:noProof/>
+                <w:webHidden/>
+              </w:rPr>
+              <w:t>14</w:t>
+            </w:r>
+            <w:r>
+              <w:rPr>
+                <w:noProof/>
+                <w:webHidden/>
+              </w:rPr>
+              <w:fldChar w:fldCharType="end"/>
+            </w:r>
+          </w:hyperlink>
+        </w:p>
+        <w:p>
+          <w:pPr>
+            <w:pStyle w:val="Sommario2"/>
+            <w:tabs>
+              <w:tab w:val="right" w:leader="dot" w:pos="9622"/>
+            </w:tabs>
+            <w:rPr>
+              <w:rFonts w:asciiTheme="minorHAnsi" w:eastAsiaTheme="minorEastAsia" w:hAnsiTheme="minorHAnsi"/>
+              <w:noProof/>
+              <w:kern w:val="2"/>
+              <w:lang w:eastAsia="it-IT"/>
+              <w14:ligatures w14:val="standardContextual"/>
+            </w:rPr>
+          </w:pPr>
+          <w:hyperlink w:anchor="_Toc233051522" w:history="1">
+            <w:r>
+              <w:rPr>
+                <w:rStyle w:val="Collegamentoipertestuale"/>
+                <w:noProof/>
+              </w:rPr>
               <w:t>Minigioco</w:t>
             </w:r>
             <w:r>
@@ -1411,7 +1699,7 @@
                 <w:noProof/>
                 <w:webHidden/>
               </w:rPr>
-              <w:instrText xml:space="preserve"> PAGEREF _Toc232089352 \h </w:instrText>
+              <w:instrText xml:space="preserve"> PAGEREF _Toc233051522 \h </w:instrText>
             </w:r>
             <w:r>
               <w:rPr>
@@ -1431,7 +1719,7 @@
                 <w:noProof/>
                 <w:webHidden/>
               </w:rPr>
-              <w:t>11</w:t>
+              <w:t>15</w:t>
             </w:r>
             <w:r>
               <w:rPr>
@@ -1456,7 +1744,7 @@
               <w14:ligatures w14:val="standardContextual"/>
             </w:rPr>
           </w:pPr>
-          <w:hyperlink w:anchor="_Toc232089353" w:history="1">
+          <w:hyperlink w:anchor="_Toc233051523" w:history="1">
             <w:r>
               <w:rPr>
                 <w:rStyle w:val="Collegamentoipertestuale"/>
@@ -1483,7 +1771,7 @@
                 <w:noProof/>
                 <w:webHidden/>
               </w:rPr>
-              <w:instrText xml:space="preserve"> PAGEREF _Toc232089353 \h </w:instrText>
+              <w:instrText xml:space="preserve"> PAGEREF _Toc233051523 \h </w:instrText>
             </w:r>
             <w:r>
               <w:rPr>
@@ -1503,7 +1791,7 @@
                 <w:noProof/>
                 <w:webHidden/>
               </w:rPr>
-              <w:t>11</w:t>
+              <w:t>15</w:t>
             </w:r>
             <w:r>
               <w:rPr>
@@ -1539,7 +1827,7 @@
       <w:pPr>
         <w:pStyle w:val="Titolo1"/>
       </w:pPr>
-      <w:bookmarkStart w:id="3" w:name="_Toc232089341"/>
+      <w:bookmarkStart w:id="3" w:name="_Toc233051507"/>
       <w:r>
         <w:lastRenderedPageBreak/>
         <w:t>Introduzione</w:t>
@@ -1597,7 +1885,7 @@
       <w:pPr>
         <w:pStyle w:val="Titolo2"/>
       </w:pPr>
-      <w:bookmarkStart w:id="4" w:name="_Toc232089342"/>
+      <w:bookmarkStart w:id="4" w:name="_Toc233051508"/>
       <w:r>
         <w:t>Obiettivi</w:t>
       </w:r>
@@ -1707,7 +1995,7 @@
       <w:pPr>
         <w:pStyle w:val="Titolo1"/>
       </w:pPr>
-      <w:bookmarkStart w:id="5" w:name="_Toc232089343"/>
+      <w:bookmarkStart w:id="5" w:name="_Toc233051509"/>
       <w:r>
         <w:lastRenderedPageBreak/>
         <w:t>Requisiti Minimi di Sistema</w:t>
@@ -2343,7 +2631,7 @@
       <w:pPr>
         <w:pStyle w:val="Titolo1"/>
       </w:pPr>
-      <w:bookmarkStart w:id="6" w:name="_Toc232089344"/>
+      <w:bookmarkStart w:id="6" w:name="_Toc233051510"/>
       <w:r>
         <w:lastRenderedPageBreak/>
         <w:t>Estrazione</w:t>
@@ -2360,7 +2648,7 @@
       <w:pPr>
         <w:pStyle w:val="Titolo2"/>
       </w:pPr>
-      <w:bookmarkStart w:id="7" w:name="_Toc232089345"/>
+      <w:bookmarkStart w:id="7" w:name="_Toc233051511"/>
       <w:r>
         <w:t>Estrazione</w:t>
       </w:r>
@@ -2456,7 +2744,7 @@
       <w:pPr>
         <w:pStyle w:val="Titolo2"/>
       </w:pPr>
-      <w:bookmarkStart w:id="8" w:name="_Toc232089346"/>
+      <w:bookmarkStart w:id="8" w:name="_Toc233051512"/>
       <w:r>
         <w:lastRenderedPageBreak/>
         <w:t>Avvio del Gioco</w:t>
@@ -2577,7 +2865,7 @@
       <w:pPr>
         <w:pStyle w:val="Titolo1"/>
       </w:pPr>
-      <w:bookmarkStart w:id="9" w:name="_Toc232089347"/>
+      <w:bookmarkStart w:id="9" w:name="_Toc233051513"/>
       <w:r>
         <w:lastRenderedPageBreak/>
         <w:t>Schermate di Gioco</w:t>
@@ -2586,31 +2874,38 @@
     </w:p>
     <w:p>
       <w:pPr>
+        <w:rPr>
+          <w:noProof/>
+        </w:rPr>
+      </w:pPr>
+      <w:r>
         <w:rPr>
           <w:rFonts w:eastAsiaTheme="majorEastAsia" w:cstheme="majorBidi"/>
           <w:color w:val="2F5496" w:themeColor="accent1" w:themeShade="BF"/>
           <w:sz w:val="32"/>
           <w:szCs w:val="26"/>
         </w:rPr>
-      </w:pPr>
-      <w:r>
+        <w:t>Schermata Iniziale</w:t>
+      </w:r>
+    </w:p>
+    <w:p>
+      <w:pPr>
         <w:rPr>
           <w:rFonts w:eastAsiaTheme="majorEastAsia" w:cstheme="majorBidi"/>
           <w:color w:val="2F5496" w:themeColor="accent1" w:themeShade="BF"/>
           <w:sz w:val="32"/>
           <w:szCs w:val="26"/>
         </w:rPr>
-        <w:t>Schermata Iniziale</w:t>
-      </w:r>
+      </w:pPr>
       <w:r>
         <w:rPr>
           <w:noProof/>
         </w:rPr>
         <w:drawing>
-          <wp:inline distT="0" distB="0" distL="0" distR="0" wp14:anchorId="49031F09" wp14:editId="6EC1609A">
-            <wp:extent cx="6105525" cy="3438525"/>
-            <wp:effectExtent l="0" t="0" r="9525" b="9525"/>
-            <wp:docPr id="280271322" name="Immagine 6"/>
+          <wp:inline distT="0" distB="0" distL="0" distR="0" wp14:anchorId="6FD59B11" wp14:editId="30B8FD4F">
+            <wp:extent cx="6107430" cy="3439160"/>
+            <wp:effectExtent l="0" t="0" r="7620" b="8890"/>
+            <wp:docPr id="1546767443" name="Immagine 3"/>
             <wp:cNvGraphicFramePr>
               <a:graphicFrameLocks xmlns:a="http://schemas.openxmlformats.org/drawingml/2006/main" noChangeAspect="1"/>
             </wp:cNvGraphicFramePr>
@@ -2618,7 +2913,7 @@
               <a:graphicData uri="http://schemas.openxmlformats.org/drawingml/2006/picture">
                 <pic:pic xmlns:pic="http://schemas.openxmlformats.org/drawingml/2006/picture">
                   <pic:nvPicPr>
-                    <pic:cNvPr id="0" name="Picture 4"/>
+                    <pic:cNvPr id="0" name="Picture 1"/>
                     <pic:cNvPicPr>
                       <a:picLocks noChangeAspect="1" noChangeArrowheads="1"/>
                     </pic:cNvPicPr>
@@ -2639,7 +2934,7 @@
                   <pic:spPr bwMode="auto">
                     <a:xfrm>
                       <a:off x="0" y="0"/>
-                      <a:ext cx="6105525" cy="3438525"/>
+                      <a:ext cx="6107430" cy="3439160"/>
                     </a:xfrm>
                     <a:prstGeom prst="rect">
                       <a:avLst/>
@@ -2730,13 +3025,53 @@
           <w:b/>
           <w:bCs/>
         </w:rPr>
-        <w:t xml:space="preserve">3. </w:t>
+        <w:t>3</w:t>
       </w:r>
       <w:r>
         <w:rPr>
           <w:b/>
           <w:bCs/>
         </w:rPr>
+        <w:t>. Crediti:</w:t>
+      </w:r>
+      <w:r>
+        <w:rPr>
+          <w:b/>
+          <w:bCs/>
+        </w:rPr>
+        <w:t xml:space="preserve"> </w:t>
+      </w:r>
+      <w:r>
+        <w:t>elenca chi ha sviluppato il progetto e le fonti degli asset (musiche, immagini e suoni) utilizzati per creare l'avventura.</w:t>
+      </w:r>
+      <w:r>
+        <w:rPr>
+          <w:b/>
+          <w:bCs/>
+        </w:rPr>
+        <w:t xml:space="preserve"> </w:t>
+      </w:r>
+    </w:p>
+    <w:p>
+      <w:r>
+        <w:rPr>
+          <w:b/>
+          <w:bCs/>
+        </w:rPr>
+        <w:t>4</w:t>
+      </w:r>
+      <w:r>
+        <w:rPr>
+          <w:b/>
+          <w:bCs/>
+        </w:rPr>
+        <w:t xml:space="preserve">. </w:t>
+      </w:r>
+      <w:r>
+        <w:rPr>
+          <w:b/>
+          <w:bCs/>
+        </w:rPr>
         <w:t>Esci:</w:t>
       </w:r>
       <w:r>
@@ -2748,7 +3083,7 @@
       <w:pPr>
         <w:pStyle w:val="Titolo2"/>
       </w:pPr>
-      <w:bookmarkStart w:id="10" w:name="_Toc232089348"/>
+      <w:bookmarkStart w:id="10" w:name="_Toc233051514"/>
       <w:r>
         <w:lastRenderedPageBreak/>
         <w:t>Schermata opzioni</w:t>
@@ -2891,10 +3226,10 @@
       <w:pPr>
         <w:pStyle w:val="Titolo2"/>
       </w:pPr>
-      <w:bookmarkStart w:id="11" w:name="_Toc232089349"/>
+      <w:bookmarkStart w:id="11" w:name="_Toc233051515"/>
       <w:r>
         <w:lastRenderedPageBreak/>
-        <w:t>Schermata esplorazione</w:t>
+        <w:t>Schermata Crediti</w:t>
       </w:r>
       <w:bookmarkEnd w:id="11"/>
     </w:p>
@@ -2904,10 +3239,10 @@
           <w:noProof/>
         </w:rPr>
         <w:drawing>
-          <wp:inline distT="0" distB="0" distL="0" distR="0" wp14:anchorId="51669DB0" wp14:editId="15E9F25B">
-            <wp:extent cx="6105525" cy="3438525"/>
-            <wp:effectExtent l="0" t="0" r="9525" b="9525"/>
-            <wp:docPr id="474606320" name="Immagine 10"/>
+          <wp:inline distT="0" distB="0" distL="0" distR="0" wp14:anchorId="42C4C77F" wp14:editId="11597A64">
+            <wp:extent cx="6107430" cy="3439160"/>
+            <wp:effectExtent l="0" t="0" r="7620" b="8890"/>
+            <wp:docPr id="824049342" name="Immagine 4"/>
             <wp:cNvGraphicFramePr>
               <a:graphicFrameLocks xmlns:a="http://schemas.openxmlformats.org/drawingml/2006/main" noChangeAspect="1"/>
             </wp:cNvGraphicFramePr>
@@ -2915,13 +3250,887 @@
               <a:graphicData uri="http://schemas.openxmlformats.org/drawingml/2006/picture">
                 <pic:pic xmlns:pic="http://schemas.openxmlformats.org/drawingml/2006/picture">
                   <pic:nvPicPr>
-                    <pic:cNvPr id="0" name="Picture 8"/>
+                    <pic:cNvPr id="0" name="Picture 2"/>
                     <pic:cNvPicPr>
                       <a:picLocks noChangeAspect="1" noChangeArrowheads="1"/>
                     </pic:cNvPicPr>
                   </pic:nvPicPr>
                   <pic:blipFill>
                     <a:blip r:embed="rId12" cstate="print">
+                      <a:extLst>
+                        <a:ext uri="{28A0092B-C50C-407E-A947-70E740481C1C}">
+                          <a14:useLocalDpi xmlns:a14="http://schemas.microsoft.com/office/drawing/2010/main" val="0"/>
+                        </a:ext>
+                      </a:extLst>
+                    </a:blip>
+                    <a:srcRect/>
+                    <a:stretch>
+                      <a:fillRect/>
+                    </a:stretch>
+                  </pic:blipFill>
+                  <pic:spPr bwMode="auto">
+                    <a:xfrm>
+                      <a:off x="0" y="0"/>
+                      <a:ext cx="6107430" cy="3439160"/>
+                    </a:xfrm>
+                    <a:prstGeom prst="rect">
+                      <a:avLst/>
+                    </a:prstGeom>
+                    <a:noFill/>
+                    <a:ln>
+                      <a:noFill/>
+                    </a:ln>
+                  </pic:spPr>
+                </pic:pic>
+              </a:graphicData>
+            </a:graphic>
+          </wp:inline>
+        </w:drawing>
+      </w:r>
+    </w:p>
+    <w:p>
+      <w:pPr>
+        <w:rPr>
+          <w:sz w:val="18"/>
+          <w:szCs w:val="18"/>
+        </w:rPr>
+      </w:pPr>
+      <w:r>
+        <w:rPr>
+          <w:sz w:val="18"/>
+          <w:szCs w:val="18"/>
+        </w:rPr>
+        <w:t xml:space="preserve">Immagine </w:t>
+      </w:r>
+      <w:r>
+        <w:rPr>
+          <w:sz w:val="18"/>
+          <w:szCs w:val="18"/>
+        </w:rPr>
+        <w:t>5</w:t>
+      </w:r>
+    </w:p>
+    <w:p>
+      <w:r>
+        <w:rPr>
+          <w:b/>
+          <w:bCs/>
+        </w:rPr>
+        <w:t>1. Team di Sviluppo:</w:t>
+      </w:r>
+      <w:r>
+        <w:t xml:space="preserve"> Elenca i membri </w:t>
+      </w:r>
+      <w:proofErr w:type="gramStart"/>
+      <w:r>
+        <w:t>del team</w:t>
+      </w:r>
+      <w:proofErr w:type="gramEnd"/>
+      <w:r>
+        <w:t xml:space="preserve"> che hanno lavorato al progetto, definendo i rispettivi ruoli (Project Manager, Technical Artist, Lead </w:t>
+      </w:r>
+      <w:proofErr w:type="spellStart"/>
+      <w:r>
+        <w:t>Programmer</w:t>
+      </w:r>
+      <w:proofErr w:type="spellEnd"/>
+      <w:r>
+        <w:t xml:space="preserve"> e Narrative Designer). </w:t>
+      </w:r>
+    </w:p>
+    <w:p>
+      <w:r>
+        <w:rPr>
+          <w:b/>
+          <w:bCs/>
+        </w:rPr>
+        <w:t>2. Asset e Licenze:</w:t>
+      </w:r>
+      <w:r>
+        <w:t xml:space="preserve"> Riporta i riconoscimenti formali e le attribuzioni legali per le risorse di terze parti impiegate nello sviluppo, come il motore di gioco, gli asset grafici e i pacchetti audio. </w:t>
+      </w:r>
+    </w:p>
+    <w:p>
+      <w:r>
+        <w:rPr>
+          <w:b/>
+          <w:bCs/>
+        </w:rPr>
+        <w:t>3. Indietro:</w:t>
+      </w:r>
+      <w:r>
+        <w:t xml:space="preserve"> Chiude la schermata dei crediti e riporta l'utente al </w:t>
+      </w:r>
+      <w:proofErr w:type="spellStart"/>
+      <w:r>
+        <w:t>menù</w:t>
+      </w:r>
+      <w:proofErr w:type="spellEnd"/>
+      <w:r>
+        <w:t xml:space="preserve"> principale.</w:t>
+      </w:r>
+    </w:p>
+    <w:p/>
+    <w:p>
+      <w:pPr>
+        <w:pStyle w:val="Titolo2"/>
+      </w:pPr>
+      <w:bookmarkStart w:id="12" w:name="_Toc233051516"/>
+      <w:r>
+        <w:lastRenderedPageBreak/>
+        <w:t>Schermata Informazioni</w:t>
+      </w:r>
+      <w:bookmarkEnd w:id="12"/>
+    </w:p>
+    <w:p>
+      <w:r>
+        <w:rPr>
+          <w:noProof/>
+        </w:rPr>
+        <w:drawing>
+          <wp:inline distT="0" distB="0" distL="0" distR="0" wp14:anchorId="616EF635" wp14:editId="74D7AECA">
+            <wp:extent cx="6107430" cy="3439160"/>
+            <wp:effectExtent l="0" t="0" r="7620" b="8890"/>
+            <wp:docPr id="1288281947" name="Immagine 6"/>
+            <wp:cNvGraphicFramePr>
+              <a:graphicFrameLocks xmlns:a="http://schemas.openxmlformats.org/drawingml/2006/main" noChangeAspect="1"/>
+            </wp:cNvGraphicFramePr>
+            <a:graphic xmlns:a="http://schemas.openxmlformats.org/drawingml/2006/main">
+              <a:graphicData uri="http://schemas.openxmlformats.org/drawingml/2006/picture">
+                <pic:pic xmlns:pic="http://schemas.openxmlformats.org/drawingml/2006/picture">
+                  <pic:nvPicPr>
+                    <pic:cNvPr id="0" name="Picture 4"/>
+                    <pic:cNvPicPr>
+                      <a:picLocks noChangeAspect="1" noChangeArrowheads="1"/>
+                    </pic:cNvPicPr>
+                  </pic:nvPicPr>
+                  <pic:blipFill>
+                    <a:blip r:embed="rId13" cstate="print">
+                      <a:extLst>
+                        <a:ext uri="{28A0092B-C50C-407E-A947-70E740481C1C}">
+                          <a14:useLocalDpi xmlns:a14="http://schemas.microsoft.com/office/drawing/2010/main" val="0"/>
+                        </a:ext>
+                      </a:extLst>
+                    </a:blip>
+                    <a:srcRect/>
+                    <a:stretch>
+                      <a:fillRect/>
+                    </a:stretch>
+                  </pic:blipFill>
+                  <pic:spPr bwMode="auto">
+                    <a:xfrm>
+                      <a:off x="0" y="0"/>
+                      <a:ext cx="6107430" cy="3439160"/>
+                    </a:xfrm>
+                    <a:prstGeom prst="rect">
+                      <a:avLst/>
+                    </a:prstGeom>
+                    <a:noFill/>
+                    <a:ln>
+                      <a:noFill/>
+                    </a:ln>
+                  </pic:spPr>
+                </pic:pic>
+              </a:graphicData>
+            </a:graphic>
+          </wp:inline>
+        </w:drawing>
+      </w:r>
+    </w:p>
+    <w:p>
+      <w:pPr>
+        <w:rPr>
+          <w:sz w:val="18"/>
+          <w:szCs w:val="18"/>
+        </w:rPr>
+      </w:pPr>
+      <w:r>
+        <w:rPr>
+          <w:sz w:val="18"/>
+          <w:szCs w:val="18"/>
+        </w:rPr>
+        <w:t xml:space="preserve">Immagine </w:t>
+      </w:r>
+      <w:r>
+        <w:rPr>
+          <w:sz w:val="18"/>
+          <w:szCs w:val="18"/>
+        </w:rPr>
+        <w:t>6</w:t>
+      </w:r>
+    </w:p>
+    <w:p>
+      <w:r>
+        <w:t xml:space="preserve">Una volta </w:t>
+      </w:r>
+      <w:r>
+        <w:t>premuto il bottone “</w:t>
+      </w:r>
+      <w:r>
+        <w:t>inizia” (</w:t>
+      </w:r>
+      <w:r>
+        <w:t>immagine 3)</w:t>
+      </w:r>
+      <w:r>
+        <w:t xml:space="preserve">, il giocatore </w:t>
+      </w:r>
+      <w:r>
+        <w:t>visualizza il pannello informazioni.</w:t>
+      </w:r>
+    </w:p>
+    <w:p/>
+    <w:p>
+      <w:r>
+        <w:rPr>
+          <w:b/>
+          <w:bCs/>
+        </w:rPr>
+        <w:t>1. Riepilogo Comandi e Obiettivi:</w:t>
+      </w:r>
+      <w:r>
+        <w:t xml:space="preserve"> Illustra le meccaniche fondamentali necessarie per progredire nel gioco</w:t>
+      </w:r>
+    </w:p>
+    <w:p>
+      <w:r>
+        <w:rPr>
+          <w:b/>
+          <w:bCs/>
+        </w:rPr>
+        <w:t>2. Inizia Esplorazione:</w:t>
+      </w:r>
+      <w:r>
+        <w:t xml:space="preserve"> Chiude l'interfaccia di benvenuto e cede il controllo del personaggio al giocatore, dando ufficialmente il via all'avventura.</w:t>
+      </w:r>
+    </w:p>
+    <w:p>
+      <w:pPr>
+        <w:pStyle w:val="Titolo2"/>
+      </w:pPr>
+      <w:bookmarkStart w:id="13" w:name="_Toc233051517"/>
+      <w:r>
+        <w:lastRenderedPageBreak/>
+        <w:t>Schermata esplorazione</w:t>
+      </w:r>
+      <w:bookmarkEnd w:id="13"/>
+    </w:p>
+    <w:p>
+      <w:r>
+        <w:rPr>
+          <w:noProof/>
+        </w:rPr>
+        <w:drawing>
+          <wp:inline distT="0" distB="0" distL="0" distR="0" wp14:anchorId="465EB151" wp14:editId="15A4F856">
+            <wp:extent cx="6107430" cy="3439160"/>
+            <wp:effectExtent l="0" t="0" r="7620" b="8890"/>
+            <wp:docPr id="43522736" name="Immagine 5"/>
+            <wp:cNvGraphicFramePr>
+              <a:graphicFrameLocks xmlns:a="http://schemas.openxmlformats.org/drawingml/2006/main" noChangeAspect="1"/>
+            </wp:cNvGraphicFramePr>
+            <a:graphic xmlns:a="http://schemas.openxmlformats.org/drawingml/2006/main">
+              <a:graphicData uri="http://schemas.openxmlformats.org/drawingml/2006/picture">
+                <pic:pic xmlns:pic="http://schemas.openxmlformats.org/drawingml/2006/picture">
+                  <pic:nvPicPr>
+                    <pic:cNvPr id="0" name="Picture 3"/>
+                    <pic:cNvPicPr>
+                      <a:picLocks noChangeAspect="1" noChangeArrowheads="1"/>
+                    </pic:cNvPicPr>
+                  </pic:nvPicPr>
+                  <pic:blipFill>
+                    <a:blip r:embed="rId14" cstate="print">
+                      <a:extLst>
+                        <a:ext uri="{28A0092B-C50C-407E-A947-70E740481C1C}">
+                          <a14:useLocalDpi xmlns:a14="http://schemas.microsoft.com/office/drawing/2010/main" val="0"/>
+                        </a:ext>
+                      </a:extLst>
+                    </a:blip>
+                    <a:srcRect/>
+                    <a:stretch>
+                      <a:fillRect/>
+                    </a:stretch>
+                  </pic:blipFill>
+                  <pic:spPr bwMode="auto">
+                    <a:xfrm>
+                      <a:off x="0" y="0"/>
+                      <a:ext cx="6107430" cy="3439160"/>
+                    </a:xfrm>
+                    <a:prstGeom prst="rect">
+                      <a:avLst/>
+                    </a:prstGeom>
+                    <a:noFill/>
+                    <a:ln>
+                      <a:noFill/>
+                    </a:ln>
+                  </pic:spPr>
+                </pic:pic>
+              </a:graphicData>
+            </a:graphic>
+          </wp:inline>
+        </w:drawing>
+      </w:r>
+    </w:p>
+    <w:p>
+      <w:pPr>
+        <w:rPr>
+          <w:sz w:val="18"/>
+          <w:szCs w:val="18"/>
+        </w:rPr>
+      </w:pPr>
+      <w:r>
+        <w:rPr>
+          <w:sz w:val="18"/>
+          <w:szCs w:val="18"/>
+        </w:rPr>
+        <w:t xml:space="preserve">Immagine </w:t>
+      </w:r>
+      <w:r>
+        <w:rPr>
+          <w:sz w:val="18"/>
+          <w:szCs w:val="18"/>
+        </w:rPr>
+        <w:t>7</w:t>
+      </w:r>
+    </w:p>
+    <w:p>
+      <w:r>
+        <w:t xml:space="preserve">Una volta </w:t>
+      </w:r>
+      <w:r>
+        <w:t>premuto il bottone “inizia</w:t>
+      </w:r>
+      <w:r>
+        <w:t xml:space="preserve"> </w:t>
+      </w:r>
+      <w:proofErr w:type="gramStart"/>
+      <w:r>
+        <w:t>esplorazione</w:t>
+      </w:r>
+      <w:r>
+        <w:t>”(</w:t>
+      </w:r>
+      <w:proofErr w:type="gramEnd"/>
+      <w:r>
+        <w:t xml:space="preserve">immagine </w:t>
+      </w:r>
+      <w:r>
+        <w:t>6</w:t>
+      </w:r>
+      <w:r>
+        <w:t>)</w:t>
+      </w:r>
+      <w:r>
+        <w:t xml:space="preserve">, il giocatore viene catapultato </w:t>
+      </w:r>
+      <w:r>
+        <w:t>nel mondo di gioco.</w:t>
+      </w:r>
+    </w:p>
+    <w:p/>
+    <w:p>
+      <w:r>
+        <w:rPr>
+          <w:b/>
+          <w:bCs/>
+        </w:rPr>
+        <w:t>1. Contatore Monete:</w:t>
+      </w:r>
+      <w:r>
+        <w:t xml:space="preserve"> Indica la quantità di monete raccolte dal giocatore durante l'esplorazione della mappa. </w:t>
+      </w:r>
+    </w:p>
+    <w:p>
+      <w:r>
+        <w:rPr>
+          <w:b/>
+          <w:bCs/>
+        </w:rPr>
+        <w:t>2. Barra dell'Esperienza (XP):</w:t>
+      </w:r>
+      <w:r>
+        <w:t xml:space="preserve"> Mostra i progressi attuali. Si riempie man mano che si completano obiettivi o si avanza nell'avventura. </w:t>
+      </w:r>
+    </w:p>
+    <w:p>
+      <w:r>
+        <w:rPr>
+          <w:b/>
+          <w:bCs/>
+        </w:rPr>
+        <w:t>3. Personaggio Giocante:</w:t>
+      </w:r>
+      <w:r>
+        <w:t xml:space="preserve"> L'avatar controllato direttamente dal giocatore, tramite il quale esplorare i livelli e interagire con il mondo di gioco. </w:t>
+      </w:r>
+    </w:p>
+    <w:p>
+      <w:r>
+        <w:rPr>
+          <w:b/>
+          <w:bCs/>
+        </w:rPr>
+        <w:t>4. Personaggi Non Giocanti (NPC):</w:t>
+      </w:r>
+      <w:r>
+        <w:t xml:space="preserve"> Individui con cui è possibile interagire. Un indicatore visivo (come il punto esclamativo rosso) segnala la presenza di dialoghi importanti, missioni o oggetti utili. </w:t>
+      </w:r>
+      <w:r>
+        <w:rPr>
+          <w:b/>
+          <w:bCs/>
+        </w:rPr>
+        <w:t>5. Taccuino (Tasto T):</w:t>
+      </w:r>
+      <w:r>
+        <w:t xml:space="preserve"> Apre l'interfaccia degli appunti, essenziale per tenere traccia delle missioni attive e degli indizi trovati lungo il percorso. </w:t>
+      </w:r>
+    </w:p>
+    <w:p>
+      <w:r>
+        <w:rPr>
+          <w:b/>
+          <w:bCs/>
+        </w:rPr>
+        <w:t>6. Libro Informazioni (Tasto I):</w:t>
+      </w:r>
+      <w:r>
+        <w:t xml:space="preserve"> Permette di accedere a dettagli aggiuntivi, curiosità storiche e approfondimenti culturali sui luoghi scoperti.</w:t>
+      </w:r>
+    </w:p>
+    <w:p>
+      <w:pPr>
+        <w:pStyle w:val="Titolo2"/>
+      </w:pPr>
+      <w:bookmarkStart w:id="14" w:name="_Toc233051518"/>
+      <w:r>
+        <w:lastRenderedPageBreak/>
+        <w:t>Menù Pausa</w:t>
+      </w:r>
+      <w:bookmarkEnd w:id="14"/>
+    </w:p>
+    <w:p>
+      <w:r>
+        <w:rPr>
+          <w:noProof/>
+        </w:rPr>
+        <w:drawing>
+          <wp:inline distT="0" distB="0" distL="0" distR="0" wp14:anchorId="2BF9E2D2" wp14:editId="68AB7B45">
+            <wp:extent cx="6107430" cy="3439160"/>
+            <wp:effectExtent l="0" t="0" r="7620" b="8890"/>
+            <wp:docPr id="420574729" name="Immagine 7"/>
+            <wp:cNvGraphicFramePr>
+              <a:graphicFrameLocks xmlns:a="http://schemas.openxmlformats.org/drawingml/2006/main" noChangeAspect="1"/>
+            </wp:cNvGraphicFramePr>
+            <a:graphic xmlns:a="http://schemas.openxmlformats.org/drawingml/2006/main">
+              <a:graphicData uri="http://schemas.openxmlformats.org/drawingml/2006/picture">
+                <pic:pic xmlns:pic="http://schemas.openxmlformats.org/drawingml/2006/picture">
+                  <pic:nvPicPr>
+                    <pic:cNvPr id="0" name="Picture 5"/>
+                    <pic:cNvPicPr>
+                      <a:picLocks noChangeAspect="1" noChangeArrowheads="1"/>
+                    </pic:cNvPicPr>
+                  </pic:nvPicPr>
+                  <pic:blipFill>
+                    <a:blip r:embed="rId15" cstate="print">
+                      <a:extLst>
+                        <a:ext uri="{28A0092B-C50C-407E-A947-70E740481C1C}">
+                          <a14:useLocalDpi xmlns:a14="http://schemas.microsoft.com/office/drawing/2010/main" val="0"/>
+                        </a:ext>
+                      </a:extLst>
+                    </a:blip>
+                    <a:srcRect/>
+                    <a:stretch>
+                      <a:fillRect/>
+                    </a:stretch>
+                  </pic:blipFill>
+                  <pic:spPr bwMode="auto">
+                    <a:xfrm>
+                      <a:off x="0" y="0"/>
+                      <a:ext cx="6107430" cy="3439160"/>
+                    </a:xfrm>
+                    <a:prstGeom prst="rect">
+                      <a:avLst/>
+                    </a:prstGeom>
+                    <a:noFill/>
+                    <a:ln>
+                      <a:noFill/>
+                    </a:ln>
+                  </pic:spPr>
+                </pic:pic>
+              </a:graphicData>
+            </a:graphic>
+          </wp:inline>
+        </w:drawing>
+      </w:r>
+    </w:p>
+    <w:p>
+      <w:pPr>
+        <w:rPr>
+          <w:sz w:val="18"/>
+          <w:szCs w:val="18"/>
+        </w:rPr>
+      </w:pPr>
+      <w:r>
+        <w:rPr>
+          <w:sz w:val="18"/>
+          <w:szCs w:val="18"/>
+        </w:rPr>
+        <w:t xml:space="preserve">Immagine </w:t>
+      </w:r>
+      <w:r>
+        <w:rPr>
+          <w:sz w:val="18"/>
+          <w:szCs w:val="18"/>
+        </w:rPr>
+        <w:t>8</w:t>
+      </w:r>
+    </w:p>
+    <w:p>
+      <w:pPr>
+        <w:rPr>
+          <w:sz w:val="18"/>
+          <w:szCs w:val="18"/>
+        </w:rPr>
+      </w:pPr>
+    </w:p>
+    <w:p>
+      <w:r>
+        <w:rPr>
+          <w:b/>
+          <w:bCs/>
+        </w:rPr>
+        <w:t>1. Riprendi:</w:t>
+      </w:r>
+      <w:r>
+        <w:t xml:space="preserve"> Chiude il menù di pausa e riprende la partita in corso. </w:t>
+      </w:r>
+    </w:p>
+    <w:p>
+      <w:r>
+        <w:rPr>
+          <w:b/>
+          <w:bCs/>
+        </w:rPr>
+        <w:t>2. Opzioni:</w:t>
+      </w:r>
+      <w:r>
+        <w:t xml:space="preserve"> Apre il menù per la configurazione dei parametri di gioco, come ad esempio le impostazioni audio e grafiche. </w:t>
+      </w:r>
+    </w:p>
+    <w:p>
+      <w:r>
+        <w:rPr>
+          <w:b/>
+          <w:bCs/>
+        </w:rPr>
+        <w:t>3. Esci:</w:t>
+      </w:r>
+      <w:r>
+        <w:t xml:space="preserve"> Interrompe la partita attuale e riporta l'utente alla schermata principale (Immagine 3).</w:t>
+      </w:r>
+    </w:p>
+    <w:p/>
+    <w:p>
+      <w:pPr>
+        <w:pStyle w:val="Titolo2"/>
+      </w:pPr>
+      <w:bookmarkStart w:id="15" w:name="_Toc233051519"/>
+      <w:r>
+        <w:lastRenderedPageBreak/>
+        <w:t>Schermata Opzioni</w:t>
+      </w:r>
+      <w:r>
+        <w:t xml:space="preserve"> in gioco</w:t>
+      </w:r>
+      <w:bookmarkEnd w:id="15"/>
+    </w:p>
+    <w:p>
+      <w:r>
+        <w:rPr>
+          <w:noProof/>
+        </w:rPr>
+        <w:drawing>
+          <wp:inline distT="0" distB="0" distL="0" distR="0" wp14:anchorId="733879C0" wp14:editId="061EDA5B">
+            <wp:extent cx="6107430" cy="3439160"/>
+            <wp:effectExtent l="0" t="0" r="7620" b="8890"/>
+            <wp:docPr id="223770139" name="Immagine 8"/>
+            <wp:cNvGraphicFramePr>
+              <a:graphicFrameLocks xmlns:a="http://schemas.openxmlformats.org/drawingml/2006/main" noChangeAspect="1"/>
+            </wp:cNvGraphicFramePr>
+            <a:graphic xmlns:a="http://schemas.openxmlformats.org/drawingml/2006/main">
+              <a:graphicData uri="http://schemas.openxmlformats.org/drawingml/2006/picture">
+                <pic:pic xmlns:pic="http://schemas.openxmlformats.org/drawingml/2006/picture">
+                  <pic:nvPicPr>
+                    <pic:cNvPr id="0" name="Picture 6"/>
+                    <pic:cNvPicPr>
+                      <a:picLocks noChangeAspect="1" noChangeArrowheads="1"/>
+                    </pic:cNvPicPr>
+                  </pic:nvPicPr>
+                  <pic:blipFill>
+                    <a:blip r:embed="rId16" cstate="print">
+                      <a:extLst>
+                        <a:ext uri="{28A0092B-C50C-407E-A947-70E740481C1C}">
+                          <a14:useLocalDpi xmlns:a14="http://schemas.microsoft.com/office/drawing/2010/main" val="0"/>
+                        </a:ext>
+                      </a:extLst>
+                    </a:blip>
+                    <a:srcRect/>
+                    <a:stretch>
+                      <a:fillRect/>
+                    </a:stretch>
+                  </pic:blipFill>
+                  <pic:spPr bwMode="auto">
+                    <a:xfrm>
+                      <a:off x="0" y="0"/>
+                      <a:ext cx="6107430" cy="3439160"/>
+                    </a:xfrm>
+                    <a:prstGeom prst="rect">
+                      <a:avLst/>
+                    </a:prstGeom>
+                    <a:noFill/>
+                    <a:ln>
+                      <a:noFill/>
+                    </a:ln>
+                  </pic:spPr>
+                </pic:pic>
+              </a:graphicData>
+            </a:graphic>
+          </wp:inline>
+        </w:drawing>
+      </w:r>
+    </w:p>
+    <w:p>
+      <w:pPr>
+        <w:rPr>
+          <w:sz w:val="18"/>
+          <w:szCs w:val="18"/>
+        </w:rPr>
+      </w:pPr>
+      <w:r>
+        <w:rPr>
+          <w:sz w:val="18"/>
+          <w:szCs w:val="18"/>
+        </w:rPr>
+        <w:t xml:space="preserve">Immagine </w:t>
+      </w:r>
+      <w:r>
+        <w:rPr>
+          <w:sz w:val="18"/>
+          <w:szCs w:val="18"/>
+        </w:rPr>
+        <w:t>9</w:t>
+      </w:r>
+    </w:p>
+    <w:p>
+      <w:pPr>
+        <w:rPr>
+          <w:sz w:val="18"/>
+          <w:szCs w:val="18"/>
+        </w:rPr>
+      </w:pPr>
+    </w:p>
+    <w:p>
+      <w:r>
+        <w:rPr>
+          <w:b/>
+          <w:bCs/>
+        </w:rPr>
+        <w:t>1. Volume Musica:</w:t>
+      </w:r>
+      <w:r>
+        <w:t xml:space="preserve"> Regola l'intensità della colonna sonora di sottofondo. Sposta l'indicatore (slider) verso destra o verso sinistra per alzare o abbassare la musica del livello in corso. </w:t>
+      </w:r>
+    </w:p>
+    <w:p>
+      <w:r>
+        <w:rPr>
+          <w:b/>
+          <w:bCs/>
+        </w:rPr>
+        <w:t>2. Volume Effetti:</w:t>
+      </w:r>
+      <w:r>
+        <w:t xml:space="preserve"> Permette di calibrare il livello audio degli effetti sonori (SFX) del gioco, come ad esempio il suono della raccolta delle monete, le interazioni con l'interfaccia o i rumori ambientali. </w:t>
+      </w:r>
+    </w:p>
+    <w:p>
+      <w:r>
+        <w:rPr>
+          <w:b/>
+          <w:bCs/>
+        </w:rPr>
+        <w:t>3. Indietro:</w:t>
+      </w:r>
+      <w:r>
+        <w:t xml:space="preserve"> Salva le impostazioni correnti e chiude il pannello delle opzioni, riportando il giocatore alla schermata precedente (Menù Principale o Menù di Pausa).</w:t>
+      </w:r>
+    </w:p>
+    <w:p/>
+    <w:p/>
+    <w:p>
+      <w:pPr>
+        <w:pStyle w:val="Titolo2"/>
+      </w:pPr>
+      <w:bookmarkStart w:id="16" w:name="_Toc233051520"/>
+      <w:r>
+        <w:lastRenderedPageBreak/>
+        <w:t>Schermata Taccuino</w:t>
+      </w:r>
+      <w:bookmarkEnd w:id="16"/>
+    </w:p>
+    <w:p>
+      <w:r>
+        <w:rPr>
+          <w:noProof/>
+        </w:rPr>
+        <w:drawing>
+          <wp:inline distT="0" distB="0" distL="0" distR="0" wp14:anchorId="63E16D9F" wp14:editId="17AA94E5">
+            <wp:extent cx="6107430" cy="3439160"/>
+            <wp:effectExtent l="0" t="0" r="7620" b="8890"/>
+            <wp:docPr id="1185107178" name="Immagine 5"/>
+            <wp:cNvGraphicFramePr>
+              <a:graphicFrameLocks xmlns:a="http://schemas.openxmlformats.org/drawingml/2006/main" noChangeAspect="1"/>
+            </wp:cNvGraphicFramePr>
+            <a:graphic xmlns:a="http://schemas.openxmlformats.org/drawingml/2006/main">
+              <a:graphicData uri="http://schemas.openxmlformats.org/drawingml/2006/picture">
+                <pic:pic xmlns:pic="http://schemas.openxmlformats.org/drawingml/2006/picture">
+                  <pic:nvPicPr>
+                    <pic:cNvPr id="0" name="Picture 3"/>
+                    <pic:cNvPicPr>
+                      <a:picLocks noChangeAspect="1" noChangeArrowheads="1"/>
+                    </pic:cNvPicPr>
+                  </pic:nvPicPr>
+                  <pic:blipFill>
+                    <a:blip r:embed="rId17" cstate="print">
+                      <a:extLst>
+                        <a:ext uri="{28A0092B-C50C-407E-A947-70E740481C1C}">
+                          <a14:useLocalDpi xmlns:a14="http://schemas.microsoft.com/office/drawing/2010/main" val="0"/>
+                        </a:ext>
+                      </a:extLst>
+                    </a:blip>
+                    <a:srcRect/>
+                    <a:stretch>
+                      <a:fillRect/>
+                    </a:stretch>
+                  </pic:blipFill>
+                  <pic:spPr bwMode="auto">
+                    <a:xfrm>
+                      <a:off x="0" y="0"/>
+                      <a:ext cx="6107430" cy="3439160"/>
+                    </a:xfrm>
+                    <a:prstGeom prst="rect">
+                      <a:avLst/>
+                    </a:prstGeom>
+                    <a:noFill/>
+                    <a:ln>
+                      <a:noFill/>
+                    </a:ln>
+                  </pic:spPr>
+                </pic:pic>
+              </a:graphicData>
+            </a:graphic>
+          </wp:inline>
+        </w:drawing>
+      </w:r>
+    </w:p>
+    <w:p>
+      <w:pPr>
+        <w:rPr>
+          <w:sz w:val="18"/>
+          <w:szCs w:val="18"/>
+        </w:rPr>
+      </w:pPr>
+      <w:r>
+        <w:rPr>
+          <w:sz w:val="18"/>
+          <w:szCs w:val="18"/>
+        </w:rPr>
+        <w:t>Immagine</w:t>
+      </w:r>
+      <w:r>
+        <w:rPr>
+          <w:sz w:val="18"/>
+          <w:szCs w:val="18"/>
+        </w:rPr>
+        <w:t xml:space="preserve"> 1</w:t>
+      </w:r>
+      <w:r>
+        <w:rPr>
+          <w:sz w:val="18"/>
+          <w:szCs w:val="18"/>
+        </w:rPr>
+        <w:t>0</w:t>
+      </w:r>
+    </w:p>
+    <w:p>
+      <w:pPr>
+        <w:rPr>
+          <w:sz w:val="18"/>
+          <w:szCs w:val="18"/>
+        </w:rPr>
+      </w:pPr>
+    </w:p>
+    <w:p>
+      <w:r>
+        <w:rPr>
+          <w:b/>
+          <w:bCs/>
+        </w:rPr>
+        <w:t>1. Appunti Raccolti:</w:t>
+      </w:r>
+      <w:r>
+        <w:t xml:space="preserve"> Visualizza l'elenco delle informazioni storiche, delle curiosità e degli indizi scoperti dal giocatore interagendo con i personaggi (NPC) o esplorando l'ambiente. Questo registro si aggiorna automaticamente man mano che si svelano nuovi segreti sui teatri di Bari, permettendo al giocatore di rileggere in qualsiasi momento le nozioni culturali apprese durante l'avventura</w:t>
+      </w:r>
+    </w:p>
+    <w:p/>
+    <w:p/>
+    <w:p>
+      <w:bookmarkStart w:id="17" w:name="_Toc233051521"/>
+      <w:r>
+        <w:rPr>
+          <w:rStyle w:val="Titolo2Carattere"/>
+        </w:rPr>
+        <w:lastRenderedPageBreak/>
+        <w:t xml:space="preserve">Dialogo </w:t>
+      </w:r>
+      <w:proofErr w:type="spellStart"/>
+      <w:r>
+        <w:rPr>
+          <w:rStyle w:val="Titolo2Carattere"/>
+        </w:rPr>
+        <w:t>pre</w:t>
+      </w:r>
+      <w:proofErr w:type="spellEnd"/>
+      <w:r>
+        <w:rPr>
+          <w:rStyle w:val="Titolo2Carattere"/>
+        </w:rPr>
+        <w:t>-minigioco</w:t>
+      </w:r>
+      <w:bookmarkEnd w:id="17"/>
+      <w:r>
+        <w:rPr>
+          <w:noProof/>
+        </w:rPr>
+        <w:drawing>
+          <wp:inline distT="0" distB="0" distL="0" distR="0" wp14:anchorId="6E588A9E" wp14:editId="28FB488D">
+            <wp:extent cx="6105525" cy="3438525"/>
+            <wp:effectExtent l="0" t="0" r="9525" b="9525"/>
+            <wp:docPr id="1642748817" name="Immagine 13"/>
+            <wp:cNvGraphicFramePr>
+              <a:graphicFrameLocks xmlns:a="http://schemas.openxmlformats.org/drawingml/2006/main" noChangeAspect="1"/>
+            </wp:cNvGraphicFramePr>
+            <a:graphic xmlns:a="http://schemas.openxmlformats.org/drawingml/2006/main">
+              <a:graphicData uri="http://schemas.openxmlformats.org/drawingml/2006/picture">
+                <pic:pic xmlns:pic="http://schemas.openxmlformats.org/drawingml/2006/picture">
+                  <pic:nvPicPr>
+                    <pic:cNvPr id="0" name="Picture 11"/>
+                    <pic:cNvPicPr>
+                      <a:picLocks noChangeAspect="1" noChangeArrowheads="1"/>
+                    </pic:cNvPicPr>
+                  </pic:nvPicPr>
+                  <pic:blipFill>
+                    <a:blip r:embed="rId18" cstate="print">
                       <a:extLst>
                         <a:ext uri="{28A0092B-C50C-407E-A947-70E740481C1C}">
                           <a14:useLocalDpi xmlns:a14="http://schemas.microsoft.com/office/drawing/2010/main" val="0"/>
@@ -2965,103 +4174,92 @@
           <w:sz w:val="18"/>
           <w:szCs w:val="18"/>
         </w:rPr>
-        <w:t>Immagine 5</w:t>
-      </w:r>
-    </w:p>
-    <w:p>
-      <w:pPr>
+        <w:t>Immagine</w:t>
+      </w:r>
+      <w:r>
         <w:rPr>
           <w:sz w:val="18"/>
           <w:szCs w:val="18"/>
         </w:rPr>
-      </w:pPr>
-    </w:p>
-    <w:p>
-      <w:r>
-        <w:t xml:space="preserve">Una volta </w:t>
-      </w:r>
-      <w:r>
-        <w:t>premuto il bottone “</w:t>
-      </w:r>
-      <w:proofErr w:type="gramStart"/>
-      <w:r>
-        <w:t>inizia”(</w:t>
-      </w:r>
-      <w:proofErr w:type="gramEnd"/>
-      <w:r>
-        <w:t xml:space="preserve">immagine </w:t>
-      </w:r>
-      <w:r>
-        <w:t>3</w:t>
-      </w:r>
-      <w:r>
-        <w:t>)</w:t>
-      </w:r>
-      <w:r>
-        <w:t xml:space="preserve">, il giocatore viene catapultato </w:t>
-      </w:r>
-      <w:r>
-        <w:t>nel mondo di gioco.</w:t>
+        <w:t xml:space="preserve"> 11</w:t>
       </w:r>
     </w:p>
     <w:p/>
     <w:p>
       <w:r>
-        <w:t xml:space="preserve">1. </w:t>
+        <w:t>1.</w:t>
+      </w:r>
+      <w:r>
+        <w:rPr>
+          <w:rFonts w:ascii="Consolas" w:eastAsia="Times New Roman" w:hAnsi="Consolas" w:cs="Courier New"/>
+          <w:b/>
+          <w:color w:val="F9FAFB"/>
+          <w:sz w:val="20"/>
+          <w:szCs w:val="20"/>
+          <w:lang w:eastAsia="it-IT"/>
+        </w:rPr>
+        <w:t xml:space="preserve"> </w:t>
       </w:r>
       <w:r>
         <w:rPr>
           <w:b/>
           <w:bCs/>
         </w:rPr>
-        <w:t>Contatore Monete:</w:t>
-      </w:r>
-      <w:r>
-        <w:t xml:space="preserve"> Indica la valuta di gioco accumulata dal giocatore.</w:t>
+        <w:t>NPC Narratore:</w:t>
+      </w:r>
+      <w:r>
+        <w:t xml:space="preserve"> </w:t>
+      </w:r>
+      <w:r>
+        <w:t xml:space="preserve">Personaggio </w:t>
+      </w:r>
+      <w:r>
+        <w:t>non giocabile, racconta la storia del teatro e ti permette di avviare il minigioco inerente;</w:t>
       </w:r>
     </w:p>
     <w:p>
       <w:r>
         <w:t xml:space="preserve">2. </w:t>
-      </w:r>
-      <w:r>
-        <w:rPr>
-          <w:b/>
-        </w:rPr>
-        <w:t>Barra Punti Esperienza (XP):</w:t>
-      </w:r>
-      <w:r>
-        <w:t xml:space="preserve"> Visualizza il progresso del giocatore. </w:t>
-      </w:r>
-    </w:p>
-    <w:p>
-      <w:r>
-        <w:t>3.</w:t>
       </w:r>
       <w:r>
         <w:rPr>
           <w:b/>
           <w:bCs/>
         </w:rPr>
-        <w:t xml:space="preserve"> Avatar:</w:t>
-      </w:r>
-      <w:r>
-        <w:t xml:space="preserve"> Rappresenta il personaggio guidato dal giocatore.</w:t>
-      </w:r>
-    </w:p>
-    <w:p>
-      <w:r>
-        <w:t xml:space="preserve">4. </w:t>
+        <w:t xml:space="preserve">Blocco </w:t>
       </w:r>
       <w:r>
         <w:rPr>
           <w:b/>
           <w:bCs/>
         </w:rPr>
-        <w:t>NPC (Personaggio non giocante):</w:t>
-      </w:r>
-      <w:r>
-        <w:t xml:space="preserve"> Elementi con cui è possibile interagire per attivare dialoghi o missioni.</w:t>
+        <w:t xml:space="preserve">Dialogo: </w:t>
+      </w:r>
+      <w:r>
+        <w:t xml:space="preserve">trascrizione testuale del dialogo con </w:t>
+      </w:r>
+      <w:proofErr w:type="spellStart"/>
+      <w:r>
+        <w:t>portrait</w:t>
+      </w:r>
+      <w:proofErr w:type="spellEnd"/>
+      <w:r>
+        <w:t xml:space="preserve"> dell’NPC;</w:t>
+      </w:r>
+    </w:p>
+    <w:p>
+      <w:r>
+        <w:t xml:space="preserve">3. </w:t>
+      </w:r>
+      <w:r>
+        <w:rPr>
+          <w:b/>
+          <w:bCs/>
+        </w:rPr>
+        <w:t xml:space="preserve">Teatro: </w:t>
+      </w:r>
+      <w:r>
+        <w:t>teatro in cui si svolgerà il minigioco.</w:t>
       </w:r>
     </w:p>
     <w:p/>
@@ -3069,12 +4267,12 @@
       <w:pPr>
         <w:pStyle w:val="Titolo2"/>
       </w:pPr>
-      <w:bookmarkStart w:id="12" w:name="_Toc232089350"/>
+      <w:bookmarkStart w:id="18" w:name="_Toc233051522"/>
       <w:r>
         <w:lastRenderedPageBreak/>
-        <w:t>Menù Pausa</w:t>
-      </w:r>
-      <w:bookmarkEnd w:id="12"/>
+        <w:t>Minigioco</w:t>
+      </w:r>
+      <w:bookmarkEnd w:id="18"/>
     </w:p>
     <w:p>
       <w:r>
@@ -3082,10 +4280,10 @@
           <w:noProof/>
         </w:rPr>
         <w:drawing>
-          <wp:inline distT="0" distB="0" distL="0" distR="0" wp14:anchorId="260B019B" wp14:editId="16A6E68C">
+          <wp:inline distT="0" distB="0" distL="0" distR="0" wp14:anchorId="4C044F74" wp14:editId="734C7B19">
             <wp:extent cx="6105525" cy="3438525"/>
             <wp:effectExtent l="0" t="0" r="9525" b="9525"/>
-            <wp:docPr id="1748287178" name="Immagine 12"/>
+            <wp:docPr id="232824534" name="Immagine 14"/>
             <wp:cNvGraphicFramePr>
               <a:graphicFrameLocks xmlns:a="http://schemas.openxmlformats.org/drawingml/2006/main" noChangeAspect="1"/>
             </wp:cNvGraphicFramePr>
@@ -3093,13 +4291,13 @@
               <a:graphicData uri="http://schemas.openxmlformats.org/drawingml/2006/picture">
                 <pic:pic xmlns:pic="http://schemas.openxmlformats.org/drawingml/2006/picture">
                   <pic:nvPicPr>
-                    <pic:cNvPr id="0" name="Picture 10"/>
+                    <pic:cNvPr id="0" name="Picture 12"/>
                     <pic:cNvPicPr>
                       <a:picLocks noChangeAspect="1" noChangeArrowheads="1"/>
                     </pic:cNvPicPr>
                   </pic:nvPicPr>
                   <pic:blipFill>
-                    <a:blip r:embed="rId13" cstate="print">
+                    <a:blip r:embed="rId19" cstate="print">
                       <a:extLst>
                         <a:ext uri="{28A0092B-C50C-407E-A947-70E740481C1C}">
                           <a14:useLocalDpi xmlns:a14="http://schemas.microsoft.com/office/drawing/2010/main" val="0"/>
@@ -3143,17 +4341,24 @@
           <w:sz w:val="18"/>
           <w:szCs w:val="18"/>
         </w:rPr>
-        <w:t>Immagine 6</w:t>
-      </w:r>
-    </w:p>
-    <w:p>
-      <w:pPr>
+        <w:t xml:space="preserve">Immagine </w:t>
+      </w:r>
+      <w:r>
         <w:rPr>
           <w:sz w:val="18"/>
           <w:szCs w:val="18"/>
         </w:rPr>
-      </w:pPr>
-    </w:p>
+        <w:t>1</w:t>
+      </w:r>
+      <w:r>
+        <w:rPr>
+          <w:sz w:val="18"/>
+          <w:szCs w:val="18"/>
+        </w:rPr>
+        <w:t>2</w:t>
+      </w:r>
+    </w:p>
+    <w:p/>
     <w:p>
       <w:r>
         <w:t xml:space="preserve">1. </w:t>
@@ -3163,132 +4368,18 @@
           <w:b/>
           <w:bCs/>
         </w:rPr>
-        <w:t xml:space="preserve">Riprendi: </w:t>
-      </w:r>
-      <w:r>
-        <w:t>riprendi la partita</w:t>
-      </w:r>
-    </w:p>
-    <w:p>
-      <w:r>
-        <w:t xml:space="preserve">2. </w:t>
-      </w:r>
-      <w:r>
-        <w:rPr>
-          <w:b/>
-          <w:bCs/>
-        </w:rPr>
-        <w:t>Esci:</w:t>
-      </w:r>
-      <w:r>
-        <w:rPr>
-          <w:b/>
-          <w:bCs/>
-        </w:rPr>
+        <w:t>Ambientazione:</w:t>
+      </w:r>
+      <w:r>
         <w:t xml:space="preserve"> </w:t>
       </w:r>
       <w:r>
-        <w:t>torna alla schermata principale (immagine 3)</w:t>
-      </w:r>
-    </w:p>
-    <w:p/>
-    <w:p>
-      <w:bookmarkStart w:id="13" w:name="_Toc232089351"/>
-      <w:r>
-        <w:rPr>
-          <w:rStyle w:val="Titolo2Carattere"/>
-        </w:rPr>
-        <w:t xml:space="preserve">Dialogo </w:t>
-      </w:r>
-      <w:proofErr w:type="spellStart"/>
-      <w:r>
-        <w:rPr>
-          <w:rStyle w:val="Titolo2Carattere"/>
-        </w:rPr>
-        <w:t>pre</w:t>
-      </w:r>
-      <w:proofErr w:type="spellEnd"/>
-      <w:r>
-        <w:rPr>
-          <w:rStyle w:val="Titolo2Carattere"/>
-        </w:rPr>
-        <w:t>-minigioco</w:t>
-      </w:r>
-      <w:bookmarkEnd w:id="13"/>
-      <w:r>
-        <w:rPr>
-          <w:noProof/>
-        </w:rPr>
-        <w:drawing>
-          <wp:inline distT="0" distB="0" distL="0" distR="0" wp14:anchorId="6E588A9E" wp14:editId="28FB488D">
-            <wp:extent cx="6105525" cy="3438525"/>
-            <wp:effectExtent l="0" t="0" r="9525" b="9525"/>
-            <wp:docPr id="1642748817" name="Immagine 13"/>
-            <wp:cNvGraphicFramePr>
-              <a:graphicFrameLocks xmlns:a="http://schemas.openxmlformats.org/drawingml/2006/main" noChangeAspect="1"/>
-            </wp:cNvGraphicFramePr>
-            <a:graphic xmlns:a="http://schemas.openxmlformats.org/drawingml/2006/main">
-              <a:graphicData uri="http://schemas.openxmlformats.org/drawingml/2006/picture">
-                <pic:pic xmlns:pic="http://schemas.openxmlformats.org/drawingml/2006/picture">
-                  <pic:nvPicPr>
-                    <pic:cNvPr id="0" name="Picture 11"/>
-                    <pic:cNvPicPr>
-                      <a:picLocks noChangeAspect="1" noChangeArrowheads="1"/>
-                    </pic:cNvPicPr>
-                  </pic:nvPicPr>
-                  <pic:blipFill>
-                    <a:blip r:embed="rId14" cstate="print">
-                      <a:extLst>
-                        <a:ext uri="{28A0092B-C50C-407E-A947-70E740481C1C}">
-                          <a14:useLocalDpi xmlns:a14="http://schemas.microsoft.com/office/drawing/2010/main" val="0"/>
-                        </a:ext>
-                      </a:extLst>
-                    </a:blip>
-                    <a:srcRect/>
-                    <a:stretch>
-                      <a:fillRect/>
-                    </a:stretch>
-                  </pic:blipFill>
-                  <pic:spPr bwMode="auto">
-                    <a:xfrm>
-                      <a:off x="0" y="0"/>
-                      <a:ext cx="6105525" cy="3438525"/>
-                    </a:xfrm>
-                    <a:prstGeom prst="rect">
-                      <a:avLst/>
-                    </a:prstGeom>
-                    <a:noFill/>
-                    <a:ln>
-                      <a:noFill/>
-                    </a:ln>
-                  </pic:spPr>
-                </pic:pic>
-              </a:graphicData>
-            </a:graphic>
-          </wp:inline>
-        </w:drawing>
-      </w:r>
-    </w:p>
-    <w:p>
-      <w:pPr>
-        <w:rPr>
-          <w:sz w:val="18"/>
-          <w:szCs w:val="18"/>
-        </w:rPr>
-      </w:pPr>
-      <w:r>
-        <w:rPr>
-          <w:sz w:val="18"/>
-          <w:szCs w:val="18"/>
-        </w:rPr>
-        <w:t>Immagine 7</w:t>
-      </w:r>
-    </w:p>
-    <w:p/>
-    <w:p>
-      <w:r>
-        <w:lastRenderedPageBreak/>
-        <w:t>1.</w:t>
+        <w:t>Rappresentazione visiva del teatro in cui si svolge il minigioco</w:t>
+      </w:r>
+    </w:p>
+    <w:p>
+      <w:r>
+        <w:t>2.</w:t>
       </w:r>
       <w:r>
         <w:rPr>
@@ -3306,238 +4397,61 @@
           <w:b/>
           <w:bCs/>
         </w:rPr>
-        <w:t>NPC Narratore:</w:t>
+        <w:t>Testo completamento:</w:t>
       </w:r>
       <w:r>
         <w:t xml:space="preserve"> </w:t>
       </w:r>
       <w:r>
-        <w:t xml:space="preserve">Personaggio </w:t>
-      </w:r>
-      <w:r>
-        <w:t>non giocabile, racconta la storia del teatro e ti permette di avviare il minigioco inerente;</w:t>
-      </w:r>
-    </w:p>
-    <w:p>
-      <w:r>
-        <w:t xml:space="preserve">2. </w:t>
+        <w:t>Messaggio informativo che conferma il raggiungimento dell'obiettivo</w:t>
+      </w:r>
+    </w:p>
+    <w:p>
+      <w:r>
+        <w:t xml:space="preserve">3. </w:t>
       </w:r>
       <w:r>
         <w:rPr>
           <w:b/>
           <w:bCs/>
         </w:rPr>
-        <w:t xml:space="preserve">Blocco </w:t>
-      </w:r>
-      <w:r>
-        <w:rPr>
-          <w:b/>
-          <w:bCs/>
-        </w:rPr>
-        <w:t xml:space="preserve">Dialogo: </w:t>
-      </w:r>
-      <w:r>
-        <w:t xml:space="preserve">trascrizione testuale del dialogo con </w:t>
-      </w:r>
-      <w:proofErr w:type="spellStart"/>
-      <w:r>
-        <w:t>portrait</w:t>
-      </w:r>
-      <w:proofErr w:type="spellEnd"/>
-      <w:r>
-        <w:t xml:space="preserve"> dell’NPC;</w:t>
-      </w:r>
-    </w:p>
-    <w:p>
-      <w:r>
-        <w:t xml:space="preserve">3. </w:t>
-      </w:r>
-      <w:r>
-        <w:rPr>
-          <w:b/>
-          <w:bCs/>
-        </w:rPr>
-        <w:t xml:space="preserve">Teatro: </w:t>
-      </w:r>
-      <w:r>
-        <w:t>teatro in cui si svolgerà il minigioco.</w:t>
+        <w:t>Bandierina:</w:t>
+      </w:r>
+      <w:r>
+        <w:t xml:space="preserve"> </w:t>
+      </w:r>
+      <w:r>
+        <w:t>Elemento</w:t>
+      </w:r>
+      <w:r>
+        <w:t xml:space="preserve"> per tornare alla mappa principale e continuare l'esplorazione</w:t>
+      </w:r>
+    </w:p>
+    <w:p>
+      <w:pPr>
+        <w:pStyle w:val="Titolo1"/>
+      </w:pPr>
+      <w:bookmarkStart w:id="19" w:name="_Toc233051523"/>
+      <w:r>
+        <w:t>Riconoscimenti</w:t>
+      </w:r>
+      <w:bookmarkEnd w:id="19"/>
+    </w:p>
+    <w:p>
+      <w:r>
+        <w:t>Applicazione a cura di:</w:t>
+      </w:r>
+    </w:p>
+    <w:p>
+      <w:r>
+        <w:t>Carmine Giove, Claudio Gualberti, Simone I</w:t>
+      </w:r>
+      <w:r>
+        <w:t>ozzi, Armando Franchini.</w:t>
       </w:r>
     </w:p>
     <w:p/>
     <w:p>
-      <w:pPr>
-        <w:pStyle w:val="Titolo2"/>
-      </w:pPr>
-      <w:bookmarkStart w:id="14" w:name="_Toc232089352"/>
-      <w:r>
-        <w:t>Minigioco</w:t>
-      </w:r>
-      <w:bookmarkEnd w:id="14"/>
-    </w:p>
-    <w:p>
-      <w:r>
-        <w:rPr>
-          <w:noProof/>
-        </w:rPr>
-        <w:drawing>
-          <wp:inline distT="0" distB="0" distL="0" distR="0" wp14:anchorId="4C044F74" wp14:editId="734C7B19">
-            <wp:extent cx="6105525" cy="3438525"/>
-            <wp:effectExtent l="0" t="0" r="9525" b="9525"/>
-            <wp:docPr id="232824534" name="Immagine 14"/>
-            <wp:cNvGraphicFramePr>
-              <a:graphicFrameLocks xmlns:a="http://schemas.openxmlformats.org/drawingml/2006/main" noChangeAspect="1"/>
-            </wp:cNvGraphicFramePr>
-            <a:graphic xmlns:a="http://schemas.openxmlformats.org/drawingml/2006/main">
-              <a:graphicData uri="http://schemas.openxmlformats.org/drawingml/2006/picture">
-                <pic:pic xmlns:pic="http://schemas.openxmlformats.org/drawingml/2006/picture">
-                  <pic:nvPicPr>
-                    <pic:cNvPr id="0" name="Picture 12"/>
-                    <pic:cNvPicPr>
-                      <a:picLocks noChangeAspect="1" noChangeArrowheads="1"/>
-                    </pic:cNvPicPr>
-                  </pic:nvPicPr>
-                  <pic:blipFill>
-                    <a:blip r:embed="rId15" cstate="print">
-                      <a:extLst>
-                        <a:ext uri="{28A0092B-C50C-407E-A947-70E740481C1C}">
-                          <a14:useLocalDpi xmlns:a14="http://schemas.microsoft.com/office/drawing/2010/main" val="0"/>
-                        </a:ext>
-                      </a:extLst>
-                    </a:blip>
-                    <a:srcRect/>
-                    <a:stretch>
-                      <a:fillRect/>
-                    </a:stretch>
-                  </pic:blipFill>
-                  <pic:spPr bwMode="auto">
-                    <a:xfrm>
-                      <a:off x="0" y="0"/>
-                      <a:ext cx="6105525" cy="3438525"/>
-                    </a:xfrm>
-                    <a:prstGeom prst="rect">
-                      <a:avLst/>
-                    </a:prstGeom>
-                    <a:noFill/>
-                    <a:ln>
-                      <a:noFill/>
-                    </a:ln>
-                  </pic:spPr>
-                </pic:pic>
-              </a:graphicData>
-            </a:graphic>
-          </wp:inline>
-        </w:drawing>
-      </w:r>
-    </w:p>
-    <w:p>
-      <w:pPr>
-        <w:rPr>
-          <w:sz w:val="18"/>
-          <w:szCs w:val="18"/>
-        </w:rPr>
-      </w:pPr>
-      <w:r>
-        <w:rPr>
-          <w:sz w:val="18"/>
-          <w:szCs w:val="18"/>
-        </w:rPr>
-        <w:t>Immagine 8</w:t>
-      </w:r>
-    </w:p>
-    <w:p/>
-    <w:p>
-      <w:r>
-        <w:t xml:space="preserve">1. </w:t>
-      </w:r>
-      <w:r>
-        <w:rPr>
-          <w:b/>
-          <w:bCs/>
-        </w:rPr>
-        <w:t>Ambientazione:</w:t>
-      </w:r>
-      <w:r>
-        <w:t xml:space="preserve"> </w:t>
-      </w:r>
-      <w:r>
-        <w:t>Rappresentazione visiva del teatro in cui si svolge il minigioco</w:t>
-      </w:r>
-    </w:p>
-    <w:p>
-      <w:r>
-        <w:t>2.</w:t>
-      </w:r>
-      <w:r>
-        <w:rPr>
-          <w:rFonts w:ascii="Consolas" w:eastAsia="Times New Roman" w:hAnsi="Consolas" w:cs="Courier New"/>
-          <w:b/>
-          <w:color w:val="F9FAFB"/>
-          <w:sz w:val="20"/>
-          <w:szCs w:val="20"/>
-          <w:lang w:eastAsia="it-IT"/>
-        </w:rPr>
-        <w:t xml:space="preserve"> </w:t>
-      </w:r>
-      <w:r>
-        <w:rPr>
-          <w:b/>
-          <w:bCs/>
-        </w:rPr>
-        <w:t>Testo completamento:</w:t>
-      </w:r>
-      <w:r>
-        <w:t xml:space="preserve"> </w:t>
-      </w:r>
-      <w:r>
-        <w:t>Messaggio informativo che conferma il raggiungimento dell'obiettivo</w:t>
-      </w:r>
-    </w:p>
-    <w:p>
-      <w:r>
-        <w:t xml:space="preserve">3. </w:t>
-      </w:r>
-      <w:r>
-        <w:rPr>
-          <w:b/>
-          <w:bCs/>
-        </w:rPr>
-        <w:t>Bandierina:</w:t>
-      </w:r>
-      <w:r>
-        <w:t xml:space="preserve"> </w:t>
-      </w:r>
-      <w:r>
-        <w:t>Elemento</w:t>
-      </w:r>
-      <w:r>
-        <w:t xml:space="preserve"> per tornare alla mappa principale e continuare l'esplorazione</w:t>
-      </w:r>
-    </w:p>
-    <w:p>
-      <w:pPr>
-        <w:pStyle w:val="Titolo1"/>
-      </w:pPr>
-      <w:bookmarkStart w:id="15" w:name="_Toc232089353"/>
-      <w:r>
-        <w:t>Riconoscimenti</w:t>
-      </w:r>
-      <w:bookmarkEnd w:id="15"/>
-    </w:p>
-    <w:p>
-      <w:r>
-        <w:t>Applicazione a cura di:</w:t>
-      </w:r>
-    </w:p>
-    <w:p>
-      <w:r>
-        <w:t>Carmine Giove, Claudio Gualberti, Simone I</w:t>
-      </w:r>
-      <w:r>
-        <w:t>ozzi, Armando Franchini.</w:t>
-      </w:r>
-    </w:p>
-    <w:p/>
-    <w:p>
       <w:r>
         <w:rPr>
           <w:rFonts w:ascii="Tw Cen MT" w:hAnsi="Tw Cen MT"/>
@@ -3546,9 +4460,9 @@
       </w:r>
     </w:p>
     <w:sectPr>
-      <w:headerReference w:type="default" r:id="rId16"/>
-      <w:footerReference w:type="even" r:id="rId17"/>
-      <w:footerReference w:type="default" r:id="rId18"/>
+      <w:headerReference w:type="default" r:id="rId20"/>
+      <w:footerReference w:type="even" r:id="rId21"/>
+      <w:footerReference w:type="default" r:id="rId22"/>
       <w:pgSz w:w="11900" w:h="16840"/>
       <w:pgMar w:top="2131" w:right="1134" w:bottom="1134" w:left="1134" w:header="708" w:footer="708" w:gutter="0"/>
       <w:cols w:space="708"/>
@@ -6616,7 +7530,6 @@
   <w:style w:type="character" w:default="1" w:styleId="Carpredefinitoparagrafo">
     <w:name w:val="Default Paragraph Font"/>
     <w:uiPriority w:val="1"/>
-    <w:semiHidden/>
     <w:unhideWhenUsed/>
   </w:style>
   <w:style w:type="table" w:default="1" w:styleId="Tabellanormale">

--- a/doc/Manuele Utente.docx
+++ b/doc/Manuele Utente.docx
@@ -11,7 +11,7 @@
       <w:pPr>
         <w:pStyle w:val="Titolo"/>
       </w:pPr>
-      <w:bookmarkStart w:id="0" w:name="_Toc233051505"/>
+      <w:bookmarkStart w:id="0" w:name="_Toc233116197"/>
       <w:proofErr w:type="spellStart"/>
       <w:r>
         <w:t>BariGo</w:t>
@@ -387,7 +387,7 @@
         <w:pStyle w:val="Titolo1"/>
       </w:pPr>
       <w:bookmarkStart w:id="1" w:name="_Toc41400375"/>
-      <w:bookmarkStart w:id="2" w:name="_Toc233051506"/>
+      <w:bookmarkStart w:id="2" w:name="_Toc233116198"/>
       <w:r>
         <w:lastRenderedPageBreak/>
         <w:t>INDICE</w:t>
@@ -448,7 +448,7 @@
           <w:r>
             <w:fldChar w:fldCharType="separate"/>
           </w:r>
-          <w:hyperlink w:anchor="_Toc233051505" w:history="1">
+          <w:hyperlink w:anchor="_Toc233116197" w:history="1">
             <w:r>
               <w:rPr>
                 <w:rStyle w:val="Collegamentoipertestuale"/>
@@ -475,7 +475,7 @@
                 <w:noProof/>
                 <w:webHidden/>
               </w:rPr>
-              <w:instrText xml:space="preserve"> PAGEREF _Toc233051505 \h </w:instrText>
+              <w:instrText xml:space="preserve"> PAGEREF _Toc233116197 \h </w:instrText>
             </w:r>
             <w:r>
               <w:rPr>
@@ -520,7 +520,7 @@
               <w14:ligatures w14:val="standardContextual"/>
             </w:rPr>
           </w:pPr>
-          <w:hyperlink w:anchor="_Toc233051506" w:history="1">
+          <w:hyperlink w:anchor="_Toc233116198" w:history="1">
             <w:r>
               <w:rPr>
                 <w:rStyle w:val="Collegamentoipertestuale"/>
@@ -547,7 +547,7 @@
                 <w:noProof/>
                 <w:webHidden/>
               </w:rPr>
-              <w:instrText xml:space="preserve"> PAGEREF _Toc233051506 \h </w:instrText>
+              <w:instrText xml:space="preserve"> PAGEREF _Toc233116198 \h </w:instrText>
             </w:r>
             <w:r>
               <w:rPr>
@@ -592,7 +592,7 @@
               <w14:ligatures w14:val="standardContextual"/>
             </w:rPr>
           </w:pPr>
-          <w:hyperlink w:anchor="_Toc233051507" w:history="1">
+          <w:hyperlink w:anchor="_Toc233116199" w:history="1">
             <w:r>
               <w:rPr>
                 <w:rStyle w:val="Collegamentoipertestuale"/>
@@ -619,7 +619,7 @@
                 <w:noProof/>
                 <w:webHidden/>
               </w:rPr>
-              <w:instrText xml:space="preserve"> PAGEREF _Toc233051507 \h </w:instrText>
+              <w:instrText xml:space="preserve"> PAGEREF _Toc233116199 \h </w:instrText>
             </w:r>
             <w:r>
               <w:rPr>
@@ -664,7 +664,7 @@
               <w14:ligatures w14:val="standardContextual"/>
             </w:rPr>
           </w:pPr>
-          <w:hyperlink w:anchor="_Toc233051508" w:history="1">
+          <w:hyperlink w:anchor="_Toc233116200" w:history="1">
             <w:r>
               <w:rPr>
                 <w:rStyle w:val="Collegamentoipertestuale"/>
@@ -691,7 +691,7 @@
                 <w:noProof/>
                 <w:webHidden/>
               </w:rPr>
-              <w:instrText xml:space="preserve"> PAGEREF _Toc233051508 \h </w:instrText>
+              <w:instrText xml:space="preserve"> PAGEREF _Toc233116200 \h </w:instrText>
             </w:r>
             <w:r>
               <w:rPr>
@@ -736,7 +736,7 @@
               <w14:ligatures w14:val="standardContextual"/>
             </w:rPr>
           </w:pPr>
-          <w:hyperlink w:anchor="_Toc233051509" w:history="1">
+          <w:hyperlink w:anchor="_Toc233116201" w:history="1">
             <w:r>
               <w:rPr>
                 <w:rStyle w:val="Collegamentoipertestuale"/>
@@ -763,7 +763,7 @@
                 <w:noProof/>
                 <w:webHidden/>
               </w:rPr>
-              <w:instrText xml:space="preserve"> PAGEREF _Toc233051509 \h </w:instrText>
+              <w:instrText xml:space="preserve"> PAGEREF _Toc233116201 \h </w:instrText>
             </w:r>
             <w:r>
               <w:rPr>
@@ -808,7 +808,7 @@
               <w14:ligatures w14:val="standardContextual"/>
             </w:rPr>
           </w:pPr>
-          <w:hyperlink w:anchor="_Toc233051510" w:history="1">
+          <w:hyperlink w:anchor="_Toc233116202" w:history="1">
             <w:r>
               <w:rPr>
                 <w:rStyle w:val="Collegamentoipertestuale"/>
@@ -835,7 +835,7 @@
                 <w:noProof/>
                 <w:webHidden/>
               </w:rPr>
-              <w:instrText xml:space="preserve"> PAGEREF _Toc233051510 \h </w:instrText>
+              <w:instrText xml:space="preserve"> PAGEREF _Toc233116202 \h </w:instrText>
             </w:r>
             <w:r>
               <w:rPr>
@@ -880,7 +880,7 @@
               <w14:ligatures w14:val="standardContextual"/>
             </w:rPr>
           </w:pPr>
-          <w:hyperlink w:anchor="_Toc233051511" w:history="1">
+          <w:hyperlink w:anchor="_Toc233116203" w:history="1">
             <w:r>
               <w:rPr>
                 <w:rStyle w:val="Collegamentoipertestuale"/>
@@ -907,7 +907,7 @@
                 <w:noProof/>
                 <w:webHidden/>
               </w:rPr>
-              <w:instrText xml:space="preserve"> PAGEREF _Toc233051511 \h </w:instrText>
+              <w:instrText xml:space="preserve"> PAGEREF _Toc233116203 \h </w:instrText>
             </w:r>
             <w:r>
               <w:rPr>
@@ -952,7 +952,7 @@
               <w14:ligatures w14:val="standardContextual"/>
             </w:rPr>
           </w:pPr>
-          <w:hyperlink w:anchor="_Toc233051512" w:history="1">
+          <w:hyperlink w:anchor="_Toc233116204" w:history="1">
             <w:r>
               <w:rPr>
                 <w:rStyle w:val="Collegamentoipertestuale"/>
@@ -979,7 +979,7 @@
                 <w:noProof/>
                 <w:webHidden/>
               </w:rPr>
-              <w:instrText xml:space="preserve"> PAGEREF _Toc233051512 \h </w:instrText>
+              <w:instrText xml:space="preserve"> PAGEREF _Toc233116204 \h </w:instrText>
             </w:r>
             <w:r>
               <w:rPr>
@@ -1024,7 +1024,7 @@
               <w14:ligatures w14:val="standardContextual"/>
             </w:rPr>
           </w:pPr>
-          <w:hyperlink w:anchor="_Toc233051513" w:history="1">
+          <w:hyperlink w:anchor="_Toc233116205" w:history="1">
             <w:r>
               <w:rPr>
                 <w:rStyle w:val="Collegamentoipertestuale"/>
@@ -1051,7 +1051,7 @@
                 <w:noProof/>
                 <w:webHidden/>
               </w:rPr>
-              <w:instrText xml:space="preserve"> PAGEREF _Toc233051513 \h </w:instrText>
+              <w:instrText xml:space="preserve"> PAGEREF _Toc233116205 \h </w:instrText>
             </w:r>
             <w:r>
               <w:rPr>
@@ -1096,7 +1096,7 @@
               <w14:ligatures w14:val="standardContextual"/>
             </w:rPr>
           </w:pPr>
-          <w:hyperlink w:anchor="_Toc233051514" w:history="1">
+          <w:hyperlink w:anchor="_Toc233116206" w:history="1">
             <w:r>
               <w:rPr>
                 <w:rStyle w:val="Collegamentoipertestuale"/>
@@ -1123,7 +1123,7 @@
                 <w:noProof/>
                 <w:webHidden/>
               </w:rPr>
-              <w:instrText xml:space="preserve"> PAGEREF _Toc233051514 \h </w:instrText>
+              <w:instrText xml:space="preserve"> PAGEREF _Toc233116206 \h </w:instrText>
             </w:r>
             <w:r>
               <w:rPr>
@@ -1168,7 +1168,7 @@
               <w14:ligatures w14:val="standardContextual"/>
             </w:rPr>
           </w:pPr>
-          <w:hyperlink w:anchor="_Toc233051515" w:history="1">
+          <w:hyperlink w:anchor="_Toc233116207" w:history="1">
             <w:r>
               <w:rPr>
                 <w:rStyle w:val="Collegamentoipertestuale"/>
@@ -1195,7 +1195,7 @@
                 <w:noProof/>
                 <w:webHidden/>
               </w:rPr>
-              <w:instrText xml:space="preserve"> PAGEREF _Toc233051515 \h </w:instrText>
+              <w:instrText xml:space="preserve"> PAGEREF _Toc233116207 \h </w:instrText>
             </w:r>
             <w:r>
               <w:rPr>
@@ -1240,7 +1240,7 @@
               <w14:ligatures w14:val="standardContextual"/>
             </w:rPr>
           </w:pPr>
-          <w:hyperlink w:anchor="_Toc233051516" w:history="1">
+          <w:hyperlink w:anchor="_Toc233116208" w:history="1">
             <w:r>
               <w:rPr>
                 <w:rStyle w:val="Collegamentoipertestuale"/>
@@ -1267,7 +1267,7 @@
                 <w:noProof/>
                 <w:webHidden/>
               </w:rPr>
-              <w:instrText xml:space="preserve"> PAGEREF _Toc233051516 \h </w:instrText>
+              <w:instrText xml:space="preserve"> PAGEREF _Toc233116208 \h </w:instrText>
             </w:r>
             <w:r>
               <w:rPr>
@@ -1312,7 +1312,7 @@
               <w14:ligatures w14:val="standardContextual"/>
             </w:rPr>
           </w:pPr>
-          <w:hyperlink w:anchor="_Toc233051517" w:history="1">
+          <w:hyperlink w:anchor="_Toc233116209" w:history="1">
             <w:r>
               <w:rPr>
                 <w:rStyle w:val="Collegamentoipertestuale"/>
@@ -1339,7 +1339,7 @@
                 <w:noProof/>
                 <w:webHidden/>
               </w:rPr>
-              <w:instrText xml:space="preserve"> PAGEREF _Toc233051517 \h </w:instrText>
+              <w:instrText xml:space="preserve"> PAGEREF _Toc233116209 \h </w:instrText>
             </w:r>
             <w:r>
               <w:rPr>
@@ -1384,7 +1384,7 @@
               <w14:ligatures w14:val="standardContextual"/>
             </w:rPr>
           </w:pPr>
-          <w:hyperlink w:anchor="_Toc233051518" w:history="1">
+          <w:hyperlink w:anchor="_Toc233116210" w:history="1">
             <w:r>
               <w:rPr>
                 <w:rStyle w:val="Collegamentoipertestuale"/>
@@ -1411,7 +1411,7 @@
                 <w:noProof/>
                 <w:webHidden/>
               </w:rPr>
-              <w:instrText xml:space="preserve"> PAGEREF _Toc233051518 \h </w:instrText>
+              <w:instrText xml:space="preserve"> PAGEREF _Toc233116210 \h </w:instrText>
             </w:r>
             <w:r>
               <w:rPr>
@@ -1456,7 +1456,7 @@
               <w14:ligatures w14:val="standardContextual"/>
             </w:rPr>
           </w:pPr>
-          <w:hyperlink w:anchor="_Toc233051519" w:history="1">
+          <w:hyperlink w:anchor="_Toc233116211" w:history="1">
             <w:r>
               <w:rPr>
                 <w:rStyle w:val="Collegamentoipertestuale"/>
@@ -1483,7 +1483,7 @@
                 <w:noProof/>
                 <w:webHidden/>
               </w:rPr>
-              <w:instrText xml:space="preserve"> PAGEREF _Toc233051519 \h </w:instrText>
+              <w:instrText xml:space="preserve"> PAGEREF _Toc233116211 \h </w:instrText>
             </w:r>
             <w:r>
               <w:rPr>
@@ -1528,7 +1528,7 @@
               <w14:ligatures w14:val="standardContextual"/>
             </w:rPr>
           </w:pPr>
-          <w:hyperlink w:anchor="_Toc233051520" w:history="1">
+          <w:hyperlink w:anchor="_Toc233116212" w:history="1">
             <w:r>
               <w:rPr>
                 <w:rStyle w:val="Collegamentoipertestuale"/>
@@ -1555,7 +1555,7 @@
                 <w:noProof/>
                 <w:webHidden/>
               </w:rPr>
-              <w:instrText xml:space="preserve"> PAGEREF _Toc233051520 \h </w:instrText>
+              <w:instrText xml:space="preserve"> PAGEREF _Toc233116212 \h </w:instrText>
             </w:r>
             <w:r>
               <w:rPr>
@@ -1600,13 +1600,13 @@
               <w14:ligatures w14:val="standardContextual"/>
             </w:rPr>
           </w:pPr>
-          <w:hyperlink w:anchor="_Toc233051521" w:history="1">
+          <w:hyperlink w:anchor="_Toc233116213" w:history="1">
             <w:r>
               <w:rPr>
                 <w:rStyle w:val="Collegamentoipertestuale"/>
                 <w:noProof/>
               </w:rPr>
-              <w:t>Dialogo pre-minigioco</w:t>
+              <w:t>Schermata Indicazioni</w:t>
             </w:r>
             <w:r>
               <w:rPr>
@@ -1627,7 +1627,7 @@
                 <w:noProof/>
                 <w:webHidden/>
               </w:rPr>
-              <w:instrText xml:space="preserve"> PAGEREF _Toc233051521 \h </w:instrText>
+              <w:instrText xml:space="preserve"> PAGEREF _Toc233116213 \h </w:instrText>
             </w:r>
             <w:r>
               <w:rPr>
@@ -1647,7 +1647,7 @@
                 <w:noProof/>
                 <w:webHidden/>
               </w:rPr>
-              <w:t>14</w:t>
+              <w:t>15</w:t>
             </w:r>
             <w:r>
               <w:rPr>
@@ -1672,12 +1672,84 @@
               <w14:ligatures w14:val="standardContextual"/>
             </w:rPr>
           </w:pPr>
-          <w:hyperlink w:anchor="_Toc233051522" w:history="1">
+          <w:hyperlink w:anchor="_Toc233116214" w:history="1">
             <w:r>
               <w:rPr>
                 <w:rStyle w:val="Collegamentoipertestuale"/>
                 <w:noProof/>
               </w:rPr>
+              <w:t>Dialogo pre-minigioco</w:t>
+            </w:r>
+            <w:r>
+              <w:rPr>
+                <w:noProof/>
+                <w:webHidden/>
+              </w:rPr>
+              <w:tab/>
+            </w:r>
+            <w:r>
+              <w:rPr>
+                <w:noProof/>
+                <w:webHidden/>
+              </w:rPr>
+              <w:fldChar w:fldCharType="begin"/>
+            </w:r>
+            <w:r>
+              <w:rPr>
+                <w:noProof/>
+                <w:webHidden/>
+              </w:rPr>
+              <w:instrText xml:space="preserve"> PAGEREF _Toc233116214 \h </w:instrText>
+            </w:r>
+            <w:r>
+              <w:rPr>
+                <w:noProof/>
+                <w:webHidden/>
+              </w:rPr>
+            </w:r>
+            <w:r>
+              <w:rPr>
+                <w:noProof/>
+                <w:webHidden/>
+              </w:rPr>
+              <w:fldChar w:fldCharType="separate"/>
+            </w:r>
+            <w:r>
+              <w:rPr>
+                <w:noProof/>
+                <w:webHidden/>
+              </w:rPr>
+              <w:t>16</w:t>
+            </w:r>
+            <w:r>
+              <w:rPr>
+                <w:noProof/>
+                <w:webHidden/>
+              </w:rPr>
+              <w:fldChar w:fldCharType="end"/>
+            </w:r>
+          </w:hyperlink>
+        </w:p>
+        <w:p>
+          <w:pPr>
+            <w:pStyle w:val="Sommario2"/>
+            <w:tabs>
+              <w:tab w:val="right" w:leader="dot" w:pos="9622"/>
+            </w:tabs>
+            <w:rPr>
+              <w:rFonts w:asciiTheme="minorHAnsi" w:eastAsiaTheme="minorEastAsia" w:hAnsiTheme="minorHAnsi"/>
+              <w:noProof/>
+              <w:kern w:val="2"/>
+              <w:lang w:eastAsia="it-IT"/>
+              <w14:ligatures w14:val="standardContextual"/>
+            </w:rPr>
+          </w:pPr>
+          <w:hyperlink w:anchor="_Toc233116215" w:history="1">
+            <w:r>
+              <w:rPr>
+                <w:rStyle w:val="Collegamentoipertestuale"/>
+                <w:noProof/>
+              </w:rPr>
               <w:t>Minigioco</w:t>
             </w:r>
             <w:r>
@@ -1699,7 +1771,7 @@
                 <w:noProof/>
                 <w:webHidden/>
               </w:rPr>
-              <w:instrText xml:space="preserve"> PAGEREF _Toc233051522 \h </w:instrText>
+              <w:instrText xml:space="preserve"> PAGEREF _Toc233116215 \h </w:instrText>
             </w:r>
             <w:r>
               <w:rPr>
@@ -1719,7 +1791,7 @@
                 <w:noProof/>
                 <w:webHidden/>
               </w:rPr>
-              <w:t>15</w:t>
+              <w:t>17</w:t>
             </w:r>
             <w:r>
               <w:rPr>
@@ -1744,7 +1816,7 @@
               <w14:ligatures w14:val="standardContextual"/>
             </w:rPr>
           </w:pPr>
-          <w:hyperlink w:anchor="_Toc233051523" w:history="1">
+          <w:hyperlink w:anchor="_Toc233116216" w:history="1">
             <w:r>
               <w:rPr>
                 <w:rStyle w:val="Collegamentoipertestuale"/>
@@ -1771,7 +1843,7 @@
                 <w:noProof/>
                 <w:webHidden/>
               </w:rPr>
-              <w:instrText xml:space="preserve"> PAGEREF _Toc233051523 \h </w:instrText>
+              <w:instrText xml:space="preserve"> PAGEREF _Toc233116216 \h </w:instrText>
             </w:r>
             <w:r>
               <w:rPr>
@@ -1791,7 +1863,7 @@
                 <w:noProof/>
                 <w:webHidden/>
               </w:rPr>
-              <w:t>15</w:t>
+              <w:t>17</w:t>
             </w:r>
             <w:r>
               <w:rPr>
@@ -1827,7 +1899,7 @@
       <w:pPr>
         <w:pStyle w:val="Titolo1"/>
       </w:pPr>
-      <w:bookmarkStart w:id="3" w:name="_Toc233051507"/>
+      <w:bookmarkStart w:id="3" w:name="_Toc233116199"/>
       <w:r>
         <w:lastRenderedPageBreak/>
         <w:t>Introduzione</w:t>
@@ -1885,7 +1957,7 @@
       <w:pPr>
         <w:pStyle w:val="Titolo2"/>
       </w:pPr>
-      <w:bookmarkStart w:id="4" w:name="_Toc233051508"/>
+      <w:bookmarkStart w:id="4" w:name="_Toc233116200"/>
       <w:r>
         <w:t>Obiettivi</w:t>
       </w:r>
@@ -1995,7 +2067,7 @@
       <w:pPr>
         <w:pStyle w:val="Titolo1"/>
       </w:pPr>
-      <w:bookmarkStart w:id="5" w:name="_Toc233051509"/>
+      <w:bookmarkStart w:id="5" w:name="_Toc233116201"/>
       <w:r>
         <w:lastRenderedPageBreak/>
         <w:t>Requisiti Minimi di Sistema</w:t>
@@ -2631,7 +2703,7 @@
       <w:pPr>
         <w:pStyle w:val="Titolo1"/>
       </w:pPr>
-      <w:bookmarkStart w:id="6" w:name="_Toc233051510"/>
+      <w:bookmarkStart w:id="6" w:name="_Toc233116202"/>
       <w:r>
         <w:lastRenderedPageBreak/>
         <w:t>Estrazione</w:t>
@@ -2648,7 +2720,7 @@
       <w:pPr>
         <w:pStyle w:val="Titolo2"/>
       </w:pPr>
-      <w:bookmarkStart w:id="7" w:name="_Toc233051511"/>
+      <w:bookmarkStart w:id="7" w:name="_Toc233116203"/>
       <w:r>
         <w:t>Estrazione</w:t>
       </w:r>
@@ -2744,7 +2816,7 @@
       <w:pPr>
         <w:pStyle w:val="Titolo2"/>
       </w:pPr>
-      <w:bookmarkStart w:id="8" w:name="_Toc233051512"/>
+      <w:bookmarkStart w:id="8" w:name="_Toc233116204"/>
       <w:r>
         <w:lastRenderedPageBreak/>
         <w:t>Avvio del Gioco</w:t>
@@ -2865,7 +2937,7 @@
       <w:pPr>
         <w:pStyle w:val="Titolo1"/>
       </w:pPr>
-      <w:bookmarkStart w:id="9" w:name="_Toc233051513"/>
+      <w:bookmarkStart w:id="9" w:name="_Toc233116205"/>
       <w:r>
         <w:lastRenderedPageBreak/>
         <w:t>Schermate di Gioco</w:t>
@@ -2902,7 +2974,7 @@
           <w:noProof/>
         </w:rPr>
         <w:drawing>
-          <wp:inline distT="0" distB="0" distL="0" distR="0" wp14:anchorId="6FD59B11" wp14:editId="30B8FD4F">
+          <wp:inline distT="0" distB="0" distL="0" distR="0" wp14:anchorId="6FD59B11" wp14:editId="5A4F561F">
             <wp:extent cx="6107430" cy="3439160"/>
             <wp:effectExtent l="0" t="0" r="7620" b="8890"/>
             <wp:docPr id="1546767443" name="Immagine 3"/>
@@ -3083,7 +3155,7 @@
       <w:pPr>
         <w:pStyle w:val="Titolo2"/>
       </w:pPr>
-      <w:bookmarkStart w:id="10" w:name="_Toc233051514"/>
+      <w:bookmarkStart w:id="10" w:name="_Toc233116206"/>
       <w:r>
         <w:lastRenderedPageBreak/>
         <w:t>Schermata opzioni</w:t>
@@ -3226,7 +3298,7 @@
       <w:pPr>
         <w:pStyle w:val="Titolo2"/>
       </w:pPr>
-      <w:bookmarkStart w:id="11" w:name="_Toc233051515"/>
+      <w:bookmarkStart w:id="11" w:name="_Toc233116207"/>
       <w:r>
         <w:lastRenderedPageBreak/>
         <w:t>Schermata Crediti</w:t>
@@ -3239,7 +3311,7 @@
           <w:noProof/>
         </w:rPr>
         <w:drawing>
-          <wp:inline distT="0" distB="0" distL="0" distR="0" wp14:anchorId="42C4C77F" wp14:editId="11597A64">
+          <wp:inline distT="0" distB="0" distL="0" distR="0" wp14:anchorId="42C4C77F" wp14:editId="3AF81521">
             <wp:extent cx="6107430" cy="3439160"/>
             <wp:effectExtent l="0" t="0" r="7620" b="8890"/>
             <wp:docPr id="824049342" name="Immagine 4"/>
@@ -3375,7 +3447,7 @@
       <w:pPr>
         <w:pStyle w:val="Titolo2"/>
       </w:pPr>
-      <w:bookmarkStart w:id="12" w:name="_Toc233051516"/>
+      <w:bookmarkStart w:id="12" w:name="_Toc233116208"/>
       <w:r>
         <w:lastRenderedPageBreak/>
         <w:t>Schermata Informazioni</w:t>
@@ -3388,7 +3460,7 @@
           <w:noProof/>
         </w:rPr>
         <w:drawing>
-          <wp:inline distT="0" distB="0" distL="0" distR="0" wp14:anchorId="616EF635" wp14:editId="74D7AECA">
+          <wp:inline distT="0" distB="0" distL="0" distR="0" wp14:anchorId="616EF635" wp14:editId="12900AB9">
             <wp:extent cx="6107430" cy="3439160"/>
             <wp:effectExtent l="0" t="0" r="7620" b="8890"/>
             <wp:docPr id="1288281947" name="Immagine 6"/>
@@ -3508,7 +3580,7 @@
       <w:pPr>
         <w:pStyle w:val="Titolo2"/>
       </w:pPr>
-      <w:bookmarkStart w:id="13" w:name="_Toc233051517"/>
+      <w:bookmarkStart w:id="13" w:name="_Toc233116209"/>
       <w:r>
         <w:lastRenderedPageBreak/>
         <w:t>Schermata esplorazione</w:t>
@@ -3521,7 +3593,7 @@
           <w:noProof/>
         </w:rPr>
         <w:drawing>
-          <wp:inline distT="0" distB="0" distL="0" distR="0" wp14:anchorId="465EB151" wp14:editId="15A4F856">
+          <wp:inline distT="0" distB="0" distL="0" distR="0" wp14:anchorId="465EB151" wp14:editId="53738A5E">
             <wp:extent cx="6107430" cy="3439160"/>
             <wp:effectExtent l="0" t="0" r="7620" b="8890"/>
             <wp:docPr id="43522736" name="Immagine 5"/>
@@ -3701,7 +3773,7 @@
       <w:pPr>
         <w:pStyle w:val="Titolo2"/>
       </w:pPr>
-      <w:bookmarkStart w:id="14" w:name="_Toc233051518"/>
+      <w:bookmarkStart w:id="14" w:name="_Toc233116210"/>
       <w:r>
         <w:lastRenderedPageBreak/>
         <w:t>Menù Pausa</w:t>
@@ -3714,7 +3786,7 @@
           <w:noProof/>
         </w:rPr>
         <w:drawing>
-          <wp:inline distT="0" distB="0" distL="0" distR="0" wp14:anchorId="2BF9E2D2" wp14:editId="68AB7B45">
+          <wp:inline distT="0" distB="0" distL="0" distR="0" wp14:anchorId="2BF9E2D2" wp14:editId="3249C767">
             <wp:extent cx="6107430" cy="3439160"/>
             <wp:effectExtent l="0" t="0" r="7620" b="8890"/>
             <wp:docPr id="420574729" name="Immagine 7"/>
@@ -3834,7 +3906,7 @@
       <w:pPr>
         <w:pStyle w:val="Titolo2"/>
       </w:pPr>
-      <w:bookmarkStart w:id="15" w:name="_Toc233051519"/>
+      <w:bookmarkStart w:id="15" w:name="_Toc233116211"/>
       <w:r>
         <w:lastRenderedPageBreak/>
         <w:t>Schermata Opzioni</w:t>
@@ -3850,7 +3922,7 @@
           <w:noProof/>
         </w:rPr>
         <w:drawing>
-          <wp:inline distT="0" distB="0" distL="0" distR="0" wp14:anchorId="733879C0" wp14:editId="061EDA5B">
+          <wp:inline distT="0" distB="0" distL="0" distR="0" wp14:anchorId="733879C0" wp14:editId="29300558">
             <wp:extent cx="6107430" cy="3439160"/>
             <wp:effectExtent l="0" t="0" r="7620" b="8890"/>
             <wp:docPr id="223770139" name="Immagine 8"/>
@@ -3971,7 +4043,7 @@
       <w:pPr>
         <w:pStyle w:val="Titolo2"/>
       </w:pPr>
-      <w:bookmarkStart w:id="16" w:name="_Toc233051520"/>
+      <w:bookmarkStart w:id="16" w:name="_Toc233116212"/>
       <w:r>
         <w:lastRenderedPageBreak/>
         <w:t>Schermata Taccuino</w:t>
@@ -3984,7 +4056,7 @@
           <w:noProof/>
         </w:rPr>
         <w:drawing>
-          <wp:inline distT="0" distB="0" distL="0" distR="0" wp14:anchorId="63E16D9F" wp14:editId="17AA94E5">
+          <wp:inline distT="0" distB="0" distL="0" distR="0" wp14:anchorId="63E16D9F" wp14:editId="5904D36E">
             <wp:extent cx="6107430" cy="3439160"/>
             <wp:effectExtent l="0" t="0" r="7620" b="8890"/>
             <wp:docPr id="1185107178" name="Immagine 5"/>
@@ -4052,22 +4124,15 @@
           <w:sz w:val="18"/>
           <w:szCs w:val="18"/>
         </w:rPr>
-        <w:t xml:space="preserve"> 1</w:t>
-      </w:r>
-      <w:r>
+        <w:t xml:space="preserve"> 10</w:t>
+      </w:r>
+    </w:p>
+    <w:p>
+      <w:pPr>
         <w:rPr>
           <w:sz w:val="18"/>
           <w:szCs w:val="18"/>
         </w:rPr>
-        <w:t>0</w:t>
-      </w:r>
-    </w:p>
-    <w:p>
-      <w:pPr>
-        <w:rPr>
-          <w:sz w:val="18"/>
-          <w:szCs w:val="18"/>
-        </w:rPr>
       </w:pPr>
     </w:p>
     <w:p>
@@ -4083,40 +4148,27 @@
       </w:r>
     </w:p>
     <w:p/>
-    <w:p/>
-    <w:p>
-      <w:bookmarkStart w:id="17" w:name="_Toc233051521"/>
-      <w:r>
-        <w:rPr>
-          <w:rStyle w:val="Titolo2Carattere"/>
-        </w:rPr>
+    <w:p>
+      <w:pPr>
+        <w:pStyle w:val="Titolo2"/>
+      </w:pPr>
+      <w:bookmarkStart w:id="17" w:name="_Toc233116213"/>
+      <w:r>
         <w:lastRenderedPageBreak/>
-        <w:t xml:space="preserve">Dialogo </w:t>
-      </w:r>
-      <w:proofErr w:type="spellStart"/>
-      <w:r>
-        <w:rPr>
-          <w:rStyle w:val="Titolo2Carattere"/>
-        </w:rPr>
-        <w:t>pre</w:t>
-      </w:r>
-      <w:proofErr w:type="spellEnd"/>
-      <w:r>
-        <w:rPr>
-          <w:rStyle w:val="Titolo2Carattere"/>
-        </w:rPr>
-        <w:t>-minigioco</w:t>
+        <w:t>Schermata Indicazioni</w:t>
       </w:r>
       <w:bookmarkEnd w:id="17"/>
+    </w:p>
+    <w:p>
       <w:r>
         <w:rPr>
           <w:noProof/>
         </w:rPr>
         <w:drawing>
-          <wp:inline distT="0" distB="0" distL="0" distR="0" wp14:anchorId="6E588A9E" wp14:editId="28FB488D">
-            <wp:extent cx="6105525" cy="3438525"/>
-            <wp:effectExtent l="0" t="0" r="9525" b="9525"/>
-            <wp:docPr id="1642748817" name="Immagine 13"/>
+          <wp:inline distT="0" distB="0" distL="0" distR="0" wp14:anchorId="76BD23D3" wp14:editId="550918AF">
+            <wp:extent cx="6107430" cy="3439160"/>
+            <wp:effectExtent l="0" t="0" r="7620" b="8890"/>
+            <wp:docPr id="462630522" name="Immagine 3"/>
             <wp:cNvGraphicFramePr>
               <a:graphicFrameLocks xmlns:a="http://schemas.openxmlformats.org/drawingml/2006/main" noChangeAspect="1"/>
             </wp:cNvGraphicFramePr>
@@ -4124,7 +4176,7 @@
               <a:graphicData uri="http://schemas.openxmlformats.org/drawingml/2006/picture">
                 <pic:pic xmlns:pic="http://schemas.openxmlformats.org/drawingml/2006/picture">
                   <pic:nvPicPr>
-                    <pic:cNvPr id="0" name="Picture 11"/>
+                    <pic:cNvPr id="0" name="Picture 1"/>
                     <pic:cNvPicPr>
                       <a:picLocks noChangeAspect="1" noChangeArrowheads="1"/>
                     </pic:cNvPicPr>
@@ -4145,7 +4197,7 @@
                   <pic:spPr bwMode="auto">
                     <a:xfrm>
                       <a:off x="0" y="0"/>
-                      <a:ext cx="6105525" cy="3438525"/>
+                      <a:ext cx="6107430" cy="3439160"/>
                     </a:xfrm>
                     <a:prstGeom prst="rect">
                       <a:avLst/>
@@ -4184,106 +4236,63 @@
         <w:t xml:space="preserve"> 11</w:t>
       </w:r>
     </w:p>
-    <w:p/>
-    <w:p>
-      <w:r>
-        <w:t>1.</w:t>
-      </w:r>
-      <w:r>
-        <w:rPr>
-          <w:rFonts w:ascii="Consolas" w:eastAsia="Times New Roman" w:hAnsi="Consolas" w:cs="Courier New"/>
-          <w:b/>
-          <w:color w:val="F9FAFB"/>
-          <w:sz w:val="20"/>
-          <w:szCs w:val="20"/>
-          <w:lang w:eastAsia="it-IT"/>
-        </w:rPr>
-        <w:t xml:space="preserve"> </w:t>
-      </w:r>
+    <w:p>
+      <w:pPr>
+        <w:rPr>
+          <w:sz w:val="18"/>
+          <w:szCs w:val="18"/>
+        </w:rPr>
+      </w:pPr>
+    </w:p>
+    <w:p>
       <w:r>
         <w:rPr>
           <w:b/>
           <w:bCs/>
         </w:rPr>
-        <w:t>NPC Narratore:</w:t>
-      </w:r>
-      <w:r>
-        <w:t xml:space="preserve"> </w:t>
-      </w:r>
-      <w:r>
-        <w:t xml:space="preserve">Personaggio </w:t>
-      </w:r>
-      <w:r>
-        <w:t>non giocabile, racconta la storia del teatro e ti permette di avviare il minigioco inerente;</w:t>
-      </w:r>
-    </w:p>
-    <w:p>
-      <w:r>
-        <w:t xml:space="preserve">2. </w:t>
-      </w:r>
-      <w:r>
-        <w:rPr>
-          <w:b/>
-          <w:bCs/>
-        </w:rPr>
-        <w:t xml:space="preserve">Blocco </w:t>
-      </w:r>
-      <w:r>
-        <w:rPr>
-          <w:b/>
-          <w:bCs/>
-        </w:rPr>
-        <w:t xml:space="preserve">Dialogo: </w:t>
-      </w:r>
-      <w:r>
-        <w:t xml:space="preserve">trascrizione testuale del dialogo con </w:t>
+        <w:t>1. Testo del Cartello:</w:t>
+      </w:r>
+      <w:r>
+        <w:t xml:space="preserve"> Finestra di dialogo che mostra le indicazioni stradali fornite dalla segnaletica ambientale.</w:t>
+      </w:r>
+    </w:p>
+    <w:p/>
+    <w:p/>
+    <w:p/>
+    <w:p/>
+    <w:p>
+      <w:bookmarkStart w:id="18" w:name="_Toc233116214"/>
+      <w:r>
+        <w:rPr>
+          <w:rStyle w:val="Titolo2Carattere"/>
+        </w:rPr>
+        <w:lastRenderedPageBreak/>
+        <w:t xml:space="preserve">Dialogo </w:t>
       </w:r>
       <w:proofErr w:type="spellStart"/>
       <w:r>
-        <w:t>portrait</w:t>
+        <w:rPr>
+          <w:rStyle w:val="Titolo2Carattere"/>
+        </w:rPr>
+        <w:t>pre</w:t>
       </w:r>
       <w:proofErr w:type="spellEnd"/>
       <w:r>
-        <w:t xml:space="preserve"> dell’NPC;</w:t>
-      </w:r>
-    </w:p>
-    <w:p>
-      <w:r>
-        <w:t xml:space="preserve">3. </w:t>
-      </w:r>
-      <w:r>
-        <w:rPr>
-          <w:b/>
-          <w:bCs/>
-        </w:rPr>
-        <w:t xml:space="preserve">Teatro: </w:t>
-      </w:r>
-      <w:r>
-        <w:t>teatro in cui si svolgerà il minigioco.</w:t>
-      </w:r>
-    </w:p>
-    <w:p/>
-    <w:p>
-      <w:pPr>
-        <w:pStyle w:val="Titolo2"/>
-      </w:pPr>
-      <w:bookmarkStart w:id="18" w:name="_Toc233051522"/>
-      <w:r>
-        <w:lastRenderedPageBreak/>
-        <w:t>Minigioco</w:t>
+        <w:rPr>
+          <w:rStyle w:val="Titolo2Carattere"/>
+        </w:rPr>
+        <w:t>-minigioco</w:t>
       </w:r>
       <w:bookmarkEnd w:id="18"/>
-    </w:p>
-    <w:p>
       <w:r>
         <w:rPr>
           <w:noProof/>
         </w:rPr>
         <w:drawing>
-          <wp:inline distT="0" distB="0" distL="0" distR="0" wp14:anchorId="4C044F74" wp14:editId="734C7B19">
+          <wp:inline distT="0" distB="0" distL="0" distR="0" wp14:anchorId="6E588A9E" wp14:editId="28FB488D">
             <wp:extent cx="6105525" cy="3438525"/>
             <wp:effectExtent l="0" t="0" r="9525" b="9525"/>
-            <wp:docPr id="232824534" name="Immagine 14"/>
+            <wp:docPr id="1642748817" name="Immagine 13"/>
             <wp:cNvGraphicFramePr>
               <a:graphicFrameLocks xmlns:a="http://schemas.openxmlformats.org/drawingml/2006/main" noChangeAspect="1"/>
             </wp:cNvGraphicFramePr>
@@ -4291,7 +4300,7 @@
               <a:graphicData uri="http://schemas.openxmlformats.org/drawingml/2006/picture">
                 <pic:pic xmlns:pic="http://schemas.openxmlformats.org/drawingml/2006/picture">
                   <pic:nvPicPr>
-                    <pic:cNvPr id="0" name="Picture 12"/>
+                    <pic:cNvPr id="0" name="Picture 11"/>
                     <pic:cNvPicPr>
                       <a:picLocks noChangeAspect="1" noChangeArrowheads="1"/>
                     </pic:cNvPicPr>
@@ -4341,14 +4350,14 @@
           <w:sz w:val="18"/>
           <w:szCs w:val="18"/>
         </w:rPr>
-        <w:t xml:space="preserve">Immagine </w:t>
+        <w:t>Immagine</w:t>
       </w:r>
       <w:r>
         <w:rPr>
           <w:sz w:val="18"/>
           <w:szCs w:val="18"/>
         </w:rPr>
-        <w:t>1</w:t>
+        <w:t xml:space="preserve"> 1</w:t>
       </w:r>
       <w:r>
         <w:rPr>
@@ -4361,25 +4370,7 @@
     <w:p/>
     <w:p>
       <w:r>
-        <w:t xml:space="preserve">1. </w:t>
-      </w:r>
-      <w:r>
-        <w:rPr>
-          <w:b/>
-          <w:bCs/>
-        </w:rPr>
-        <w:t>Ambientazione:</w:t>
-      </w:r>
-      <w:r>
-        <w:t xml:space="preserve"> </w:t>
-      </w:r>
-      <w:r>
-        <w:t>Rappresentazione visiva del teatro in cui si svolge il minigioco</w:t>
-      </w:r>
-    </w:p>
-    <w:p>
-      <w:r>
-        <w:t>2.</w:t>
+        <w:t>1.</w:t>
       </w:r>
       <w:r>
         <w:rPr>
@@ -4397,24 +4388,216 @@
           <w:b/>
           <w:bCs/>
         </w:rPr>
-        <w:t>Testo completamento:</w:t>
+        <w:t>NPC Narratore:</w:t>
       </w:r>
       <w:r>
         <w:t xml:space="preserve"> </w:t>
       </w:r>
       <w:r>
-        <w:t>Messaggio informativo che conferma il raggiungimento dell'obiettivo</w:t>
-      </w:r>
-    </w:p>
-    <w:p>
-      <w:r>
-        <w:t xml:space="preserve">3. </w:t>
+        <w:t xml:space="preserve">Personaggio </w:t>
+      </w:r>
+      <w:r>
+        <w:t>non giocabile, racconta la storia del teatro e ti permette di avviare il minigioco inerente;</w:t>
+      </w:r>
+    </w:p>
+    <w:p>
+      <w:r>
+        <w:t xml:space="preserve">2. </w:t>
       </w:r>
       <w:r>
         <w:rPr>
           <w:b/>
           <w:bCs/>
         </w:rPr>
+        <w:t xml:space="preserve">Blocco </w:t>
+      </w:r>
+      <w:r>
+        <w:rPr>
+          <w:b/>
+          <w:bCs/>
+        </w:rPr>
+        <w:t xml:space="preserve">Dialogo: </w:t>
+      </w:r>
+      <w:r>
+        <w:t xml:space="preserve">trascrizione testuale del dialogo con </w:t>
+      </w:r>
+      <w:proofErr w:type="spellStart"/>
+      <w:r>
+        <w:t>portrait</w:t>
+      </w:r>
+      <w:proofErr w:type="spellEnd"/>
+      <w:r>
+        <w:t xml:space="preserve"> dell’NPC;</w:t>
+      </w:r>
+    </w:p>
+    <w:p>
+      <w:r>
+        <w:t xml:space="preserve">3. </w:t>
+      </w:r>
+      <w:r>
+        <w:rPr>
+          <w:b/>
+          <w:bCs/>
+        </w:rPr>
+        <w:t xml:space="preserve">Teatro: </w:t>
+      </w:r>
+      <w:r>
+        <w:t>teatro in cui si svolgerà il minigioco.</w:t>
+      </w:r>
+    </w:p>
+    <w:p/>
+    <w:p>
+      <w:pPr>
+        <w:pStyle w:val="Titolo2"/>
+      </w:pPr>
+      <w:bookmarkStart w:id="19" w:name="_Toc233116215"/>
+      <w:r>
+        <w:lastRenderedPageBreak/>
+        <w:t>Minigioco</w:t>
+      </w:r>
+      <w:bookmarkEnd w:id="19"/>
+    </w:p>
+    <w:p>
+      <w:r>
+        <w:rPr>
+          <w:noProof/>
+        </w:rPr>
+        <w:drawing>
+          <wp:inline distT="0" distB="0" distL="0" distR="0" wp14:anchorId="4C044F74" wp14:editId="734C7B19">
+            <wp:extent cx="6105525" cy="3438525"/>
+            <wp:effectExtent l="0" t="0" r="9525" b="9525"/>
+            <wp:docPr id="232824534" name="Immagine 14"/>
+            <wp:cNvGraphicFramePr>
+              <a:graphicFrameLocks xmlns:a="http://schemas.openxmlformats.org/drawingml/2006/main" noChangeAspect="1"/>
+            </wp:cNvGraphicFramePr>
+            <a:graphic xmlns:a="http://schemas.openxmlformats.org/drawingml/2006/main">
+              <a:graphicData uri="http://schemas.openxmlformats.org/drawingml/2006/picture">
+                <pic:pic xmlns:pic="http://schemas.openxmlformats.org/drawingml/2006/picture">
+                  <pic:nvPicPr>
+                    <pic:cNvPr id="0" name="Picture 12"/>
+                    <pic:cNvPicPr>
+                      <a:picLocks noChangeAspect="1" noChangeArrowheads="1"/>
+                    </pic:cNvPicPr>
+                  </pic:nvPicPr>
+                  <pic:blipFill>
+                    <a:blip r:embed="rId20" cstate="print">
+                      <a:extLst>
+                        <a:ext uri="{28A0092B-C50C-407E-A947-70E740481C1C}">
+                          <a14:useLocalDpi xmlns:a14="http://schemas.microsoft.com/office/drawing/2010/main" val="0"/>
+                        </a:ext>
+                      </a:extLst>
+                    </a:blip>
+                    <a:srcRect/>
+                    <a:stretch>
+                      <a:fillRect/>
+                    </a:stretch>
+                  </pic:blipFill>
+                  <pic:spPr bwMode="auto">
+                    <a:xfrm>
+                      <a:off x="0" y="0"/>
+                      <a:ext cx="6105525" cy="3438525"/>
+                    </a:xfrm>
+                    <a:prstGeom prst="rect">
+                      <a:avLst/>
+                    </a:prstGeom>
+                    <a:noFill/>
+                    <a:ln>
+                      <a:noFill/>
+                    </a:ln>
+                  </pic:spPr>
+                </pic:pic>
+              </a:graphicData>
+            </a:graphic>
+          </wp:inline>
+        </w:drawing>
+      </w:r>
+    </w:p>
+    <w:p>
+      <w:pPr>
+        <w:rPr>
+          <w:sz w:val="18"/>
+          <w:szCs w:val="18"/>
+        </w:rPr>
+      </w:pPr>
+      <w:r>
+        <w:rPr>
+          <w:sz w:val="18"/>
+          <w:szCs w:val="18"/>
+        </w:rPr>
+        <w:t xml:space="preserve">Immagine </w:t>
+      </w:r>
+      <w:r>
+        <w:rPr>
+          <w:sz w:val="18"/>
+          <w:szCs w:val="18"/>
+        </w:rPr>
+        <w:t>1</w:t>
+      </w:r>
+      <w:r>
+        <w:rPr>
+          <w:sz w:val="18"/>
+          <w:szCs w:val="18"/>
+        </w:rPr>
+        <w:t>3</w:t>
+      </w:r>
+    </w:p>
+    <w:p/>
+    <w:p>
+      <w:r>
+        <w:t xml:space="preserve">1. </w:t>
+      </w:r>
+      <w:r>
+        <w:rPr>
+          <w:b/>
+          <w:bCs/>
+        </w:rPr>
+        <w:t>Ambientazione:</w:t>
+      </w:r>
+      <w:r>
+        <w:t xml:space="preserve"> </w:t>
+      </w:r>
+      <w:r>
+        <w:t>Rappresentazione visiva del teatro in cui si svolge il minigioco</w:t>
+      </w:r>
+    </w:p>
+    <w:p>
+      <w:r>
+        <w:t>2.</w:t>
+      </w:r>
+      <w:r>
+        <w:rPr>
+          <w:rFonts w:ascii="Consolas" w:eastAsia="Times New Roman" w:hAnsi="Consolas" w:cs="Courier New"/>
+          <w:b/>
+          <w:color w:val="F9FAFB"/>
+          <w:sz w:val="20"/>
+          <w:szCs w:val="20"/>
+          <w:lang w:eastAsia="it-IT"/>
+        </w:rPr>
+        <w:t xml:space="preserve"> </w:t>
+      </w:r>
+      <w:r>
+        <w:rPr>
+          <w:b/>
+          <w:bCs/>
+        </w:rPr>
+        <w:t>Testo completamento:</w:t>
+      </w:r>
+      <w:r>
+        <w:t xml:space="preserve"> </w:t>
+      </w:r>
+      <w:r>
+        <w:t>Messaggio informativo che conferma il raggiungimento dell'obiettivo</w:t>
+      </w:r>
+    </w:p>
+    <w:p>
+      <w:r>
+        <w:t xml:space="preserve">3. </w:t>
+      </w:r>
+      <w:r>
+        <w:rPr>
+          <w:b/>
+          <w:bCs/>
+        </w:rPr>
         <w:t>Bandierina:</w:t>
       </w:r>
       <w:r>
@@ -4431,11 +4614,11 @@
       <w:pPr>
         <w:pStyle w:val="Titolo1"/>
       </w:pPr>
-      <w:bookmarkStart w:id="19" w:name="_Toc233051523"/>
+      <w:bookmarkStart w:id="20" w:name="_Toc233116216"/>
       <w:r>
         <w:t>Riconoscimenti</w:t>
       </w:r>
-      <w:bookmarkEnd w:id="19"/>
+      <w:bookmarkEnd w:id="20"/>
     </w:p>
     <w:p>
       <w:r>
@@ -4460,9 +4643,9 @@
       </w:r>
     </w:p>
     <w:sectPr>
-      <w:headerReference w:type="default" r:id="rId20"/>
-      <w:footerReference w:type="even" r:id="rId21"/>
-      <w:footerReference w:type="default" r:id="rId22"/>
+      <w:headerReference w:type="default" r:id="rId21"/>
+      <w:footerReference w:type="even" r:id="rId22"/>
+      <w:footerReference w:type="default" r:id="rId23"/>
       <w:pgSz w:w="11900" w:h="16840"/>
       <w:pgMar w:top="2131" w:right="1134" w:bottom="1134" w:left="1134" w:header="708" w:footer="708" w:gutter="0"/>
       <w:cols w:space="708"/>

--- a/doc/Manuele Utente.docx
+++ b/doc/Manuele Utente.docx
@@ -12,12 +12,10 @@
         <w:pStyle w:val="Titolo"/>
       </w:pPr>
       <w:bookmarkStart w:id="0" w:name="_Toc233116197"/>
-      <w:proofErr w:type="spellStart"/>
       <w:r>
         <w:t>BariGo</w:t>
       </w:r>
       <w:bookmarkEnd w:id="0"/>
-      <w:proofErr w:type="spellEnd"/>
     </w:p>
     <w:p>
       <w:pPr>
@@ -1907,13 +1905,8 @@
       <w:bookmarkEnd w:id="3"/>
     </w:p>
     <w:p>
-      <w:proofErr w:type="spellStart"/>
-      <w:r>
-        <w:t>BariGo</w:t>
-      </w:r>
-      <w:proofErr w:type="spellEnd"/>
-      <w:r>
-        <w:t xml:space="preserve"> è un videogioco educativo (Serious Game) in formato RPG 2D con visuale dall'alto, sviluppato con Godot Engine, che trasforma la città di Bari in un'avventura culturale interattiva. Invece di leggere una guida o seguire una lezione tradizionale, il giocatore esplora una ricostruzione stilizzata della città, incontra i suoi protagonisti e ne scopre i segreti attraverso missioni e minigiochi.</w:t>
+      <w:r>
+        <w:t>BariGo è un videogioco educativo (Serious Game) in formato RPG 2D con visuale dall'alto, sviluppato con Godot Engine, che trasforma la città di Bari in un'avventura culturale interattiva. Invece di leggere una guida o seguire una lezione tradizionale, il giocatore esplora una ricostruzione stilizzata della città, incontra i suoi protagonisti e ne scopre i segreti attraverso missioni e minigiochi.</w:t>
       </w:r>
     </w:p>
     <w:p>
@@ -1964,13 +1957,8 @@
       <w:bookmarkEnd w:id="4"/>
     </w:p>
     <w:p>
-      <w:proofErr w:type="spellStart"/>
-      <w:r>
-        <w:t>BariGo</w:t>
-      </w:r>
-      <w:proofErr w:type="spellEnd"/>
-      <w:r>
-        <w:t xml:space="preserve"> si propone di raggiungere i seguenti obiettivi formativi e ludici:</w:t>
+      <w:r>
+        <w:t>BariGo si propone di raggiungere i seguenti obiettivi formativi e ludici:</w:t>
       </w:r>
     </w:p>
     <w:p>
@@ -2075,13 +2063,8 @@
       <w:bookmarkEnd w:id="5"/>
     </w:p>
     <w:p>
-      <w:proofErr w:type="spellStart"/>
-      <w:r>
-        <w:t>BariGo</w:t>
-      </w:r>
-      <w:proofErr w:type="spellEnd"/>
-      <w:r>
-        <w:t xml:space="preserve"> è sviluppato con </w:t>
+      <w:r>
+        <w:t xml:space="preserve">BariGo è sviluppato con </w:t>
       </w:r>
       <w:r>
         <w:rPr>
@@ -2144,7 +2127,6 @@
                 <w:lang w:val="en-GB"/>
               </w:rPr>
             </w:pPr>
-            <w:proofErr w:type="spellStart"/>
             <w:r>
               <w:rPr>
                 <w:b/>
@@ -2153,7 +2135,6 @@
               </w:rPr>
               <w:t>Componente</w:t>
             </w:r>
-            <w:proofErr w:type="spellEnd"/>
           </w:p>
         </w:tc>
         <w:tc>
@@ -2170,34 +2151,14 @@
                 <w:lang w:val="en-GB"/>
               </w:rPr>
             </w:pPr>
-            <w:proofErr w:type="spellStart"/>
             <w:r>
               <w:rPr>
                 <w:b/>
                 <w:bCs/>
                 <w:lang w:val="en-GB"/>
               </w:rPr>
-              <w:t>Requisiti</w:t>
-            </w:r>
-            <w:proofErr w:type="spellEnd"/>
-            <w:r>
-              <w:rPr>
-                <w:b/>
-                <w:bCs/>
-                <w:lang w:val="en-GB"/>
-              </w:rPr>
-              <w:t xml:space="preserve"> </w:t>
-            </w:r>
-            <w:proofErr w:type="spellStart"/>
-            <w:r>
-              <w:rPr>
-                <w:b/>
-                <w:bCs/>
-                <w:lang w:val="en-GB"/>
-              </w:rPr>
-              <w:t>Minimi</w:t>
-            </w:r>
-            <w:proofErr w:type="spellEnd"/>
+              <w:t>Requisiti Minimi</w:t>
+            </w:r>
           </w:p>
         </w:tc>
         <w:tc>
@@ -2214,34 +2175,14 @@
                 <w:lang w:val="en-GB"/>
               </w:rPr>
             </w:pPr>
-            <w:proofErr w:type="spellStart"/>
             <w:r>
               <w:rPr>
                 <w:b/>
                 <w:bCs/>
                 <w:lang w:val="en-GB"/>
               </w:rPr>
-              <w:t>Requisiti</w:t>
-            </w:r>
-            <w:proofErr w:type="spellEnd"/>
-            <w:r>
-              <w:rPr>
-                <w:b/>
-                <w:bCs/>
-                <w:lang w:val="en-GB"/>
-              </w:rPr>
-              <w:t xml:space="preserve"> </w:t>
-            </w:r>
-            <w:proofErr w:type="spellStart"/>
-            <w:r>
-              <w:rPr>
-                <w:b/>
-                <w:bCs/>
-                <w:lang w:val="en-GB"/>
-              </w:rPr>
-              <w:t>Consigliati</w:t>
-            </w:r>
-            <w:proofErr w:type="spellEnd"/>
+              <w:t>Requisiti Consigliati</w:t>
+            </w:r>
           </w:p>
         </w:tc>
       </w:tr>
@@ -2379,41 +2320,13 @@
                 <w:lang w:val="en-GB"/>
               </w:rPr>
             </w:pPr>
-            <w:proofErr w:type="spellStart"/>
             <w:r>
               <w:rPr>
                 <w:b/>
                 <w:bCs/>
                 <w:lang w:val="en-GB"/>
               </w:rPr>
-              <w:t>Spazio</w:t>
-            </w:r>
-            <w:proofErr w:type="spellEnd"/>
-            <w:r>
-              <w:rPr>
-                <w:b/>
-                <w:bCs/>
-                <w:lang w:val="en-GB"/>
-              </w:rPr>
-              <w:t xml:space="preserve"> </w:t>
-            </w:r>
-            <w:proofErr w:type="spellStart"/>
-            <w:r>
-              <w:rPr>
-                <w:b/>
-                <w:bCs/>
-                <w:lang w:val="en-GB"/>
-              </w:rPr>
-              <w:t>su</w:t>
-            </w:r>
-            <w:proofErr w:type="spellEnd"/>
-            <w:r>
-              <w:rPr>
-                <w:b/>
-                <w:bCs/>
-                <w:lang w:val="en-GB"/>
-              </w:rPr>
-              <w:t xml:space="preserve"> disco</w:t>
+              <w:t>Spazio su disco</w:t>
             </w:r>
           </w:p>
         </w:tc>
@@ -2439,16 +2352,8 @@
               <w:rPr>
                 <w:lang w:val="en-GB"/>
               </w:rPr>
-              <w:t xml:space="preserve"> MB </w:t>
-            </w:r>
-            <w:proofErr w:type="spellStart"/>
-            <w:r>
-              <w:rPr>
-                <w:lang w:val="en-GB"/>
-              </w:rPr>
-              <w:t>liberi</w:t>
-            </w:r>
-            <w:proofErr w:type="spellEnd"/>
+              <w:t xml:space="preserve"> MB liberi</w:t>
+            </w:r>
           </w:p>
         </w:tc>
         <w:tc>
@@ -2473,16 +2378,8 @@
               <w:rPr>
                 <w:lang w:val="en-GB"/>
               </w:rPr>
-              <w:t xml:space="preserve"> MB </w:t>
-            </w:r>
-            <w:proofErr w:type="spellStart"/>
-            <w:r>
-              <w:rPr>
-                <w:lang w:val="en-GB"/>
-              </w:rPr>
-              <w:t>liberi</w:t>
-            </w:r>
-            <w:proofErr w:type="spellEnd"/>
+              <w:t xml:space="preserve"> MB liberi</w:t>
+            </w:r>
           </w:p>
         </w:tc>
       </w:tr>
@@ -2552,59 +2449,13 @@
           <w:lang w:val="en-GB"/>
         </w:rPr>
       </w:pPr>
-      <w:proofErr w:type="spellStart"/>
       <w:r>
         <w:rPr>
           <w:b/>
           <w:bCs/>
           <w:lang w:val="en-GB"/>
         </w:rPr>
-        <w:t>Sistemi</w:t>
-      </w:r>
-      <w:proofErr w:type="spellEnd"/>
-      <w:r>
-        <w:rPr>
-          <w:b/>
-          <w:bCs/>
-          <w:lang w:val="en-GB"/>
-        </w:rPr>
-        <w:t xml:space="preserve"> </w:t>
-      </w:r>
-      <w:proofErr w:type="spellStart"/>
-      <w:r>
-        <w:rPr>
-          <w:b/>
-          <w:bCs/>
-          <w:lang w:val="en-GB"/>
-        </w:rPr>
-        <w:t>operativi</w:t>
-      </w:r>
-      <w:proofErr w:type="spellEnd"/>
-      <w:r>
-        <w:rPr>
-          <w:b/>
-          <w:bCs/>
-          <w:lang w:val="en-GB"/>
-        </w:rPr>
-        <w:t xml:space="preserve"> </w:t>
-      </w:r>
-      <w:proofErr w:type="spellStart"/>
-      <w:r>
-        <w:rPr>
-          <w:b/>
-          <w:bCs/>
-          <w:lang w:val="en-GB"/>
-        </w:rPr>
-        <w:t>supportati</w:t>
-      </w:r>
-      <w:proofErr w:type="spellEnd"/>
-      <w:r>
-        <w:rPr>
-          <w:b/>
-          <w:bCs/>
-          <w:lang w:val="en-GB"/>
-        </w:rPr>
-        <w:t>:</w:t>
+        <w:t>Sistemi operativi supportati:</w:t>
       </w:r>
     </w:p>
     <w:p>
@@ -2638,21 +2489,7 @@
         <w:rPr>
           <w:lang w:val="en-GB"/>
         </w:rPr>
-        <w:t xml:space="preserve">macOS 10.15 (Catalina) o </w:t>
-      </w:r>
-      <w:proofErr w:type="spellStart"/>
-      <w:r>
-        <w:rPr>
-          <w:lang w:val="en-GB"/>
-        </w:rPr>
-        <w:t>versioni</w:t>
-      </w:r>
-      <w:proofErr w:type="spellEnd"/>
-      <w:r>
-        <w:rPr>
-          <w:lang w:val="en-GB"/>
-        </w:rPr>
-        <w:t xml:space="preserve"> successive</w:t>
+        <w:t>macOS 10.15 (Catalina) o versioni successive</w:t>
       </w:r>
     </w:p>
     <w:p>
@@ -2910,16 +2747,11 @@
     </w:p>
     <w:p>
       <w:r>
-        <w:t>Una volta estratto il pacchetto, fare doppio clic sull'icona "</w:t>
-      </w:r>
-      <w:proofErr w:type="spellStart"/>
-      <w:r>
-        <w:t>BariG</w:t>
+        <w:t>Una volta estratto il pacchetto, fare doppio clic sull'icona "BariG</w:t>
       </w:r>
       <w:r>
         <w:t>o</w:t>
       </w:r>
-      <w:proofErr w:type="spellEnd"/>
       <w:r>
         <w:t>" all'interno della cartella</w:t>
       </w:r>
@@ -2974,7 +2806,7 @@
           <w:noProof/>
         </w:rPr>
         <w:drawing>
-          <wp:inline distT="0" distB="0" distL="0" distR="0" wp14:anchorId="6FD59B11" wp14:editId="5A4F561F">
+          <wp:inline distT="0" distB="0" distL="0" distR="0" wp14:anchorId="6FD59B11" wp14:editId="04715762">
             <wp:extent cx="6107430" cy="3439160"/>
             <wp:effectExtent l="0" t="0" r="7620" b="8890"/>
             <wp:docPr id="1546767443" name="Immagine 3"/>
@@ -3061,15 +2893,7 @@
         <w:t>Inizia:</w:t>
       </w:r>
       <w:r>
-        <w:t xml:space="preserve"> Avvia la partita, portando l'utente al </w:t>
-      </w:r>
-      <w:proofErr w:type="spellStart"/>
-      <w:r>
-        <w:t>menù</w:t>
-      </w:r>
-      <w:proofErr w:type="spellEnd"/>
-      <w:r>
-        <w:t xml:space="preserve"> di selezione o all'inizio dell'avventura.</w:t>
+        <w:t xml:space="preserve"> Avvia la partita, portando l'utente al menù di selezione o all'inizio dell'avventura.</w:t>
       </w:r>
     </w:p>
     <w:p>
@@ -3311,7 +3135,7 @@
           <w:noProof/>
         </w:rPr>
         <w:drawing>
-          <wp:inline distT="0" distB="0" distL="0" distR="0" wp14:anchorId="42C4C77F" wp14:editId="3AF81521">
+          <wp:inline distT="0" distB="0" distL="0" distR="0" wp14:anchorId="42C4C77F" wp14:editId="4984BDC7">
             <wp:extent cx="6107430" cy="3439160"/>
             <wp:effectExtent l="0" t="0" r="7620" b="8890"/>
             <wp:docPr id="824049342" name="Immagine 4"/>
@@ -3391,23 +3215,7 @@
         <w:t>1. Team di Sviluppo:</w:t>
       </w:r>
       <w:r>
-        <w:t xml:space="preserve"> Elenca i membri </w:t>
-      </w:r>
-      <w:proofErr w:type="gramStart"/>
-      <w:r>
-        <w:t>del team</w:t>
-      </w:r>
-      <w:proofErr w:type="gramEnd"/>
-      <w:r>
-        <w:t xml:space="preserve"> che hanno lavorato al progetto, definendo i rispettivi ruoli (Project Manager, Technical Artist, Lead </w:t>
-      </w:r>
-      <w:proofErr w:type="spellStart"/>
-      <w:r>
-        <w:t>Programmer</w:t>
-      </w:r>
-      <w:proofErr w:type="spellEnd"/>
-      <w:r>
-        <w:t xml:space="preserve"> e Narrative Designer). </w:t>
+        <w:t xml:space="preserve"> Elenca i membri del team che hanno lavorato al progetto, definendo i rispettivi ruoli (Project Manager, Technical Artist, Lead Programmer e Narrative Designer). </w:t>
       </w:r>
     </w:p>
     <w:p>
@@ -3431,15 +3239,7 @@
         <w:t>3. Indietro:</w:t>
       </w:r>
       <w:r>
-        <w:t xml:space="preserve"> Chiude la schermata dei crediti e riporta l'utente al </w:t>
-      </w:r>
-      <w:proofErr w:type="spellStart"/>
-      <w:r>
-        <w:t>menù</w:t>
-      </w:r>
-      <w:proofErr w:type="spellEnd"/>
-      <w:r>
-        <w:t xml:space="preserve"> principale.</w:t>
+        <w:t xml:space="preserve"> Chiude la schermata dei crediti e riporta l'utente al menù principale.</w:t>
       </w:r>
     </w:p>
     <w:p/>
@@ -3460,7 +3260,7 @@
           <w:noProof/>
         </w:rPr>
         <w:drawing>
-          <wp:inline distT="0" distB="0" distL="0" distR="0" wp14:anchorId="616EF635" wp14:editId="12900AB9">
+          <wp:inline distT="0" distB="0" distL="0" distR="0" wp14:anchorId="616EF635" wp14:editId="36392672">
             <wp:extent cx="6107430" cy="3439160"/>
             <wp:effectExtent l="0" t="0" r="7620" b="8890"/>
             <wp:docPr id="1288281947" name="Immagine 6"/>
@@ -3593,7 +3393,7 @@
           <w:noProof/>
         </w:rPr>
         <w:drawing>
-          <wp:inline distT="0" distB="0" distL="0" distR="0" wp14:anchorId="465EB151" wp14:editId="53738A5E">
+          <wp:inline distT="0" distB="0" distL="0" distR="0" wp14:anchorId="465EB151" wp14:editId="43C34BA1">
             <wp:extent cx="6107430" cy="3439160"/>
             <wp:effectExtent l="0" t="0" r="7620" b="8890"/>
             <wp:docPr id="43522736" name="Immagine 5"/>
@@ -3672,18 +3472,10 @@
         <w:t>premuto il bottone “inizia</w:t>
       </w:r>
       <w:r>
-        <w:t xml:space="preserve"> </w:t>
-      </w:r>
-      <w:proofErr w:type="gramStart"/>
-      <w:r>
-        <w:t>esplorazione</w:t>
-      </w:r>
-      <w:r>
-        <w:t>”(</w:t>
-      </w:r>
-      <w:proofErr w:type="gramEnd"/>
-      <w:r>
-        <w:t xml:space="preserve">immagine </w:t>
+        <w:t xml:space="preserve"> esplorazione</w:t>
+      </w:r>
+      <w:r>
+        <w:t xml:space="preserve">”(immagine </w:t>
       </w:r>
       <w:r>
         <w:t>6</w:t>
@@ -3720,7 +3512,10 @@
         <w:t>2. Barra dell'Esperienza (XP):</w:t>
       </w:r>
       <w:r>
-        <w:t xml:space="preserve"> Mostra i progressi attuali. Si riempie man mano che si completano obiettivi o si avanza nell'avventura. </w:t>
+        <w:t xml:space="preserve"> Mostra i progressi attuali. Si riempie man mano che si completano </w:t>
+      </w:r>
+      <w:r>
+        <w:t>i minigiochi.</w:t>
       </w:r>
     </w:p>
     <w:p>
@@ -3786,7 +3581,7 @@
           <w:noProof/>
         </w:rPr>
         <w:drawing>
-          <wp:inline distT="0" distB="0" distL="0" distR="0" wp14:anchorId="2BF9E2D2" wp14:editId="3249C767">
+          <wp:inline distT="0" distB="0" distL="0" distR="0" wp14:anchorId="2BF9E2D2" wp14:editId="52F2B2D4">
             <wp:extent cx="6107430" cy="3439160"/>
             <wp:effectExtent l="0" t="0" r="7620" b="8890"/>
             <wp:docPr id="420574729" name="Immagine 7"/>
@@ -3922,7 +3717,7 @@
           <w:noProof/>
         </w:rPr>
         <w:drawing>
-          <wp:inline distT="0" distB="0" distL="0" distR="0" wp14:anchorId="733879C0" wp14:editId="29300558">
+          <wp:inline distT="0" distB="0" distL="0" distR="0" wp14:anchorId="733879C0" wp14:editId="36937B6C">
             <wp:extent cx="6107430" cy="3439160"/>
             <wp:effectExtent l="0" t="0" r="7620" b="8890"/>
             <wp:docPr id="223770139" name="Immagine 8"/>
@@ -4056,7 +3851,7 @@
           <w:noProof/>
         </w:rPr>
         <w:drawing>
-          <wp:inline distT="0" distB="0" distL="0" distR="0" wp14:anchorId="63E16D9F" wp14:editId="5904D36E">
+          <wp:inline distT="0" distB="0" distL="0" distR="0" wp14:anchorId="63E16D9F" wp14:editId="3FAEF901">
             <wp:extent cx="6107430" cy="3439160"/>
             <wp:effectExtent l="0" t="0" r="7620" b="8890"/>
             <wp:docPr id="1185107178" name="Immagine 5"/>
@@ -4165,7 +3960,7 @@
           <w:noProof/>
         </w:rPr>
         <w:drawing>
-          <wp:inline distT="0" distB="0" distL="0" distR="0" wp14:anchorId="76BD23D3" wp14:editId="550918AF">
+          <wp:inline distT="0" distB="0" distL="0" distR="0" wp14:anchorId="76BD23D3" wp14:editId="656DC86D">
             <wp:extent cx="6107430" cy="3439160"/>
             <wp:effectExtent l="0" t="0" r="7620" b="8890"/>
             <wp:docPr id="462630522" name="Immagine 3"/>
@@ -4267,21 +4062,7 @@
           <w:rStyle w:val="Titolo2Carattere"/>
         </w:rPr>
         <w:lastRenderedPageBreak/>
-        <w:t xml:space="preserve">Dialogo </w:t>
-      </w:r>
-      <w:proofErr w:type="spellStart"/>
-      <w:r>
-        <w:rPr>
-          <w:rStyle w:val="Titolo2Carattere"/>
-        </w:rPr>
-        <w:t>pre</w:t>
-      </w:r>
-      <w:proofErr w:type="spellEnd"/>
-      <w:r>
-        <w:rPr>
-          <w:rStyle w:val="Titolo2Carattere"/>
-        </w:rPr>
-        <w:t>-minigioco</w:t>
+        <w:t>Dialogo pre-minigioco</w:t>
       </w:r>
       <w:bookmarkEnd w:id="18"/>
       <w:r>
@@ -4419,15 +4200,7 @@
         <w:t xml:space="preserve">Dialogo: </w:t>
       </w:r>
       <w:r>
-        <w:t xml:space="preserve">trascrizione testuale del dialogo con </w:t>
-      </w:r>
-      <w:proofErr w:type="spellStart"/>
-      <w:r>
-        <w:t>portrait</w:t>
-      </w:r>
-      <w:proofErr w:type="spellEnd"/>
-      <w:r>
-        <w:t xml:space="preserve"> dell’NPC;</w:t>
+        <w:t>trascrizione testuale del dialogo con portrait dell’NPC;</w:t>
       </w:r>
     </w:p>
     <w:p>
@@ -4796,11 +4569,9 @@
     <w:r>
       <w:fldChar w:fldCharType="end"/>
     </w:r>
-    <w:proofErr w:type="spellStart"/>
     <w:r>
       <w:t>BariGO</w:t>
     </w:r>
-    <w:proofErr w:type="spellEnd"/>
     <w:r>
       <w:t xml:space="preserve"> – PPM </w:t>
     </w:r>
@@ -4898,14 +4669,12 @@
                               <w:rFonts w:ascii="Garamond" w:hAnsi="Garamond"/>
                             </w:rPr>
                           </w:pPr>
-                          <w:proofErr w:type="spellStart"/>
                           <w:r>
                             <w:rPr>
                               <w:rFonts w:ascii="Garamond" w:hAnsi="Garamond"/>
                             </w:rPr>
                             <w:t>CdS</w:t>
                           </w:r>
-                          <w:proofErr w:type="spellEnd"/>
                           <w:r>
                             <w:rPr>
                               <w:rFonts w:ascii="Garamond" w:hAnsi="Garamond"/>
@@ -4987,14 +4756,12 @@
                         <w:rFonts w:ascii="Garamond" w:hAnsi="Garamond"/>
                       </w:rPr>
                     </w:pPr>
-                    <w:proofErr w:type="spellStart"/>
                     <w:r>
                       <w:rPr>
                         <w:rFonts w:ascii="Garamond" w:hAnsi="Garamond"/>
                       </w:rPr>
                       <w:t>CdS</w:t>
                     </w:r>
-                    <w:proofErr w:type="spellEnd"/>
                     <w:r>
                       <w:rPr>
                         <w:rFonts w:ascii="Garamond" w:hAnsi="Garamond"/>
@@ -7713,6 +7480,7 @@
   <w:style w:type="character" w:default="1" w:styleId="Carpredefinitoparagrafo">
     <w:name w:val="Default Paragraph Font"/>
     <w:uiPriority w:val="1"/>
+    <w:semiHidden/>
     <w:unhideWhenUsed/>
   </w:style>
   <w:style w:type="table" w:default="1" w:styleId="Tabellanormale">

--- a/doc/Manuele Utente.docx
+++ b/doc/Manuele Utente.docx
@@ -192,6 +192,22 @@
                               <w:t>Armando Franchini</w:t>
                             </w:r>
                           </w:p>
+                          <w:p>
+                            <w:pPr>
+                              <w:jc w:val="center"/>
+                            </w:pPr>
+                          </w:p>
+                          <w:p>
+                            <w:pPr>
+                              <w:jc w:val="center"/>
+                              <w:rPr>
+                                <w:lang w:val="en-GB"/>
+                              </w:rPr>
+                            </w:pPr>
+                            <w:r>
+                              <w:t xml:space="preserve">Link </w:t>
+                            </w:r>
+                          </w:p>
                         </w:txbxContent>
                       </wps:txbx>
                       <wps:bodyPr rot="0" spcFirstLastPara="0" vertOverflow="overflow" horzOverflow="overflow" vert="horz" wrap="square" lIns="91440" tIns="45720" rIns="91440" bIns="45720" numCol="1" spcCol="0" rtlCol="0" fromWordArt="0" anchor="t" anchorCtr="0" forceAA="0" compatLnSpc="1">
@@ -318,6 +334,22 @@
                         <w:t>Armando Franchini</w:t>
                       </w:r>
                     </w:p>
+                    <w:p>
+                      <w:pPr>
+                        <w:jc w:val="center"/>
+                      </w:pPr>
+                    </w:p>
+                    <w:p>
+                      <w:pPr>
+                        <w:jc w:val="center"/>
+                        <w:rPr>
+                          <w:lang w:val="en-GB"/>
+                        </w:rPr>
+                      </w:pPr>
+                      <w:r>
+                        <w:t xml:space="preserve">Link </w:t>
+                      </w:r>
+                    </w:p>
                   </w:txbxContent>
                 </v:textbox>
                 <w10:wrap anchorx="margin"/>
@@ -2035,6 +2067,13 @@
       <w:r>
         <w:t>tramite minigiochi a tema.</w:t>
       </w:r>
+    </w:p>
+    <w:p>
+      <w:pPr>
+        <w:rPr>
+          <w:lang w:val="en-GB"/>
+        </w:rPr>
+      </w:pPr>
     </w:p>
     <w:p/>
     <w:p>
@@ -2525,13 +2564,23 @@
     </w:p>
     <w:p>
       <w:pPr>
-        <w:rPr>
-          <w:rFonts w:eastAsiaTheme="majorEastAsia" w:cstheme="majorBidi"/>
-          <w:color w:val="2F5496" w:themeColor="accent1" w:themeShade="BF"/>
-          <w:sz w:val="32"/>
-          <w:szCs w:val="26"/>
-        </w:rPr>
-      </w:pPr>
+        <w:pStyle w:val="Titolo2"/>
+      </w:pPr>
+      <w:r>
+        <w:t>Link di Gioco</w:t>
+      </w:r>
+    </w:p>
+    <w:p>
+      <w:hyperlink r:id="rId8" w:history="1">
+        <w:r>
+          <w:rPr>
+            <w:rStyle w:val="Collegamentoipertestuale"/>
+          </w:rPr>
+          <w:t>https://ugiov.itch.io/barigo</w:t>
+        </w:r>
+      </w:hyperlink>
+    </w:p>
+    <w:p>
       <w:r>
         <w:br w:type="page"/>
       </w:r>
@@ -2543,10 +2592,7 @@
       <w:bookmarkStart w:id="6" w:name="_Toc233116202"/>
       <w:r>
         <w:lastRenderedPageBreak/>
-        <w:t>Estrazione</w:t>
-      </w:r>
-      <w:r>
-        <w:t xml:space="preserve"> e Avvio del G</w:t>
+        <w:t>Avvio del G</w:t>
       </w:r>
       <w:r>
         <w:t>ioco</w:t>
@@ -2554,25 +2600,12 @@
       <w:bookmarkEnd w:id="6"/>
     </w:p>
     <w:p>
-      <w:pPr>
-        <w:pStyle w:val="Titolo2"/>
-      </w:pPr>
-      <w:bookmarkStart w:id="7" w:name="_Toc233116203"/>
-      <w:r>
-        <w:t>Estrazione</w:t>
-      </w:r>
-      <w:bookmarkEnd w:id="7"/>
-    </w:p>
-    <w:p>
-      <w:r>
-        <w:rPr>
-          <w:noProof/>
-        </w:rPr>
+      <w:r>
         <w:drawing>
-          <wp:inline distT="0" distB="0" distL="0" distR="0" wp14:anchorId="1D1C4AB5" wp14:editId="455C44BD">
-            <wp:extent cx="4476750" cy="5076825"/>
-            <wp:effectExtent l="0" t="0" r="0" b="9525"/>
-            <wp:docPr id="1371829823" name="Immagine 3"/>
+          <wp:inline distT="0" distB="0" distL="0" distR="0" wp14:anchorId="6BB0BBE6" wp14:editId="762554D9">
+            <wp:extent cx="6039693" cy="1086002"/>
+            <wp:effectExtent l="0" t="0" r="0" b="0"/>
+            <wp:docPr id="121166227" name="Immagine 1"/>
             <wp:cNvGraphicFramePr>
               <a:graphicFrameLocks xmlns:a="http://schemas.openxmlformats.org/drawingml/2006/main" noChangeAspect="1"/>
             </wp:cNvGraphicFramePr>
@@ -2580,36 +2613,23 @@
               <a:graphicData uri="http://schemas.openxmlformats.org/drawingml/2006/picture">
                 <pic:pic xmlns:pic="http://schemas.openxmlformats.org/drawingml/2006/picture">
                   <pic:nvPicPr>
-                    <pic:cNvPr id="0" name="Picture 1"/>
-                    <pic:cNvPicPr>
-                      <a:picLocks noChangeAspect="1" noChangeArrowheads="1"/>
-                    </pic:cNvPicPr>
+                    <pic:cNvPr id="121166227" name=""/>
+                    <pic:cNvPicPr/>
                   </pic:nvPicPr>
                   <pic:blipFill>
-                    <a:blip r:embed="rId8">
-                      <a:extLst>
-                        <a:ext uri="{28A0092B-C50C-407E-A947-70E740481C1C}">
-                          <a14:useLocalDpi xmlns:a14="http://schemas.microsoft.com/office/drawing/2010/main" val="0"/>
-                        </a:ext>
-                      </a:extLst>
-                    </a:blip>
-                    <a:srcRect/>
+                    <a:blip r:embed="rId9"/>
                     <a:stretch>
                       <a:fillRect/>
                     </a:stretch>
                   </pic:blipFill>
-                  <pic:spPr bwMode="auto">
+                  <pic:spPr>
                     <a:xfrm>
                       <a:off x="0" y="0"/>
-                      <a:ext cx="4476750" cy="5076825"/>
+                      <a:ext cx="6039693" cy="1086002"/>
                     </a:xfrm>
                     <a:prstGeom prst="rect">
                       <a:avLst/>
                     </a:prstGeom>
-                    <a:noFill/>
-                    <a:ln>
-                      <a:noFill/>
-                    </a:ln>
                   </pic:spPr>
                 </pic:pic>
               </a:graphicData>
@@ -2630,136 +2650,47 @@
           <w:sz w:val="18"/>
           <w:szCs w:val="18"/>
         </w:rPr>
-        <w:t>Immagine 1</w:t>
-      </w:r>
-    </w:p>
-    <w:p>
-      <w:r>
-        <w:t xml:space="preserve">Per </w:t>
-      </w:r>
-      <w:r>
-        <w:t xml:space="preserve">poter </w:t>
-      </w:r>
-      <w:r>
-        <w:t>avviare il gioco, estrarre il contenuto del file compresso "BariGO.zip" in una cartella di destinazione a scelta.</w:t>
-      </w:r>
-    </w:p>
-    <w:p>
-      <w:r>
-        <w:br w:type="page"/>
-      </w:r>
-    </w:p>
-    <w:p>
-      <w:pPr>
-        <w:pStyle w:val="Titolo2"/>
-      </w:pPr>
-      <w:bookmarkStart w:id="8" w:name="_Toc233116204"/>
-      <w:r>
-        <w:lastRenderedPageBreak/>
-        <w:t>Avvio del Gioco</w:t>
-      </w:r>
-      <w:bookmarkEnd w:id="8"/>
-    </w:p>
-    <w:p>
-      <w:r>
-        <w:rPr>
-          <w:noProof/>
-        </w:rPr>
-        <w:drawing>
-          <wp:inline distT="0" distB="0" distL="0" distR="0" wp14:anchorId="6DCE831C" wp14:editId="60AA5523">
-            <wp:extent cx="6096000" cy="1304925"/>
-            <wp:effectExtent l="0" t="0" r="0" b="9525"/>
-            <wp:docPr id="942647358" name="Immagine 5"/>
-            <wp:cNvGraphicFramePr>
-              <a:graphicFrameLocks xmlns:a="http://schemas.openxmlformats.org/drawingml/2006/main" noChangeAspect="1"/>
-            </wp:cNvGraphicFramePr>
-            <a:graphic xmlns:a="http://schemas.openxmlformats.org/drawingml/2006/main">
-              <a:graphicData uri="http://schemas.openxmlformats.org/drawingml/2006/picture">
-                <pic:pic xmlns:pic="http://schemas.openxmlformats.org/drawingml/2006/picture">
-                  <pic:nvPicPr>
-                    <pic:cNvPr id="0" name="Picture 3"/>
-                    <pic:cNvPicPr>
-                      <a:picLocks noChangeAspect="1" noChangeArrowheads="1"/>
-                    </pic:cNvPicPr>
-                  </pic:nvPicPr>
-                  <pic:blipFill>
-                    <a:blip r:embed="rId9">
-                      <a:extLst>
-                        <a:ext uri="{28A0092B-C50C-407E-A947-70E740481C1C}">
-                          <a14:useLocalDpi xmlns:a14="http://schemas.microsoft.com/office/drawing/2010/main" val="0"/>
-                        </a:ext>
-                      </a:extLst>
-                    </a:blip>
-                    <a:srcRect/>
-                    <a:stretch>
-                      <a:fillRect/>
-                    </a:stretch>
-                  </pic:blipFill>
-                  <pic:spPr bwMode="auto">
-                    <a:xfrm>
-                      <a:off x="0" y="0"/>
-                      <a:ext cx="6096000" cy="1304925"/>
-                    </a:xfrm>
-                    <a:prstGeom prst="rect">
-                      <a:avLst/>
-                    </a:prstGeom>
-                    <a:noFill/>
-                    <a:ln>
-                      <a:noFill/>
-                    </a:ln>
-                  </pic:spPr>
-                </pic:pic>
-              </a:graphicData>
-            </a:graphic>
-          </wp:inline>
-        </w:drawing>
-      </w:r>
-    </w:p>
-    <w:p>
-      <w:pPr>
+        <w:t xml:space="preserve">Immagine </w:t>
+      </w:r>
+      <w:r>
         <w:rPr>
           <w:sz w:val="18"/>
           <w:szCs w:val="18"/>
         </w:rPr>
-      </w:pPr>
-      <w:r>
+        <w:t>1</w:t>
+      </w:r>
+    </w:p>
+    <w:p>
+      <w:pPr>
         <w:rPr>
           <w:sz w:val="18"/>
           <w:szCs w:val="18"/>
         </w:rPr>
-        <w:t xml:space="preserve">Immagine </w:t>
-      </w:r>
-      <w:r>
-        <w:rPr>
-          <w:sz w:val="18"/>
-          <w:szCs w:val="18"/>
-        </w:rPr>
-        <w:t>2</w:t>
-      </w:r>
-    </w:p>
-    <w:p>
-      <w:pPr>
-        <w:rPr>
-          <w:sz w:val="18"/>
-          <w:szCs w:val="18"/>
-        </w:rPr>
-      </w:pPr>
-    </w:p>
-    <w:p>
-      <w:r>
-        <w:t>Una volta estratto il pacchetto, fare doppio clic sull'icona "BariG</w:t>
+      </w:pPr>
+    </w:p>
+    <w:p>
+      <w:r>
+        <w:t>Per poter avviare il gioco</w:t>
+      </w:r>
+      <w:r>
+        <w:t>, fare doppio clic sull'icona "BariG</w:t>
       </w:r>
       <w:r>
         <w:t>o</w:t>
       </w:r>
       <w:r>
-        <w:t>" all'interno della cartella</w:t>
-      </w:r>
-      <w:r>
-        <w:t>,</w:t>
-      </w:r>
-      <w:r>
-        <w:t xml:space="preserve"> per avviare il gioco.</w:t>
+        <w:t>" all'interno della cartella.</w:t>
+      </w:r>
+    </w:p>
+    <w:p>
+      <w:r>
+        <w:t xml:space="preserve">In alternativa è possibile giocare il </w:t>
+      </w:r>
+      <w:r>
+        <w:t>titolo</w:t>
+      </w:r>
+      <w:r>
+        <w:t xml:space="preserve"> tramite browser usando il link riportato precedentemente.</w:t>
       </w:r>
       <w:r>
         <w:br w:type="page"/>
@@ -2769,12 +2700,12 @@
       <w:pPr>
         <w:pStyle w:val="Titolo1"/>
       </w:pPr>
-      <w:bookmarkStart w:id="9" w:name="_Toc233116205"/>
+      <w:bookmarkStart w:id="7" w:name="_Toc233116205"/>
       <w:r>
         <w:lastRenderedPageBreak/>
         <w:t>Schermate di Gioco</w:t>
       </w:r>
-      <w:bookmarkEnd w:id="9"/>
+      <w:bookmarkEnd w:id="7"/>
     </w:p>
     <w:p>
       <w:pPr>
@@ -2806,7 +2737,7 @@
           <w:noProof/>
         </w:rPr>
         <w:drawing>
-          <wp:inline distT="0" distB="0" distL="0" distR="0" wp14:anchorId="6FD59B11" wp14:editId="04715762">
+          <wp:inline distT="0" distB="0" distL="0" distR="0" wp14:anchorId="6FD59B11" wp14:editId="6B1B8971">
             <wp:extent cx="6107430" cy="3439160"/>
             <wp:effectExtent l="0" t="0" r="7620" b="8890"/>
             <wp:docPr id="1546767443" name="Immagine 3"/>
@@ -2979,12 +2910,12 @@
       <w:pPr>
         <w:pStyle w:val="Titolo2"/>
       </w:pPr>
-      <w:bookmarkStart w:id="10" w:name="_Toc233116206"/>
+      <w:bookmarkStart w:id="8" w:name="_Toc233116206"/>
       <w:r>
         <w:lastRenderedPageBreak/>
         <w:t>Schermata opzioni</w:t>
       </w:r>
-      <w:bookmarkEnd w:id="10"/>
+      <w:bookmarkEnd w:id="8"/>
     </w:p>
     <w:p>
       <w:r>
@@ -3122,12 +3053,12 @@
       <w:pPr>
         <w:pStyle w:val="Titolo2"/>
       </w:pPr>
-      <w:bookmarkStart w:id="11" w:name="_Toc233116207"/>
+      <w:bookmarkStart w:id="9" w:name="_Toc233116207"/>
       <w:r>
         <w:lastRenderedPageBreak/>
         <w:t>Schermata Crediti</w:t>
       </w:r>
-      <w:bookmarkEnd w:id="11"/>
+      <w:bookmarkEnd w:id="9"/>
     </w:p>
     <w:p>
       <w:r>
@@ -3135,7 +3066,7 @@
           <w:noProof/>
         </w:rPr>
         <w:drawing>
-          <wp:inline distT="0" distB="0" distL="0" distR="0" wp14:anchorId="42C4C77F" wp14:editId="4984BDC7">
+          <wp:inline distT="0" distB="0" distL="0" distR="0" wp14:anchorId="42C4C77F" wp14:editId="2B7964C4">
             <wp:extent cx="6107430" cy="3439160"/>
             <wp:effectExtent l="0" t="0" r="7620" b="8890"/>
             <wp:docPr id="824049342" name="Immagine 4"/>
@@ -3247,12 +3178,12 @@
       <w:pPr>
         <w:pStyle w:val="Titolo2"/>
       </w:pPr>
-      <w:bookmarkStart w:id="12" w:name="_Toc233116208"/>
+      <w:bookmarkStart w:id="10" w:name="_Toc233116208"/>
       <w:r>
         <w:lastRenderedPageBreak/>
         <w:t>Schermata Informazioni</w:t>
       </w:r>
-      <w:bookmarkEnd w:id="12"/>
+      <w:bookmarkEnd w:id="10"/>
     </w:p>
     <w:p>
       <w:r>
@@ -3260,7 +3191,7 @@
           <w:noProof/>
         </w:rPr>
         <w:drawing>
-          <wp:inline distT="0" distB="0" distL="0" distR="0" wp14:anchorId="616EF635" wp14:editId="36392672">
+          <wp:inline distT="0" distB="0" distL="0" distR="0" wp14:anchorId="616EF635" wp14:editId="3E1AF6C3">
             <wp:extent cx="6107430" cy="3439160"/>
             <wp:effectExtent l="0" t="0" r="7620" b="8890"/>
             <wp:docPr id="1288281947" name="Immagine 6"/>
@@ -3380,12 +3311,12 @@
       <w:pPr>
         <w:pStyle w:val="Titolo2"/>
       </w:pPr>
-      <w:bookmarkStart w:id="13" w:name="_Toc233116209"/>
+      <w:bookmarkStart w:id="11" w:name="_Toc233116209"/>
       <w:r>
         <w:lastRenderedPageBreak/>
         <w:t>Schermata esplorazione</w:t>
       </w:r>
-      <w:bookmarkEnd w:id="13"/>
+      <w:bookmarkEnd w:id="11"/>
     </w:p>
     <w:p>
       <w:r>
@@ -3393,7 +3324,7 @@
           <w:noProof/>
         </w:rPr>
         <w:drawing>
-          <wp:inline distT="0" distB="0" distL="0" distR="0" wp14:anchorId="465EB151" wp14:editId="43C34BA1">
+          <wp:inline distT="0" distB="0" distL="0" distR="0" wp14:anchorId="465EB151" wp14:editId="4CB45B2F">
             <wp:extent cx="6107430" cy="3439160"/>
             <wp:effectExtent l="0" t="0" r="7620" b="8890"/>
             <wp:docPr id="43522736" name="Immagine 5"/>
@@ -3568,12 +3499,12 @@
       <w:pPr>
         <w:pStyle w:val="Titolo2"/>
       </w:pPr>
-      <w:bookmarkStart w:id="14" w:name="_Toc233116210"/>
+      <w:bookmarkStart w:id="12" w:name="_Toc233116210"/>
       <w:r>
         <w:lastRenderedPageBreak/>
         <w:t>Menù Pausa</w:t>
       </w:r>
-      <w:bookmarkEnd w:id="14"/>
+      <w:bookmarkEnd w:id="12"/>
     </w:p>
     <w:p>
       <w:r>
@@ -3581,7 +3512,7 @@
           <w:noProof/>
         </w:rPr>
         <w:drawing>
-          <wp:inline distT="0" distB="0" distL="0" distR="0" wp14:anchorId="2BF9E2D2" wp14:editId="52F2B2D4">
+          <wp:inline distT="0" distB="0" distL="0" distR="0" wp14:anchorId="2BF9E2D2" wp14:editId="07651A73">
             <wp:extent cx="6107430" cy="3439160"/>
             <wp:effectExtent l="0" t="0" r="7620" b="8890"/>
             <wp:docPr id="420574729" name="Immagine 7"/>
@@ -3701,7 +3632,7 @@
       <w:pPr>
         <w:pStyle w:val="Titolo2"/>
       </w:pPr>
-      <w:bookmarkStart w:id="15" w:name="_Toc233116211"/>
+      <w:bookmarkStart w:id="13" w:name="_Toc233116211"/>
       <w:r>
         <w:lastRenderedPageBreak/>
         <w:t>Schermata Opzioni</w:t>
@@ -3709,7 +3640,7 @@
       <w:r>
         <w:t xml:space="preserve"> in gioco</w:t>
       </w:r>
-      <w:bookmarkEnd w:id="15"/>
+      <w:bookmarkEnd w:id="13"/>
     </w:p>
     <w:p>
       <w:r>
@@ -3717,7 +3648,7 @@
           <w:noProof/>
         </w:rPr>
         <w:drawing>
-          <wp:inline distT="0" distB="0" distL="0" distR="0" wp14:anchorId="733879C0" wp14:editId="36937B6C">
+          <wp:inline distT="0" distB="0" distL="0" distR="0" wp14:anchorId="733879C0" wp14:editId="420CFD7A">
             <wp:extent cx="6107430" cy="3439160"/>
             <wp:effectExtent l="0" t="0" r="7620" b="8890"/>
             <wp:docPr id="223770139" name="Immagine 8"/>
@@ -3838,12 +3769,12 @@
       <w:pPr>
         <w:pStyle w:val="Titolo2"/>
       </w:pPr>
-      <w:bookmarkStart w:id="16" w:name="_Toc233116212"/>
+      <w:bookmarkStart w:id="14" w:name="_Toc233116212"/>
       <w:r>
         <w:lastRenderedPageBreak/>
         <w:t>Schermata Taccuino</w:t>
       </w:r>
-      <w:bookmarkEnd w:id="16"/>
+      <w:bookmarkEnd w:id="14"/>
     </w:p>
     <w:p>
       <w:r>
@@ -3851,7 +3782,7 @@
           <w:noProof/>
         </w:rPr>
         <w:drawing>
-          <wp:inline distT="0" distB="0" distL="0" distR="0" wp14:anchorId="63E16D9F" wp14:editId="3FAEF901">
+          <wp:inline distT="0" distB="0" distL="0" distR="0" wp14:anchorId="63E16D9F" wp14:editId="1B706630">
             <wp:extent cx="6107430" cy="3439160"/>
             <wp:effectExtent l="0" t="0" r="7620" b="8890"/>
             <wp:docPr id="1185107178" name="Immagine 5"/>
@@ -3947,12 +3878,12 @@
       <w:pPr>
         <w:pStyle w:val="Titolo2"/>
       </w:pPr>
-      <w:bookmarkStart w:id="17" w:name="_Toc233116213"/>
+      <w:bookmarkStart w:id="15" w:name="_Toc233116213"/>
       <w:r>
         <w:lastRenderedPageBreak/>
         <w:t>Schermata Indicazioni</w:t>
       </w:r>
-      <w:bookmarkEnd w:id="17"/>
+      <w:bookmarkEnd w:id="15"/>
     </w:p>
     <w:p>
       <w:r>
@@ -3960,7 +3891,7 @@
           <w:noProof/>
         </w:rPr>
         <w:drawing>
-          <wp:inline distT="0" distB="0" distL="0" distR="0" wp14:anchorId="76BD23D3" wp14:editId="656DC86D">
+          <wp:inline distT="0" distB="0" distL="0" distR="0" wp14:anchorId="76BD23D3" wp14:editId="5C6EA302">
             <wp:extent cx="6107430" cy="3439160"/>
             <wp:effectExtent l="0" t="0" r="7620" b="8890"/>
             <wp:docPr id="462630522" name="Immagine 3"/>
@@ -4056,7 +3987,7 @@
     <w:p/>
     <w:p/>
     <w:p>
-      <w:bookmarkStart w:id="18" w:name="_Toc233116214"/>
+      <w:bookmarkStart w:id="16" w:name="_Toc233116214"/>
       <w:r>
         <w:rPr>
           <w:rStyle w:val="Titolo2Carattere"/>
@@ -4064,7 +3995,7 @@
         <w:lastRenderedPageBreak/>
         <w:t>Dialogo pre-minigioco</w:t>
       </w:r>
-      <w:bookmarkEnd w:id="18"/>
+      <w:bookmarkEnd w:id="16"/>
       <w:r>
         <w:rPr>
           <w:noProof/>
@@ -4223,12 +4154,12 @@
       <w:pPr>
         <w:pStyle w:val="Titolo2"/>
       </w:pPr>
-      <w:bookmarkStart w:id="19" w:name="_Toc233116215"/>
+      <w:bookmarkStart w:id="17" w:name="_Toc233116215"/>
       <w:r>
         <w:lastRenderedPageBreak/>
         <w:t>Minigioco</w:t>
       </w:r>
-      <w:bookmarkEnd w:id="19"/>
+      <w:bookmarkEnd w:id="17"/>
     </w:p>
     <w:p>
       <w:r>
@@ -4387,11 +4318,11 @@
       <w:pPr>
         <w:pStyle w:val="Titolo1"/>
       </w:pPr>
-      <w:bookmarkStart w:id="20" w:name="_Toc233116216"/>
+      <w:bookmarkStart w:id="18" w:name="_Toc233116216"/>
       <w:r>
         <w:t>Riconoscimenti</w:t>
       </w:r>
-      <w:bookmarkEnd w:id="20"/>
+      <w:bookmarkEnd w:id="18"/>
     </w:p>
     <w:p>
       <w:r>
@@ -7775,6 +7706,18 @@
       <w:lang w:eastAsia="it-IT"/>
     </w:rPr>
   </w:style>
+  <w:style w:type="character" w:styleId="Menzionenonrisolta">
+    <w:name w:val="Unresolved Mention"/>
+    <w:basedOn w:val="Carpredefinitoparagrafo"/>
+    <w:uiPriority w:val="99"/>
+    <w:semiHidden/>
+    <w:unhideWhenUsed/>
+    <w:rsid w:val="00D45406"/>
+    <w:rPr>
+      <w:color w:val="605E5C"/>
+      <w:shd w:val="clear" w:color="auto" w:fill="E1DFDD"/>
+    </w:rPr>
+  </w:style>
 </w:styles>
 </file>
 
